--- a/Assignment_4/Assignment_4.docx
+++ b/Assignment_4/Assignment_4.docx
@@ -1,69 +1,112 @@
 
 <file path=word/document.xml><?xml version="1.0" encoding="utf-8"?>
-<w:document xmlns:mc="http://schemas.openxmlformats.org/markup-compatibility/2006" xmlns:o="urn:schemas-microsoft-com:office:office" xmlns:r="http://schemas.openxmlformats.org/officeDocument/2006/relationships" xmlns:m="http://schemas.openxmlformats.org/officeDocument/2006/math" xmlns:v="urn:schemas-microsoft-com:vml" xmlns:wp="http://schemas.openxmlformats.org/drawingml/2006/wordprocessingDrawing" xmlns:w10="urn:schemas-microsoft-com:office:word" xmlns:w="http://schemas.openxmlformats.org/wordprocessingml/2006/main" xmlns:wne="http://schemas.microsoft.com/office/word/2006/wordml" xmlns:sl="http://schemas.openxmlformats.org/schemaLibrary/2006/main" xmlns:a="http://schemas.openxmlformats.org/drawingml/2006/main" xmlns:pic="http://schemas.openxmlformats.org/drawingml/2006/picture" xmlns:c="http://schemas.openxmlformats.org/drawingml/2006/chart" xmlns:lc="http://schemas.openxmlformats.org/drawingml/2006/lockedCanvas" xmlns:dgm="http://schemas.openxmlformats.org/drawingml/2006/diagram" xmlns:wps="http://schemas.microsoft.com/office/word/2010/wordprocessingShape" xmlns:wpg="http://schemas.microsoft.com/office/word/2010/wordprocessingGroup" xmlns:w14="http://schemas.microsoft.com/office/word/2010/wordml" xmlns:w15="http://schemas.microsoft.com/office/word/2012/wordml" xmlns:w16="http://schemas.microsoft.com/office/word/2018/wordml" xmlns:w16cex="http://schemas.microsoft.com/office/word/2018/wordml/cex" xmlns:w16cid="http://schemas.microsoft.com/office/word/2016/wordml/cid" xmlns="http://schemas.microsoft.com/office/tasks/2019/documenttasks" xmlns:cr="http://schemas.microsoft.com/office/comments/2020/reactions">
+<w:document xmlns:wpc="http://schemas.microsoft.com/office/word/2010/wordprocessingCanvas" xmlns:cx="http://schemas.microsoft.com/office/drawing/2014/chartex" xmlns:cx1="http://schemas.microsoft.com/office/drawing/2015/9/8/chartex" xmlns:cx2="http://schemas.microsoft.com/office/drawing/2015/10/21/chartex" xmlns:cx3="http://schemas.microsoft.com/office/drawing/2016/5/9/chartex" xmlns:cx4="http://schemas.microsoft.com/office/drawing/2016/5/10/chartex" xmlns:cx5="http://schemas.microsoft.com/office/drawing/2016/5/11/chartex" xmlns:cx6="http://schemas.microsoft.com/office/drawing/2016/5/12/chartex" xmlns:cx7="http://schemas.microsoft.com/office/drawing/2016/5/13/chartex" xmlns:cx8="http://schemas.microsoft.com/office/drawing/2016/5/14/chartex" xmlns:mc="http://schemas.openxmlformats.org/markup-compatibility/2006" xmlns:aink="http://schemas.microsoft.com/office/drawing/2016/ink" xmlns:am3d="http://schemas.microsoft.com/office/drawing/2017/model3d" xmlns:o="urn:schemas-microsoft-com:office:office" xmlns:oel="http://schemas.microsoft.com/office/2019/extlst" xmlns:r="http://schemas.openxmlformats.org/officeDocument/2006/relationships" xmlns:m="http://schemas.openxmlformats.org/officeDocument/2006/math" xmlns:v="urn:schemas-microsoft-com:vml" xmlns:wp14="http://schemas.microsoft.com/office/word/2010/wordprocessingDrawing" xmlns:wp="http://schemas.openxmlformats.org/drawingml/2006/wordprocessingDrawing" xmlns:w10="urn:schemas-microsoft-com:office:word" xmlns:w="http://schemas.openxmlformats.org/wordprocessingml/2006/main" xmlns:w14="http://schemas.microsoft.com/office/word/2010/wordml" xmlns:w15="http://schemas.microsoft.com/office/word/2012/wordml" xmlns:w16cex="http://schemas.microsoft.com/office/word/2018/wordml/cex" xmlns:w16cid="http://schemas.microsoft.com/office/word/2016/wordml/cid" xmlns:w16="http://schemas.microsoft.com/office/word/2018/wordml" xmlns:w16du="http://schemas.microsoft.com/office/word/2023/wordml/word16du" xmlns:w16sdtdh="http://schemas.microsoft.com/office/word/2020/wordml/sdtdatahash" xmlns:w16sdtfl="http://schemas.microsoft.com/office/word/2024/wordml/sdtformatlock" xmlns:w16se="http://schemas.microsoft.com/office/word/2015/wordml/symex" xmlns:wpg="http://schemas.microsoft.com/office/word/2010/wordprocessingGroup" xmlns:wpi="http://schemas.microsoft.com/office/word/2010/wordprocessingInk" xmlns:wne="http://schemas.microsoft.com/office/word/2006/wordml" xmlns:wps="http://schemas.microsoft.com/office/word/2010/wordprocessingShape" mc:Ignorable="w14 w15 w16se w16cid w16 w16cex w16sdtdh w16sdtfl w16du wp14">
   <w:body>
     <w:p>
       <w:pPr>
         <w:pStyle w:val="Heading1"/>
         <w:keepNext w:val="0"/>
         <w:keepLines w:val="0"/>
-        <w:spacing w:before="480" w:lineRule="auto"/>
-        <w:rPr>
-          <w:rFonts w:ascii="Times New Roman" w:cs="Times New Roman" w:eastAsia="Times New Roman" w:hAnsi="Times New Roman"/>
-          <w:b w:val="1"/>
-          <w:bCs w:val="1"/>
+        <w:spacing w:before="480"/>
+        <w:rPr>
+          <w:rFonts w:ascii="Times New Roman" w:eastAsia="Times New Roman" w:hAnsi="Times New Roman" w:cs="Times New Roman"/>
+          <w:b/>
+          <w:bCs/>
           <w:sz w:val="22"/>
           <w:szCs w:val="22"/>
         </w:rPr>
       </w:pPr>
-      <w:bookmarkStart w:colFirst="0" w:colLast="0" w:name="_see8lpdmtq8z" w:id="0"/>
+      <w:bookmarkStart w:id="0" w:name="_see8lpdmtq8z" w:colFirst="0" w:colLast="0"/>
       <w:bookmarkEnd w:id="0"/>
       <w:r>
         <w:rPr>
-          <w:rFonts w:ascii="Times New Roman" w:cs="Times New Roman" w:eastAsia="Times New Roman" w:hAnsi="Times New Roman"/>
-          <w:b w:val="1"/>
-          <w:bCs w:val="1"/>
+          <w:rFonts w:ascii="Times New Roman" w:eastAsia="Times New Roman" w:hAnsi="Times New Roman" w:cs="Times New Roman"/>
+          <w:b/>
+          <w:bCs/>
           <w:sz w:val="22"/>
           <w:szCs w:val="22"/>
-          <w:rtl w:val="0"/>
-        </w:rPr>
-        <w:t xml:space="preserve">Name - Manaswi Shekokar</w:t>
-      </w:r>
-    </w:p>
-    <w:p>
-      <w:pPr>
-        <w:rPr>
-          <w:rFonts w:ascii="Times New Roman" w:cs="Times New Roman" w:eastAsia="Times New Roman" w:hAnsi="Times New Roman"/>
-          <w:b w:val="1"/>
-          <w:bCs w:val="1"/>
-        </w:rPr>
-      </w:pPr>
-      <w:r>
-        <w:rPr>
-          <w:rFonts w:ascii="Times New Roman" w:cs="Times New Roman" w:eastAsia="Times New Roman" w:hAnsi="Times New Roman"/>
-          <w:b w:val="1"/>
-          <w:bCs w:val="1"/>
-          <w:rtl w:val="0"/>
-        </w:rPr>
-        <w:t xml:space="preserve">PRN  - 22310637</w:t>
-      </w:r>
-    </w:p>
-    <w:p>
-      <w:pPr>
-        <w:rPr>
-          <w:rFonts w:ascii="Times New Roman" w:cs="Times New Roman" w:eastAsia="Times New Roman" w:hAnsi="Times New Roman"/>
-          <w:b w:val="1"/>
-          <w:bCs w:val="1"/>
-        </w:rPr>
-      </w:pPr>
-      <w:r>
-        <w:rPr>
-          <w:rFonts w:ascii="Times New Roman" w:cs="Times New Roman" w:eastAsia="Times New Roman" w:hAnsi="Times New Roman"/>
-          <w:b w:val="1"/>
-          <w:bCs w:val="1"/>
-          <w:rtl w:val="0"/>
-        </w:rPr>
-        <w:t xml:space="preserve">Roll No - 382024</w:t>
+        </w:rPr>
+        <w:t xml:space="preserve">Name </w:t>
+      </w:r>
+      <w:r>
+        <w:rPr>
+          <w:rFonts w:ascii="Times New Roman" w:eastAsia="Times New Roman" w:hAnsi="Times New Roman" w:cs="Times New Roman"/>
+          <w:b/>
+          <w:bCs/>
+          <w:sz w:val="22"/>
+          <w:szCs w:val="22"/>
+        </w:rPr>
+        <w:t>–</w:t>
+      </w:r>
+      <w:r>
+        <w:rPr>
+          <w:rFonts w:ascii="Times New Roman" w:eastAsia="Times New Roman" w:hAnsi="Times New Roman" w:cs="Times New Roman"/>
+          <w:b/>
+          <w:bCs/>
+          <w:sz w:val="22"/>
+          <w:szCs w:val="22"/>
+        </w:rPr>
+        <w:t xml:space="preserve"> </w:t>
+      </w:r>
+      <w:r>
+        <w:rPr>
+          <w:rFonts w:ascii="Times New Roman" w:eastAsia="Times New Roman" w:hAnsi="Times New Roman" w:cs="Times New Roman"/>
+          <w:b/>
+          <w:bCs/>
+          <w:sz w:val="22"/>
+          <w:szCs w:val="22"/>
+        </w:rPr>
+        <w:t>Arnav Ashish Gilankar</w:t>
+      </w:r>
+    </w:p>
+    <w:p>
+      <w:pPr>
+        <w:rPr>
+          <w:rFonts w:ascii="Times New Roman" w:eastAsia="Times New Roman" w:hAnsi="Times New Roman" w:cs="Times New Roman"/>
+          <w:b/>
+          <w:bCs/>
+        </w:rPr>
+      </w:pPr>
+      <w:r>
+        <w:rPr>
+          <w:rFonts w:ascii="Times New Roman" w:eastAsia="Times New Roman" w:hAnsi="Times New Roman" w:cs="Times New Roman"/>
+          <w:b/>
+          <w:bCs/>
+        </w:rPr>
+        <w:t xml:space="preserve">PRN  - </w:t>
+      </w:r>
+      <w:r>
+        <w:rPr>
+          <w:rFonts w:ascii="Times New Roman" w:eastAsia="Times New Roman" w:hAnsi="Times New Roman" w:cs="Times New Roman"/>
+          <w:b/>
+          <w:bCs/>
+        </w:rPr>
+        <w:t>22311644</w:t>
+      </w:r>
+    </w:p>
+    <w:p>
+      <w:pPr>
+        <w:rPr>
+          <w:rFonts w:ascii="Times New Roman" w:eastAsia="Times New Roman" w:hAnsi="Times New Roman" w:cs="Times New Roman"/>
+          <w:b/>
+          <w:bCs/>
+        </w:rPr>
+      </w:pPr>
+      <w:r>
+        <w:rPr>
+          <w:rFonts w:ascii="Times New Roman" w:eastAsia="Times New Roman" w:hAnsi="Times New Roman" w:cs="Times New Roman"/>
+          <w:b/>
+          <w:bCs/>
+        </w:rPr>
+        <w:t>Roll No - 3820</w:t>
+      </w:r>
+      <w:r>
+        <w:rPr>
+          <w:rFonts w:ascii="Times New Roman" w:eastAsia="Times New Roman" w:hAnsi="Times New Roman" w:cs="Times New Roman"/>
+          <w:b/>
+          <w:bCs/>
+        </w:rPr>
+        <w:t>52</w:t>
       </w:r>
     </w:p>
     <w:p>
@@ -71,82 +114,76 @@
         <w:pStyle w:val="Heading1"/>
         <w:keepNext w:val="0"/>
         <w:keepLines w:val="0"/>
-        <w:spacing w:before="480" w:lineRule="auto"/>
-        <w:rPr>
-          <w:rFonts w:ascii="Times New Roman" w:cs="Times New Roman" w:eastAsia="Times New Roman" w:hAnsi="Times New Roman"/>
-          <w:b w:val="1"/>
-          <w:bCs w:val="1"/>
+        <w:spacing w:before="480"/>
+        <w:rPr>
+          <w:rFonts w:ascii="Times New Roman" w:eastAsia="Times New Roman" w:hAnsi="Times New Roman" w:cs="Times New Roman"/>
+          <w:b/>
+          <w:bCs/>
           <w:sz w:val="22"/>
           <w:szCs w:val="22"/>
         </w:rPr>
       </w:pPr>
-      <w:bookmarkStart w:colFirst="0" w:colLast="0" w:name="_lnewn6c0l3fs" w:id="1"/>
+      <w:bookmarkStart w:id="1" w:name="_lnewn6c0l3fs" w:colFirst="0" w:colLast="0"/>
       <w:bookmarkEnd w:id="1"/>
       <w:r>
         <w:rPr>
-          <w:rFonts w:ascii="Times New Roman" w:cs="Times New Roman" w:eastAsia="Times New Roman" w:hAnsi="Times New Roman"/>
-          <w:b w:val="1"/>
-          <w:bCs w:val="1"/>
+          <w:rFonts w:ascii="Times New Roman" w:eastAsia="Times New Roman" w:hAnsi="Times New Roman" w:cs="Times New Roman"/>
+          <w:b/>
+          <w:bCs/>
           <w:sz w:val="22"/>
           <w:szCs w:val="22"/>
-          <w:rtl w:val="0"/>
-        </w:rPr>
-        <w:t xml:space="preserve">Named Entity Recognition (NER)</w:t>
-      </w:r>
-    </w:p>
-    <w:p>
-      <w:pPr>
-        <w:spacing w:after="240" w:before="240" w:lineRule="auto"/>
-        <w:rPr>
-          <w:rFonts w:ascii="Times New Roman" w:cs="Times New Roman" w:eastAsia="Times New Roman" w:hAnsi="Times New Roman"/>
-        </w:rPr>
-      </w:pPr>
-      <w:r>
-        <w:rPr>
-          <w:rFonts w:ascii="Times New Roman" w:cs="Times New Roman" w:eastAsia="Times New Roman" w:hAnsi="Times New Roman"/>
-          <w:b w:val="1"/>
-          <w:bCs w:val="1"/>
-          <w:rtl w:val="0"/>
-        </w:rPr>
-        <w:t xml:space="preserve">Named Entity Recognition (NER)</w:t>
-      </w:r>
-      <w:r>
-        <w:rPr>
-          <w:rFonts w:ascii="Times New Roman" w:cs="Times New Roman" w:eastAsia="Times New Roman" w:hAnsi="Times New Roman"/>
-          <w:rtl w:val="0"/>
+        </w:rPr>
+        <w:t>Named Entity Recognition (NER)</w:t>
+      </w:r>
+    </w:p>
+    <w:p>
+      <w:pPr>
+        <w:spacing w:before="240" w:after="240"/>
+        <w:rPr>
+          <w:rFonts w:ascii="Times New Roman" w:eastAsia="Times New Roman" w:hAnsi="Times New Roman" w:cs="Times New Roman"/>
+        </w:rPr>
+      </w:pPr>
+      <w:r>
+        <w:rPr>
+          <w:rFonts w:ascii="Times New Roman" w:eastAsia="Times New Roman" w:hAnsi="Times New Roman" w:cs="Times New Roman"/>
+          <w:b/>
+          <w:bCs/>
+        </w:rPr>
+        <w:t>Named Entity Recognition (NER)</w:t>
+      </w:r>
+      <w:r>
+        <w:rPr>
+          <w:rFonts w:ascii="Times New Roman" w:eastAsia="Times New Roman" w:hAnsi="Times New Roman" w:cs="Times New Roman"/>
         </w:rPr>
         <w:t xml:space="preserve"> is a Natural Language Processing technique used to </w:t>
       </w:r>
       <w:r>
         <w:rPr>
-          <w:rFonts w:ascii="Times New Roman" w:cs="Times New Roman" w:eastAsia="Times New Roman" w:hAnsi="Times New Roman"/>
-          <w:b w:val="1"/>
-          <w:bCs w:val="1"/>
-          <w:rtl w:val="0"/>
-        </w:rPr>
-        <w:t xml:space="preserve">identify and extract important entities from text</w:t>
-      </w:r>
-      <w:r>
-        <w:rPr>
-          <w:rFonts w:ascii="Times New Roman" w:cs="Times New Roman" w:eastAsia="Times New Roman" w:hAnsi="Times New Roman"/>
-          <w:rtl w:val="0"/>
+          <w:rFonts w:ascii="Times New Roman" w:eastAsia="Times New Roman" w:hAnsi="Times New Roman" w:cs="Times New Roman"/>
+          <w:b/>
+          <w:bCs/>
+        </w:rPr>
+        <w:t>identify and extract important entities from text</w:t>
+      </w:r>
+      <w:r>
+        <w:rPr>
+          <w:rFonts w:ascii="Times New Roman" w:eastAsia="Times New Roman" w:hAnsi="Times New Roman" w:cs="Times New Roman"/>
         </w:rPr>
         <w:t xml:space="preserve"> and classify them into predefined categories.</w:t>
       </w:r>
     </w:p>
     <w:p>
       <w:pPr>
-        <w:spacing w:after="240" w:before="240" w:lineRule="auto"/>
-        <w:rPr>
-          <w:rFonts w:ascii="Times New Roman" w:cs="Times New Roman" w:eastAsia="Times New Roman" w:hAnsi="Times New Roman"/>
-        </w:rPr>
-      </w:pPr>
-      <w:r>
-        <w:rPr>
-          <w:rFonts w:ascii="Times New Roman" w:cs="Times New Roman" w:eastAsia="Times New Roman" w:hAnsi="Times New Roman"/>
-          <w:rtl w:val="0"/>
-        </w:rPr>
-        <w:t xml:space="preserve">These entities represent real-world objects such as:</w:t>
+        <w:spacing w:before="240" w:after="240"/>
+        <w:rPr>
+          <w:rFonts w:ascii="Times New Roman" w:eastAsia="Times New Roman" w:hAnsi="Times New Roman" w:cs="Times New Roman"/>
+        </w:rPr>
+      </w:pPr>
+      <w:r>
+        <w:rPr>
+          <w:rFonts w:ascii="Times New Roman" w:eastAsia="Times New Roman" w:hAnsi="Times New Roman" w:cs="Times New Roman"/>
+        </w:rPr>
+        <w:t>These entities represent real-world objects such as:</w:t>
       </w:r>
     </w:p>
     <w:p>
@@ -155,19 +192,22 @@
           <w:ilvl w:val="0"/>
           <w:numId w:val="1"/>
         </w:numPr>
-        <w:spacing w:after="0" w:afterAutospacing="0" w:before="240" w:lineRule="auto"/>
-        <w:ind w:left="720" w:hanging="360"/>
-        <w:rPr>
-          <w:rFonts w:ascii="Times New Roman" w:cs="Times New Roman" w:eastAsia="Times New Roman" w:hAnsi="Times New Roman"/>
-        </w:rPr>
-      </w:pPr>
-      <w:r>
-        <w:rPr>
-          <w:rFonts w:ascii="Times New Roman" w:cs="Times New Roman" w:eastAsia="Times New Roman" w:hAnsi="Times New Roman"/>
-          <w:rtl w:val="0"/>
-        </w:rPr>
-        <w:t xml:space="preserve">Names of people</w:t>
-        <w:br w:type="textWrapping"/>
+        <w:spacing w:before="240"/>
+        <w:rPr>
+          <w:rFonts w:ascii="Times New Roman" w:eastAsia="Times New Roman" w:hAnsi="Times New Roman" w:cs="Times New Roman"/>
+        </w:rPr>
+      </w:pPr>
+      <w:r>
+        <w:rPr>
+          <w:rFonts w:ascii="Times New Roman" w:eastAsia="Times New Roman" w:hAnsi="Times New Roman" w:cs="Times New Roman"/>
+        </w:rPr>
+        <w:t>Names of people</w:t>
+      </w:r>
+      <w:r>
+        <w:rPr>
+          <w:rFonts w:ascii="Times New Roman" w:eastAsia="Times New Roman" w:hAnsi="Times New Roman" w:cs="Times New Roman"/>
+        </w:rPr>
+        <w:br/>
       </w:r>
     </w:p>
     <w:p>
@@ -176,19 +216,21 @@
           <w:ilvl w:val="0"/>
           <w:numId w:val="1"/>
         </w:numPr>
-        <w:spacing w:after="0" w:afterAutospacing="0" w:before="0" w:beforeAutospacing="0" w:lineRule="auto"/>
-        <w:ind w:left="720" w:hanging="360"/>
-        <w:rPr>
-          <w:rFonts w:ascii="Times New Roman" w:cs="Times New Roman" w:eastAsia="Times New Roman" w:hAnsi="Times New Roman"/>
-        </w:rPr>
-      </w:pPr>
-      <w:r>
-        <w:rPr>
-          <w:rFonts w:ascii="Times New Roman" w:cs="Times New Roman" w:eastAsia="Times New Roman" w:hAnsi="Times New Roman"/>
-          <w:rtl w:val="0"/>
-        </w:rPr>
-        <w:t xml:space="preserve">Organizations</w:t>
-        <w:br w:type="textWrapping"/>
+        <w:rPr>
+          <w:rFonts w:ascii="Times New Roman" w:eastAsia="Times New Roman" w:hAnsi="Times New Roman" w:cs="Times New Roman"/>
+        </w:rPr>
+      </w:pPr>
+      <w:r>
+        <w:rPr>
+          <w:rFonts w:ascii="Times New Roman" w:eastAsia="Times New Roman" w:hAnsi="Times New Roman" w:cs="Times New Roman"/>
+        </w:rPr>
+        <w:t>Organizations</w:t>
+      </w:r>
+      <w:r>
+        <w:rPr>
+          <w:rFonts w:ascii="Times New Roman" w:eastAsia="Times New Roman" w:hAnsi="Times New Roman" w:cs="Times New Roman"/>
+        </w:rPr>
+        <w:br/>
       </w:r>
     </w:p>
     <w:p>
@@ -197,19 +239,21 @@
           <w:ilvl w:val="0"/>
           <w:numId w:val="1"/>
         </w:numPr>
-        <w:spacing w:after="0" w:afterAutospacing="0" w:before="0" w:beforeAutospacing="0" w:lineRule="auto"/>
-        <w:ind w:left="720" w:hanging="360"/>
-        <w:rPr>
-          <w:rFonts w:ascii="Times New Roman" w:cs="Times New Roman" w:eastAsia="Times New Roman" w:hAnsi="Times New Roman"/>
-        </w:rPr>
-      </w:pPr>
-      <w:r>
-        <w:rPr>
-          <w:rFonts w:ascii="Times New Roman" w:cs="Times New Roman" w:eastAsia="Times New Roman" w:hAnsi="Times New Roman"/>
-          <w:rtl w:val="0"/>
-        </w:rPr>
-        <w:t xml:space="preserve">Locations</w:t>
-        <w:br w:type="textWrapping"/>
+        <w:rPr>
+          <w:rFonts w:ascii="Times New Roman" w:eastAsia="Times New Roman" w:hAnsi="Times New Roman" w:cs="Times New Roman"/>
+        </w:rPr>
+      </w:pPr>
+      <w:r>
+        <w:rPr>
+          <w:rFonts w:ascii="Times New Roman" w:eastAsia="Times New Roman" w:hAnsi="Times New Roman" w:cs="Times New Roman"/>
+        </w:rPr>
+        <w:t>Locations</w:t>
+      </w:r>
+      <w:r>
+        <w:rPr>
+          <w:rFonts w:ascii="Times New Roman" w:eastAsia="Times New Roman" w:hAnsi="Times New Roman" w:cs="Times New Roman"/>
+        </w:rPr>
+        <w:br/>
       </w:r>
     </w:p>
     <w:p>
@@ -218,19 +262,21 @@
           <w:ilvl w:val="0"/>
           <w:numId w:val="1"/>
         </w:numPr>
-        <w:spacing w:after="0" w:afterAutospacing="0" w:before="0" w:beforeAutospacing="0" w:lineRule="auto"/>
-        <w:ind w:left="720" w:hanging="360"/>
-        <w:rPr>
-          <w:rFonts w:ascii="Times New Roman" w:cs="Times New Roman" w:eastAsia="Times New Roman" w:hAnsi="Times New Roman"/>
-        </w:rPr>
-      </w:pPr>
-      <w:r>
-        <w:rPr>
-          <w:rFonts w:ascii="Times New Roman" w:cs="Times New Roman" w:eastAsia="Times New Roman" w:hAnsi="Times New Roman"/>
-          <w:rtl w:val="0"/>
-        </w:rPr>
-        <w:t xml:space="preserve">Dates</w:t>
-        <w:br w:type="textWrapping"/>
+        <w:rPr>
+          <w:rFonts w:ascii="Times New Roman" w:eastAsia="Times New Roman" w:hAnsi="Times New Roman" w:cs="Times New Roman"/>
+        </w:rPr>
+      </w:pPr>
+      <w:r>
+        <w:rPr>
+          <w:rFonts w:ascii="Times New Roman" w:eastAsia="Times New Roman" w:hAnsi="Times New Roman" w:cs="Times New Roman"/>
+        </w:rPr>
+        <w:t>Dates</w:t>
+      </w:r>
+      <w:r>
+        <w:rPr>
+          <w:rFonts w:ascii="Times New Roman" w:eastAsia="Times New Roman" w:hAnsi="Times New Roman" w:cs="Times New Roman"/>
+        </w:rPr>
+        <w:br/>
       </w:r>
     </w:p>
     <w:p>
@@ -239,424 +285,393 @@
           <w:ilvl w:val="0"/>
           <w:numId w:val="1"/>
         </w:numPr>
-        <w:spacing w:after="240" w:before="0" w:beforeAutospacing="0" w:lineRule="auto"/>
-        <w:ind w:left="720" w:hanging="360"/>
-        <w:rPr>
-          <w:rFonts w:ascii="Times New Roman" w:cs="Times New Roman" w:eastAsia="Times New Roman" w:hAnsi="Times New Roman"/>
-        </w:rPr>
-      </w:pPr>
-      <w:r>
-        <w:rPr>
-          <w:rFonts w:ascii="Times New Roman" w:cs="Times New Roman" w:eastAsia="Times New Roman" w:hAnsi="Times New Roman"/>
-          <w:rtl w:val="0"/>
-        </w:rPr>
-        <w:t xml:space="preserve">Money or numerical values</w:t>
-        <w:br w:type="textWrapping"/>
-      </w:r>
-    </w:p>
-    <w:p>
-      <w:pPr>
-        <w:spacing w:after="240" w:before="240" w:lineRule="auto"/>
-        <w:rPr>
-          <w:rFonts w:ascii="Times New Roman" w:cs="Times New Roman" w:eastAsia="Times New Roman" w:hAnsi="Times New Roman"/>
-        </w:rPr>
-      </w:pPr>
-      <w:r>
-        <w:rPr>
-          <w:rFonts w:ascii="Times New Roman" w:cs="Times New Roman" w:eastAsia="Times New Roman" w:hAnsi="Times New Roman"/>
-          <w:rtl w:val="0"/>
+        <w:spacing w:after="240"/>
+        <w:rPr>
+          <w:rFonts w:ascii="Times New Roman" w:eastAsia="Times New Roman" w:hAnsi="Times New Roman" w:cs="Times New Roman"/>
+        </w:rPr>
+      </w:pPr>
+      <w:r>
+        <w:rPr>
+          <w:rFonts w:ascii="Times New Roman" w:eastAsia="Times New Roman" w:hAnsi="Times New Roman" w:cs="Times New Roman"/>
+        </w:rPr>
+        <w:t>Money or numerical values</w:t>
+      </w:r>
+      <w:r>
+        <w:rPr>
+          <w:rFonts w:ascii="Times New Roman" w:eastAsia="Times New Roman" w:hAnsi="Times New Roman" w:cs="Times New Roman"/>
+        </w:rPr>
+        <w:br/>
+      </w:r>
+    </w:p>
+    <w:p>
+      <w:pPr>
+        <w:spacing w:before="240" w:after="240"/>
+        <w:rPr>
+          <w:rFonts w:ascii="Times New Roman" w:eastAsia="Times New Roman" w:hAnsi="Times New Roman" w:cs="Times New Roman"/>
+        </w:rPr>
+      </w:pPr>
+      <w:r>
+        <w:rPr>
+          <w:rFonts w:ascii="Times New Roman" w:eastAsia="Times New Roman" w:hAnsi="Times New Roman" w:cs="Times New Roman"/>
         </w:rPr>
         <w:t xml:space="preserve">NER helps computers </w:t>
       </w:r>
       <w:r>
         <w:rPr>
-          <w:rFonts w:ascii="Times New Roman" w:cs="Times New Roman" w:eastAsia="Times New Roman" w:hAnsi="Times New Roman"/>
-          <w:b w:val="1"/>
-          <w:bCs w:val="1"/>
-          <w:rtl w:val="0"/>
-        </w:rPr>
-        <w:t xml:space="preserve">understand and organize information from unstructured text data</w:t>
-      </w:r>
-      <w:r>
-        <w:rPr>
-          <w:rFonts w:ascii="Times New Roman" w:cs="Times New Roman" w:eastAsia="Times New Roman" w:hAnsi="Times New Roman"/>
-          <w:rtl w:val="0"/>
-        </w:rPr>
-        <w:t xml:space="preserve">.</w:t>
-      </w:r>
-    </w:p>
-    <w:p>
-      <w:pPr>
-        <w:spacing w:after="240" w:before="240" w:lineRule="auto"/>
-        <w:rPr>
-          <w:rFonts w:ascii="Times New Roman" w:cs="Times New Roman" w:eastAsia="Times New Roman" w:hAnsi="Times New Roman"/>
-        </w:rPr>
-      </w:pPr>
-      <w:r>
-        <w:rPr>
-          <w:rFonts w:ascii="Times New Roman" w:cs="Times New Roman" w:eastAsia="Times New Roman" w:hAnsi="Times New Roman"/>
-          <w:rtl w:val="0"/>
-        </w:rPr>
-        <w:t xml:space="preserve">Example:</w:t>
-      </w:r>
-    </w:p>
-    <w:p>
-      <w:pPr>
-        <w:spacing w:after="240" w:before="240" w:lineRule="auto"/>
-        <w:rPr>
-          <w:rFonts w:ascii="Times New Roman" w:cs="Times New Roman" w:eastAsia="Times New Roman" w:hAnsi="Times New Roman"/>
-          <w:i w:val="1"/>
-          <w:iCs w:val="1"/>
-        </w:rPr>
-      </w:pPr>
-      <w:r>
-        <w:rPr>
-          <w:rFonts w:ascii="Times New Roman" w:cs="Times New Roman" w:eastAsia="Times New Roman" w:hAnsi="Times New Roman"/>
-          <w:rtl w:val="0"/>
-        </w:rPr>
-        <w:t xml:space="preserve">Sentence:</w:t>
-        <w:br w:type="textWrapping"/>
+          <w:rFonts w:ascii="Times New Roman" w:eastAsia="Times New Roman" w:hAnsi="Times New Roman" w:cs="Times New Roman"/>
+          <w:b/>
+          <w:bCs/>
+        </w:rPr>
+        <w:t>understand and organize information from unstructured text data</w:t>
+      </w:r>
+      <w:r>
+        <w:rPr>
+          <w:rFonts w:ascii="Times New Roman" w:eastAsia="Times New Roman" w:hAnsi="Times New Roman" w:cs="Times New Roman"/>
+        </w:rPr>
+        <w:t>.</w:t>
+      </w:r>
+    </w:p>
+    <w:p>
+      <w:pPr>
+        <w:spacing w:before="240" w:after="240"/>
+        <w:rPr>
+          <w:rFonts w:ascii="Times New Roman" w:eastAsia="Times New Roman" w:hAnsi="Times New Roman" w:cs="Times New Roman"/>
+        </w:rPr>
+      </w:pPr>
+      <w:r>
+        <w:rPr>
+          <w:rFonts w:ascii="Times New Roman" w:eastAsia="Times New Roman" w:hAnsi="Times New Roman" w:cs="Times New Roman"/>
+        </w:rPr>
+        <w:t>Example:</w:t>
+      </w:r>
+    </w:p>
+    <w:p>
+      <w:pPr>
+        <w:spacing w:before="240" w:after="240"/>
+        <w:rPr>
+          <w:rFonts w:ascii="Times New Roman" w:eastAsia="Times New Roman" w:hAnsi="Times New Roman" w:cs="Times New Roman"/>
+          <w:i/>
+          <w:iCs/>
+        </w:rPr>
+      </w:pPr>
+      <w:r>
+        <w:rPr>
+          <w:rFonts w:ascii="Times New Roman" w:eastAsia="Times New Roman" w:hAnsi="Times New Roman" w:cs="Times New Roman"/>
+        </w:rPr>
+        <w:t>Sentence:</w:t>
+      </w:r>
+      <w:r>
+        <w:rPr>
+          <w:rFonts w:ascii="Times New Roman" w:eastAsia="Times New Roman" w:hAnsi="Times New Roman" w:cs="Times New Roman"/>
+        </w:rPr>
+        <w:br/>
         <w:t xml:space="preserve"> </w:t>
       </w:r>
       <w:r>
         <w:rPr>
-          <w:rFonts w:ascii="Times New Roman" w:cs="Times New Roman" w:eastAsia="Times New Roman" w:hAnsi="Times New Roman"/>
-          <w:i w:val="1"/>
-          <w:iCs w:val="1"/>
-          <w:rtl w:val="0"/>
-        </w:rPr>
-        <w:t xml:space="preserve">"Sundar Pichai is the CEO of Google in the United States."</w:t>
-      </w:r>
-    </w:p>
-    <w:p>
-      <w:pPr>
-        <w:spacing w:after="240" w:before="240" w:lineRule="auto"/>
-        <w:rPr>
-          <w:rFonts w:ascii="Times New Roman" w:cs="Times New Roman" w:eastAsia="Times New Roman" w:hAnsi="Times New Roman"/>
-        </w:rPr>
-      </w:pPr>
-      <w:r>
-        <w:rPr>
-          <w:rFonts w:ascii="Times New Roman" w:cs="Times New Roman" w:eastAsia="Times New Roman" w:hAnsi="Times New Roman"/>
-          <w:rtl w:val="0"/>
-        </w:rPr>
-        <w:t xml:space="preserve">Entities identified:</w:t>
+          <w:rFonts w:ascii="Times New Roman" w:eastAsia="Times New Roman" w:hAnsi="Times New Roman" w:cs="Times New Roman"/>
+          <w:i/>
+          <w:iCs/>
+        </w:rPr>
+        <w:t>"Sundar Pichai is the CEO of Google in the United States."</w:t>
+      </w:r>
+    </w:p>
+    <w:p>
+      <w:pPr>
+        <w:spacing w:before="240" w:after="240"/>
+        <w:rPr>
+          <w:rFonts w:ascii="Times New Roman" w:eastAsia="Times New Roman" w:hAnsi="Times New Roman" w:cs="Times New Roman"/>
+        </w:rPr>
+      </w:pPr>
+      <w:r>
+        <w:rPr>
+          <w:rFonts w:ascii="Times New Roman" w:eastAsia="Times New Roman" w:hAnsi="Times New Roman" w:cs="Times New Roman"/>
+        </w:rPr>
+        <w:t>Entities identified:</w:t>
       </w:r>
     </w:p>
     <w:tbl>
       <w:tblPr>
-        <w:tblStyle w:val="Table1"/>
-        <w:tblW w:w="3040.0" w:type="dxa"/>
-        <w:jc w:val="left"/>
+        <w:tblStyle w:val="a"/>
+        <w:tblW w:w="3040" w:type="dxa"/>
+        <w:tblInd w:w="0" w:type="dxa"/>
         <w:tblBorders>
-          <w:top w:color="000000" w:space="0" w:sz="6" w:val="single"/>
-          <w:left w:color="000000" w:space="0" w:sz="6" w:val="single"/>
-          <w:bottom w:color="000000" w:space="0" w:sz="6" w:val="single"/>
-          <w:right w:color="000000" w:space="0" w:sz="6" w:val="single"/>
-          <w:insideH w:color="000000" w:space="0" w:sz="6" w:val="single"/>
-          <w:insideV w:color="000000" w:space="0" w:sz="6" w:val="single"/>
+          <w:top w:val="single" w:sz="6" w:space="0" w:color="000000"/>
+          <w:left w:val="single" w:sz="6" w:space="0" w:color="000000"/>
+          <w:bottom w:val="single" w:sz="6" w:space="0" w:color="000000"/>
+          <w:right w:val="single" w:sz="6" w:space="0" w:color="000000"/>
+          <w:insideH w:val="single" w:sz="6" w:space="0" w:color="000000"/>
+          <w:insideV w:val="single" w:sz="6" w:space="0" w:color="000000"/>
         </w:tblBorders>
         <w:tblLayout w:type="fixed"/>
-        <w:tblLook w:val="0600"/>
+        <w:tblLook w:val="0600" w:firstRow="0" w:lastRow="0" w:firstColumn="0" w:lastColumn="0" w:noHBand="1" w:noVBand="1"/>
       </w:tblPr>
       <w:tblGrid>
         <w:gridCol w:w="1565"/>
         <w:gridCol w:w="1475"/>
-        <w:tblGridChange w:id="0">
-          <w:tblGrid>
-            <w:gridCol w:w="1565"/>
-            <w:gridCol w:w="1475"/>
-          </w:tblGrid>
-        </w:tblGridChange>
       </w:tblGrid>
       <w:tr>
         <w:trPr>
-          <w:cantSplit w:val="0"/>
-          <w:trHeight w:val="515" w:hRule="atLeast"/>
-          <w:tblHeader w:val="0"/>
+          <w:trHeight w:val="515"/>
         </w:trPr>
         <w:tc>
           <w:tcPr>
+            <w:tcW w:w="1565" w:type="dxa"/>
             <w:tcBorders>
-              <w:top w:color="000000" w:space="0" w:sz="6" w:val="single"/>
-              <w:left w:color="000000" w:space="0" w:sz="6" w:val="single"/>
-              <w:bottom w:color="000000" w:space="0" w:sz="6" w:val="single"/>
-              <w:right w:color="000000" w:space="0" w:sz="6" w:val="single"/>
+              <w:top w:val="single" w:sz="6" w:space="0" w:color="000000"/>
+              <w:left w:val="single" w:sz="6" w:space="0" w:color="000000"/>
+              <w:bottom w:val="single" w:sz="6" w:space="0" w:color="000000"/>
+              <w:right w:val="single" w:sz="6" w:space="0" w:color="000000"/>
             </w:tcBorders>
             <w:tcMar>
-              <w:top w:w="100.0" w:type="dxa"/>
-              <w:left w:w="100.0" w:type="dxa"/>
-              <w:bottom w:w="100.0" w:type="dxa"/>
-              <w:right w:w="100.0" w:type="dxa"/>
+              <w:top w:w="100" w:type="dxa"/>
+              <w:left w:w="100" w:type="dxa"/>
+              <w:bottom w:w="100" w:type="dxa"/>
+              <w:right w:w="100" w:type="dxa"/>
             </w:tcMar>
-            <w:vAlign w:val="top"/>
           </w:tcPr>
           <w:p>
             <w:pPr>
               <w:jc w:val="center"/>
               <w:rPr>
-                <w:rFonts w:ascii="Times New Roman" w:cs="Times New Roman" w:eastAsia="Times New Roman" w:hAnsi="Times New Roman"/>
+                <w:rFonts w:ascii="Times New Roman" w:eastAsia="Times New Roman" w:hAnsi="Times New Roman" w:cs="Times New Roman"/>
               </w:rPr>
             </w:pPr>
             <w:r>
               <w:rPr>
-                <w:rFonts w:ascii="Times New Roman" w:cs="Times New Roman" w:eastAsia="Times New Roman" w:hAnsi="Times New Roman"/>
-                <w:b w:val="1"/>
-                <w:bCs w:val="1"/>
-                <w:rtl w:val="0"/>
-              </w:rPr>
-              <w:t xml:space="preserve">Entity</w:t>
-            </w:r>
-            <w:r>
-              <w:rPr>
-                <w:rtl w:val="0"/>
-              </w:rPr>
+                <w:rFonts w:ascii="Times New Roman" w:eastAsia="Times New Roman" w:hAnsi="Times New Roman" w:cs="Times New Roman"/>
+                <w:b/>
+                <w:bCs/>
+              </w:rPr>
+              <w:t>Entity</w:t>
             </w:r>
           </w:p>
         </w:tc>
         <w:tc>
           <w:tcPr>
+            <w:tcW w:w="1475" w:type="dxa"/>
             <w:tcBorders>
-              <w:top w:color="000000" w:space="0" w:sz="6" w:val="single"/>
-              <w:left w:color="000000" w:space="0" w:sz="6" w:val="single"/>
-              <w:bottom w:color="000000" w:space="0" w:sz="6" w:val="single"/>
-              <w:right w:color="000000" w:space="0" w:sz="6" w:val="single"/>
+              <w:top w:val="single" w:sz="6" w:space="0" w:color="000000"/>
+              <w:left w:val="single" w:sz="6" w:space="0" w:color="000000"/>
+              <w:bottom w:val="single" w:sz="6" w:space="0" w:color="000000"/>
+              <w:right w:val="single" w:sz="6" w:space="0" w:color="000000"/>
             </w:tcBorders>
             <w:tcMar>
-              <w:top w:w="100.0" w:type="dxa"/>
-              <w:left w:w="100.0" w:type="dxa"/>
-              <w:bottom w:w="100.0" w:type="dxa"/>
-              <w:right w:w="100.0" w:type="dxa"/>
+              <w:top w:w="100" w:type="dxa"/>
+              <w:left w:w="100" w:type="dxa"/>
+              <w:bottom w:w="100" w:type="dxa"/>
+              <w:right w:w="100" w:type="dxa"/>
             </w:tcMar>
-            <w:vAlign w:val="top"/>
           </w:tcPr>
           <w:p>
             <w:pPr>
               <w:jc w:val="center"/>
               <w:rPr>
-                <w:rFonts w:ascii="Times New Roman" w:cs="Times New Roman" w:eastAsia="Times New Roman" w:hAnsi="Times New Roman"/>
+                <w:rFonts w:ascii="Times New Roman" w:eastAsia="Times New Roman" w:hAnsi="Times New Roman" w:cs="Times New Roman"/>
               </w:rPr>
             </w:pPr>
             <w:r>
               <w:rPr>
-                <w:rFonts w:ascii="Times New Roman" w:cs="Times New Roman" w:eastAsia="Times New Roman" w:hAnsi="Times New Roman"/>
-                <w:b w:val="1"/>
-                <w:bCs w:val="1"/>
-                <w:rtl w:val="0"/>
-              </w:rPr>
-              <w:t xml:space="preserve">Type</w:t>
-            </w:r>
-            <w:r>
-              <w:rPr>
-                <w:rtl w:val="0"/>
-              </w:rPr>
+                <w:rFonts w:ascii="Times New Roman" w:eastAsia="Times New Roman" w:hAnsi="Times New Roman" w:cs="Times New Roman"/>
+                <w:b/>
+                <w:bCs/>
+              </w:rPr>
+              <w:t>Type</w:t>
             </w:r>
           </w:p>
         </w:tc>
       </w:tr>
       <w:tr>
         <w:trPr>
-          <w:cantSplit w:val="0"/>
-          <w:trHeight w:val="515" w:hRule="atLeast"/>
-          <w:tblHeader w:val="0"/>
+          <w:trHeight w:val="515"/>
         </w:trPr>
         <w:tc>
           <w:tcPr>
+            <w:tcW w:w="1565" w:type="dxa"/>
             <w:tcBorders>
-              <w:top w:color="000000" w:space="0" w:sz="6" w:val="single"/>
-              <w:left w:color="000000" w:space="0" w:sz="6" w:val="single"/>
-              <w:bottom w:color="000000" w:space="0" w:sz="6" w:val="single"/>
-              <w:right w:color="000000" w:space="0" w:sz="6" w:val="single"/>
+              <w:top w:val="single" w:sz="6" w:space="0" w:color="000000"/>
+              <w:left w:val="single" w:sz="6" w:space="0" w:color="000000"/>
+              <w:bottom w:val="single" w:sz="6" w:space="0" w:color="000000"/>
+              <w:right w:val="single" w:sz="6" w:space="0" w:color="000000"/>
             </w:tcBorders>
             <w:tcMar>
-              <w:top w:w="100.0" w:type="dxa"/>
-              <w:left w:w="100.0" w:type="dxa"/>
-              <w:bottom w:w="100.0" w:type="dxa"/>
-              <w:right w:w="100.0" w:type="dxa"/>
+              <w:top w:w="100" w:type="dxa"/>
+              <w:left w:w="100" w:type="dxa"/>
+              <w:bottom w:w="100" w:type="dxa"/>
+              <w:right w:w="100" w:type="dxa"/>
             </w:tcMar>
-            <w:vAlign w:val="top"/>
           </w:tcPr>
           <w:p>
             <w:pPr>
               <w:rPr>
-                <w:rFonts w:ascii="Times New Roman" w:cs="Times New Roman" w:eastAsia="Times New Roman" w:hAnsi="Times New Roman"/>
+                <w:rFonts w:ascii="Times New Roman" w:eastAsia="Times New Roman" w:hAnsi="Times New Roman" w:cs="Times New Roman"/>
               </w:rPr>
             </w:pPr>
             <w:r>
               <w:rPr>
-                <w:rFonts w:ascii="Times New Roman" w:cs="Times New Roman" w:eastAsia="Times New Roman" w:hAnsi="Times New Roman"/>
-                <w:rtl w:val="0"/>
-              </w:rPr>
-              <w:t xml:space="preserve">Sundar Pichai</w:t>
+                <w:rFonts w:ascii="Times New Roman" w:eastAsia="Times New Roman" w:hAnsi="Times New Roman" w:cs="Times New Roman"/>
+              </w:rPr>
+              <w:t>Sundar Pichai</w:t>
             </w:r>
           </w:p>
         </w:tc>
         <w:tc>
           <w:tcPr>
+            <w:tcW w:w="1475" w:type="dxa"/>
             <w:tcBorders>
-              <w:top w:color="000000" w:space="0" w:sz="6" w:val="single"/>
-              <w:left w:color="000000" w:space="0" w:sz="6" w:val="single"/>
-              <w:bottom w:color="000000" w:space="0" w:sz="6" w:val="single"/>
-              <w:right w:color="000000" w:space="0" w:sz="6" w:val="single"/>
+              <w:top w:val="single" w:sz="6" w:space="0" w:color="000000"/>
+              <w:left w:val="single" w:sz="6" w:space="0" w:color="000000"/>
+              <w:bottom w:val="single" w:sz="6" w:space="0" w:color="000000"/>
+              <w:right w:val="single" w:sz="6" w:space="0" w:color="000000"/>
             </w:tcBorders>
             <w:tcMar>
-              <w:top w:w="100.0" w:type="dxa"/>
-              <w:left w:w="100.0" w:type="dxa"/>
-              <w:bottom w:w="100.0" w:type="dxa"/>
-              <w:right w:w="100.0" w:type="dxa"/>
+              <w:top w:w="100" w:type="dxa"/>
+              <w:left w:w="100" w:type="dxa"/>
+              <w:bottom w:w="100" w:type="dxa"/>
+              <w:right w:w="100" w:type="dxa"/>
             </w:tcMar>
-            <w:vAlign w:val="top"/>
           </w:tcPr>
           <w:p>
             <w:pPr>
               <w:rPr>
-                <w:rFonts w:ascii="Times New Roman" w:cs="Times New Roman" w:eastAsia="Times New Roman" w:hAnsi="Times New Roman"/>
+                <w:rFonts w:ascii="Times New Roman" w:eastAsia="Times New Roman" w:hAnsi="Times New Roman" w:cs="Times New Roman"/>
               </w:rPr>
             </w:pPr>
             <w:r>
               <w:rPr>
-                <w:rFonts w:ascii="Times New Roman" w:cs="Times New Roman" w:eastAsia="Times New Roman" w:hAnsi="Times New Roman"/>
-                <w:rtl w:val="0"/>
-              </w:rPr>
-              <w:t xml:space="preserve">Person</w:t>
+                <w:rFonts w:ascii="Times New Roman" w:eastAsia="Times New Roman" w:hAnsi="Times New Roman" w:cs="Times New Roman"/>
+              </w:rPr>
+              <w:t>Person</w:t>
             </w:r>
           </w:p>
         </w:tc>
       </w:tr>
       <w:tr>
         <w:trPr>
-          <w:cantSplit w:val="0"/>
-          <w:trHeight w:val="515" w:hRule="atLeast"/>
-          <w:tblHeader w:val="0"/>
+          <w:trHeight w:val="515"/>
         </w:trPr>
         <w:tc>
           <w:tcPr>
+            <w:tcW w:w="1565" w:type="dxa"/>
             <w:tcBorders>
-              <w:top w:color="000000" w:space="0" w:sz="6" w:val="single"/>
-              <w:left w:color="000000" w:space="0" w:sz="6" w:val="single"/>
-              <w:bottom w:color="000000" w:space="0" w:sz="6" w:val="single"/>
-              <w:right w:color="000000" w:space="0" w:sz="6" w:val="single"/>
+              <w:top w:val="single" w:sz="6" w:space="0" w:color="000000"/>
+              <w:left w:val="single" w:sz="6" w:space="0" w:color="000000"/>
+              <w:bottom w:val="single" w:sz="6" w:space="0" w:color="000000"/>
+              <w:right w:val="single" w:sz="6" w:space="0" w:color="000000"/>
             </w:tcBorders>
             <w:tcMar>
-              <w:top w:w="100.0" w:type="dxa"/>
-              <w:left w:w="100.0" w:type="dxa"/>
-              <w:bottom w:w="100.0" w:type="dxa"/>
-              <w:right w:w="100.0" w:type="dxa"/>
+              <w:top w:w="100" w:type="dxa"/>
+              <w:left w:w="100" w:type="dxa"/>
+              <w:bottom w:w="100" w:type="dxa"/>
+              <w:right w:w="100" w:type="dxa"/>
             </w:tcMar>
-            <w:vAlign w:val="top"/>
           </w:tcPr>
           <w:p>
             <w:pPr>
               <w:rPr>
-                <w:rFonts w:ascii="Times New Roman" w:cs="Times New Roman" w:eastAsia="Times New Roman" w:hAnsi="Times New Roman"/>
+                <w:rFonts w:ascii="Times New Roman" w:eastAsia="Times New Roman" w:hAnsi="Times New Roman" w:cs="Times New Roman"/>
               </w:rPr>
             </w:pPr>
             <w:r>
               <w:rPr>
-                <w:rFonts w:ascii="Times New Roman" w:cs="Times New Roman" w:eastAsia="Times New Roman" w:hAnsi="Times New Roman"/>
-                <w:rtl w:val="0"/>
-              </w:rPr>
-              <w:t xml:space="preserve">Google</w:t>
+                <w:rFonts w:ascii="Times New Roman" w:eastAsia="Times New Roman" w:hAnsi="Times New Roman" w:cs="Times New Roman"/>
+              </w:rPr>
+              <w:t>Google</w:t>
             </w:r>
           </w:p>
         </w:tc>
         <w:tc>
           <w:tcPr>
+            <w:tcW w:w="1475" w:type="dxa"/>
             <w:tcBorders>
-              <w:top w:color="000000" w:space="0" w:sz="6" w:val="single"/>
-              <w:left w:color="000000" w:space="0" w:sz="6" w:val="single"/>
-              <w:bottom w:color="000000" w:space="0" w:sz="6" w:val="single"/>
-              <w:right w:color="000000" w:space="0" w:sz="6" w:val="single"/>
+              <w:top w:val="single" w:sz="6" w:space="0" w:color="000000"/>
+              <w:left w:val="single" w:sz="6" w:space="0" w:color="000000"/>
+              <w:bottom w:val="single" w:sz="6" w:space="0" w:color="000000"/>
+              <w:right w:val="single" w:sz="6" w:space="0" w:color="000000"/>
             </w:tcBorders>
             <w:tcMar>
-              <w:top w:w="100.0" w:type="dxa"/>
-              <w:left w:w="100.0" w:type="dxa"/>
-              <w:bottom w:w="100.0" w:type="dxa"/>
-              <w:right w:w="100.0" w:type="dxa"/>
+              <w:top w:w="100" w:type="dxa"/>
+              <w:left w:w="100" w:type="dxa"/>
+              <w:bottom w:w="100" w:type="dxa"/>
+              <w:right w:w="100" w:type="dxa"/>
             </w:tcMar>
-            <w:vAlign w:val="top"/>
           </w:tcPr>
           <w:p>
             <w:pPr>
               <w:rPr>
-                <w:rFonts w:ascii="Times New Roman" w:cs="Times New Roman" w:eastAsia="Times New Roman" w:hAnsi="Times New Roman"/>
+                <w:rFonts w:ascii="Times New Roman" w:eastAsia="Times New Roman" w:hAnsi="Times New Roman" w:cs="Times New Roman"/>
               </w:rPr>
             </w:pPr>
             <w:r>
               <w:rPr>
-                <w:rFonts w:ascii="Times New Roman" w:cs="Times New Roman" w:eastAsia="Times New Roman" w:hAnsi="Times New Roman"/>
-                <w:rtl w:val="0"/>
-              </w:rPr>
-              <w:t xml:space="preserve">Organization</w:t>
+                <w:rFonts w:ascii="Times New Roman" w:eastAsia="Times New Roman" w:hAnsi="Times New Roman" w:cs="Times New Roman"/>
+              </w:rPr>
+              <w:t>Organization</w:t>
             </w:r>
           </w:p>
         </w:tc>
       </w:tr>
       <w:tr>
         <w:trPr>
-          <w:cantSplit w:val="0"/>
-          <w:trHeight w:val="515" w:hRule="atLeast"/>
-          <w:tblHeader w:val="0"/>
+          <w:trHeight w:val="515"/>
         </w:trPr>
         <w:tc>
           <w:tcPr>
+            <w:tcW w:w="1565" w:type="dxa"/>
             <w:tcBorders>
-              <w:top w:color="000000" w:space="0" w:sz="6" w:val="single"/>
-              <w:left w:color="000000" w:space="0" w:sz="6" w:val="single"/>
-              <w:bottom w:color="000000" w:space="0" w:sz="6" w:val="single"/>
-              <w:right w:color="000000" w:space="0" w:sz="6" w:val="single"/>
+              <w:top w:val="single" w:sz="6" w:space="0" w:color="000000"/>
+              <w:left w:val="single" w:sz="6" w:space="0" w:color="000000"/>
+              <w:bottom w:val="single" w:sz="6" w:space="0" w:color="000000"/>
+              <w:right w:val="single" w:sz="6" w:space="0" w:color="000000"/>
             </w:tcBorders>
             <w:tcMar>
-              <w:top w:w="100.0" w:type="dxa"/>
-              <w:left w:w="100.0" w:type="dxa"/>
-              <w:bottom w:w="100.0" w:type="dxa"/>
-              <w:right w:w="100.0" w:type="dxa"/>
+              <w:top w:w="100" w:type="dxa"/>
+              <w:left w:w="100" w:type="dxa"/>
+              <w:bottom w:w="100" w:type="dxa"/>
+              <w:right w:w="100" w:type="dxa"/>
             </w:tcMar>
-            <w:vAlign w:val="top"/>
           </w:tcPr>
           <w:p>
             <w:pPr>
               <w:rPr>
-                <w:rFonts w:ascii="Times New Roman" w:cs="Times New Roman" w:eastAsia="Times New Roman" w:hAnsi="Times New Roman"/>
+                <w:rFonts w:ascii="Times New Roman" w:eastAsia="Times New Roman" w:hAnsi="Times New Roman" w:cs="Times New Roman"/>
               </w:rPr>
             </w:pPr>
             <w:r>
               <w:rPr>
-                <w:rFonts w:ascii="Times New Roman" w:cs="Times New Roman" w:eastAsia="Times New Roman" w:hAnsi="Times New Roman"/>
-                <w:rtl w:val="0"/>
-              </w:rPr>
-              <w:t xml:space="preserve">United States</w:t>
+                <w:rFonts w:ascii="Times New Roman" w:eastAsia="Times New Roman" w:hAnsi="Times New Roman" w:cs="Times New Roman"/>
+              </w:rPr>
+              <w:t>United States</w:t>
             </w:r>
           </w:p>
         </w:tc>
         <w:tc>
           <w:tcPr>
+            <w:tcW w:w="1475" w:type="dxa"/>
             <w:tcBorders>
-              <w:top w:color="000000" w:space="0" w:sz="6" w:val="single"/>
-              <w:left w:color="000000" w:space="0" w:sz="6" w:val="single"/>
-              <w:bottom w:color="000000" w:space="0" w:sz="6" w:val="single"/>
-              <w:right w:color="000000" w:space="0" w:sz="6" w:val="single"/>
+              <w:top w:val="single" w:sz="6" w:space="0" w:color="000000"/>
+              <w:left w:val="single" w:sz="6" w:space="0" w:color="000000"/>
+              <w:bottom w:val="single" w:sz="6" w:space="0" w:color="000000"/>
+              <w:right w:val="single" w:sz="6" w:space="0" w:color="000000"/>
             </w:tcBorders>
             <w:tcMar>
-              <w:top w:w="100.0" w:type="dxa"/>
-              <w:left w:w="100.0" w:type="dxa"/>
-              <w:bottom w:w="100.0" w:type="dxa"/>
-              <w:right w:w="100.0" w:type="dxa"/>
+              <w:top w:w="100" w:type="dxa"/>
+              <w:left w:w="100" w:type="dxa"/>
+              <w:bottom w:w="100" w:type="dxa"/>
+              <w:right w:w="100" w:type="dxa"/>
             </w:tcMar>
-            <w:vAlign w:val="top"/>
           </w:tcPr>
           <w:p>
             <w:pPr>
               <w:rPr>
-                <w:rFonts w:ascii="Times New Roman" w:cs="Times New Roman" w:eastAsia="Times New Roman" w:hAnsi="Times New Roman"/>
+                <w:rFonts w:ascii="Times New Roman" w:eastAsia="Times New Roman" w:hAnsi="Times New Roman" w:cs="Times New Roman"/>
               </w:rPr>
             </w:pPr>
             <w:r>
               <w:rPr>
-                <w:rFonts w:ascii="Times New Roman" w:cs="Times New Roman" w:eastAsia="Times New Roman" w:hAnsi="Times New Roman"/>
-                <w:rtl w:val="0"/>
-              </w:rPr>
-              <w:t xml:space="preserve">Location</w:t>
+                <w:rFonts w:ascii="Times New Roman" w:eastAsia="Times New Roman" w:hAnsi="Times New Roman" w:cs="Times New Roman"/>
+              </w:rPr>
+              <w:t>Location</w:t>
             </w:r>
           </w:p>
         </w:tc>
@@ -667,42 +682,41 @@
         <w:pStyle w:val="Heading1"/>
         <w:keepNext w:val="0"/>
         <w:keepLines w:val="0"/>
-        <w:spacing w:before="480" w:lineRule="auto"/>
-        <w:rPr>
-          <w:rFonts w:ascii="Times New Roman" w:cs="Times New Roman" w:eastAsia="Times New Roman" w:hAnsi="Times New Roman"/>
-          <w:b w:val="1"/>
-          <w:bCs w:val="1"/>
+        <w:spacing w:before="480"/>
+        <w:rPr>
+          <w:rFonts w:ascii="Times New Roman" w:eastAsia="Times New Roman" w:hAnsi="Times New Roman" w:cs="Times New Roman"/>
+          <w:b/>
+          <w:bCs/>
           <w:sz w:val="22"/>
           <w:szCs w:val="22"/>
         </w:rPr>
       </w:pPr>
-      <w:bookmarkStart w:colFirst="0" w:colLast="0" w:name="_i8s3gngl6bn9" w:id="2"/>
+      <w:bookmarkStart w:id="2" w:name="_i8s3gngl6bn9" w:colFirst="0" w:colLast="0"/>
       <w:bookmarkEnd w:id="2"/>
       <w:r>
         <w:rPr>
-          <w:rFonts w:ascii="Times New Roman" w:cs="Times New Roman" w:eastAsia="Times New Roman" w:hAnsi="Times New Roman"/>
-          <w:b w:val="1"/>
-          <w:bCs w:val="1"/>
+          <w:rFonts w:ascii="Times New Roman" w:eastAsia="Times New Roman" w:hAnsi="Times New Roman" w:cs="Times New Roman"/>
+          <w:b/>
+          <w:bCs/>
           <w:sz w:val="22"/>
           <w:szCs w:val="22"/>
-          <w:rtl w:val="0"/>
-        </w:rPr>
-        <w:t xml:space="preserve">Applications of NER</w:t>
-      </w:r>
-    </w:p>
-    <w:p>
-      <w:pPr>
-        <w:spacing w:after="240" w:before="240" w:lineRule="auto"/>
-        <w:rPr>
-          <w:rFonts w:ascii="Times New Roman" w:cs="Times New Roman" w:eastAsia="Times New Roman" w:hAnsi="Times New Roman"/>
-        </w:rPr>
-      </w:pPr>
-      <w:r>
-        <w:rPr>
-          <w:rFonts w:ascii="Times New Roman" w:cs="Times New Roman" w:eastAsia="Times New Roman" w:hAnsi="Times New Roman"/>
-          <w:rtl w:val="0"/>
-        </w:rPr>
-        <w:t xml:space="preserve">Named Entity Recognition is widely used in many real-world applications, including:</w:t>
+        </w:rPr>
+        <w:lastRenderedPageBreak/>
+        <w:t>Applications of NER</w:t>
+      </w:r>
+    </w:p>
+    <w:p>
+      <w:pPr>
+        <w:spacing w:before="240" w:after="240"/>
+        <w:rPr>
+          <w:rFonts w:ascii="Times New Roman" w:eastAsia="Times New Roman" w:hAnsi="Times New Roman" w:cs="Times New Roman"/>
+        </w:rPr>
+      </w:pPr>
+      <w:r>
+        <w:rPr>
+          <w:rFonts w:ascii="Times New Roman" w:eastAsia="Times New Roman" w:hAnsi="Times New Roman" w:cs="Times New Roman"/>
+        </w:rPr>
+        <w:t>Named Entity Recognition is widely used in many real-world applications, including:</w:t>
       </w:r>
     </w:p>
     <w:p>
@@ -711,19 +725,22 @@
           <w:ilvl w:val="0"/>
           <w:numId w:val="4"/>
         </w:numPr>
-        <w:spacing w:after="0" w:afterAutospacing="0" w:before="240" w:lineRule="auto"/>
-        <w:ind w:left="720" w:hanging="360"/>
-        <w:rPr>
-          <w:rFonts w:ascii="Times New Roman" w:cs="Times New Roman" w:eastAsia="Times New Roman" w:hAnsi="Times New Roman"/>
-        </w:rPr>
-      </w:pPr>
-      <w:r>
-        <w:rPr>
-          <w:rFonts w:ascii="Times New Roman" w:cs="Times New Roman" w:eastAsia="Times New Roman" w:hAnsi="Times New Roman"/>
-          <w:rtl w:val="0"/>
-        </w:rPr>
-        <w:t xml:space="preserve">News article analysis</w:t>
-        <w:br w:type="textWrapping"/>
+        <w:spacing w:before="240"/>
+        <w:rPr>
+          <w:rFonts w:ascii="Times New Roman" w:eastAsia="Times New Roman" w:hAnsi="Times New Roman" w:cs="Times New Roman"/>
+        </w:rPr>
+      </w:pPr>
+      <w:r>
+        <w:rPr>
+          <w:rFonts w:ascii="Times New Roman" w:eastAsia="Times New Roman" w:hAnsi="Times New Roman" w:cs="Times New Roman"/>
+        </w:rPr>
+        <w:t>News article analysis</w:t>
+      </w:r>
+      <w:r>
+        <w:rPr>
+          <w:rFonts w:ascii="Times New Roman" w:eastAsia="Times New Roman" w:hAnsi="Times New Roman" w:cs="Times New Roman"/>
+        </w:rPr>
+        <w:br/>
       </w:r>
     </w:p>
     <w:p>
@@ -732,19 +749,21 @@
           <w:ilvl w:val="0"/>
           <w:numId w:val="4"/>
         </w:numPr>
-        <w:spacing w:after="0" w:afterAutospacing="0" w:before="0" w:beforeAutospacing="0" w:lineRule="auto"/>
-        <w:ind w:left="720" w:hanging="360"/>
-        <w:rPr>
-          <w:rFonts w:ascii="Times New Roman" w:cs="Times New Roman" w:eastAsia="Times New Roman" w:hAnsi="Times New Roman"/>
-        </w:rPr>
-      </w:pPr>
-      <w:r>
-        <w:rPr>
-          <w:rFonts w:ascii="Times New Roman" w:cs="Times New Roman" w:eastAsia="Times New Roman" w:hAnsi="Times New Roman"/>
-          <w:rtl w:val="0"/>
-        </w:rPr>
-        <w:t xml:space="preserve">Social media monitoring</w:t>
-        <w:br w:type="textWrapping"/>
+        <w:rPr>
+          <w:rFonts w:ascii="Times New Roman" w:eastAsia="Times New Roman" w:hAnsi="Times New Roman" w:cs="Times New Roman"/>
+        </w:rPr>
+      </w:pPr>
+      <w:r>
+        <w:rPr>
+          <w:rFonts w:ascii="Times New Roman" w:eastAsia="Times New Roman" w:hAnsi="Times New Roman" w:cs="Times New Roman"/>
+        </w:rPr>
+        <w:t>Social media monitoring</w:t>
+      </w:r>
+      <w:r>
+        <w:rPr>
+          <w:rFonts w:ascii="Times New Roman" w:eastAsia="Times New Roman" w:hAnsi="Times New Roman" w:cs="Times New Roman"/>
+        </w:rPr>
+        <w:br/>
       </w:r>
     </w:p>
     <w:p>
@@ -753,19 +772,21 @@
           <w:ilvl w:val="0"/>
           <w:numId w:val="4"/>
         </w:numPr>
-        <w:spacing w:after="0" w:afterAutospacing="0" w:before="0" w:beforeAutospacing="0" w:lineRule="auto"/>
-        <w:ind w:left="720" w:hanging="360"/>
-        <w:rPr>
-          <w:rFonts w:ascii="Times New Roman" w:cs="Times New Roman" w:eastAsia="Times New Roman" w:hAnsi="Times New Roman"/>
-        </w:rPr>
-      </w:pPr>
-      <w:r>
-        <w:rPr>
-          <w:rFonts w:ascii="Times New Roman" w:cs="Times New Roman" w:eastAsia="Times New Roman" w:hAnsi="Times New Roman"/>
-          <w:rtl w:val="0"/>
-        </w:rPr>
-        <w:t xml:space="preserve">Search engines</w:t>
-        <w:br w:type="textWrapping"/>
+        <w:rPr>
+          <w:rFonts w:ascii="Times New Roman" w:eastAsia="Times New Roman" w:hAnsi="Times New Roman" w:cs="Times New Roman"/>
+        </w:rPr>
+      </w:pPr>
+      <w:r>
+        <w:rPr>
+          <w:rFonts w:ascii="Times New Roman" w:eastAsia="Times New Roman" w:hAnsi="Times New Roman" w:cs="Times New Roman"/>
+        </w:rPr>
+        <w:t>Search engines</w:t>
+      </w:r>
+      <w:r>
+        <w:rPr>
+          <w:rFonts w:ascii="Times New Roman" w:eastAsia="Times New Roman" w:hAnsi="Times New Roman" w:cs="Times New Roman"/>
+        </w:rPr>
+        <w:br/>
       </w:r>
     </w:p>
     <w:p>
@@ -774,19 +795,21 @@
           <w:ilvl w:val="0"/>
           <w:numId w:val="4"/>
         </w:numPr>
-        <w:spacing w:after="0" w:afterAutospacing="0" w:before="0" w:beforeAutospacing="0" w:lineRule="auto"/>
-        <w:ind w:left="720" w:hanging="360"/>
-        <w:rPr>
-          <w:rFonts w:ascii="Times New Roman" w:cs="Times New Roman" w:eastAsia="Times New Roman" w:hAnsi="Times New Roman"/>
-        </w:rPr>
-      </w:pPr>
-      <w:r>
-        <w:rPr>
-          <w:rFonts w:ascii="Times New Roman" w:cs="Times New Roman" w:eastAsia="Times New Roman" w:hAnsi="Times New Roman"/>
-          <w:rtl w:val="0"/>
-        </w:rPr>
-        <w:t xml:space="preserve">Chatbots and virtual assistants</w:t>
-        <w:br w:type="textWrapping"/>
+        <w:rPr>
+          <w:rFonts w:ascii="Times New Roman" w:eastAsia="Times New Roman" w:hAnsi="Times New Roman" w:cs="Times New Roman"/>
+        </w:rPr>
+      </w:pPr>
+      <w:r>
+        <w:rPr>
+          <w:rFonts w:ascii="Times New Roman" w:eastAsia="Times New Roman" w:hAnsi="Times New Roman" w:cs="Times New Roman"/>
+        </w:rPr>
+        <w:t>Chatbots and virtual assistants</w:t>
+      </w:r>
+      <w:r>
+        <w:rPr>
+          <w:rFonts w:ascii="Times New Roman" w:eastAsia="Times New Roman" w:hAnsi="Times New Roman" w:cs="Times New Roman"/>
+        </w:rPr>
+        <w:br/>
       </w:r>
     </w:p>
     <w:p>
@@ -795,19 +818,21 @@
           <w:ilvl w:val="0"/>
           <w:numId w:val="4"/>
         </w:numPr>
-        <w:spacing w:after="0" w:afterAutospacing="0" w:before="0" w:beforeAutospacing="0" w:lineRule="auto"/>
-        <w:ind w:left="720" w:hanging="360"/>
-        <w:rPr>
-          <w:rFonts w:ascii="Times New Roman" w:cs="Times New Roman" w:eastAsia="Times New Roman" w:hAnsi="Times New Roman"/>
-        </w:rPr>
-      </w:pPr>
-      <w:r>
-        <w:rPr>
-          <w:rFonts w:ascii="Times New Roman" w:cs="Times New Roman" w:eastAsia="Times New Roman" w:hAnsi="Times New Roman"/>
-          <w:rtl w:val="0"/>
-        </w:rPr>
-        <w:t xml:space="preserve">Information extraction from documents</w:t>
-        <w:br w:type="textWrapping"/>
+        <w:rPr>
+          <w:rFonts w:ascii="Times New Roman" w:eastAsia="Times New Roman" w:hAnsi="Times New Roman" w:cs="Times New Roman"/>
+        </w:rPr>
+      </w:pPr>
+      <w:r>
+        <w:rPr>
+          <w:rFonts w:ascii="Times New Roman" w:eastAsia="Times New Roman" w:hAnsi="Times New Roman" w:cs="Times New Roman"/>
+        </w:rPr>
+        <w:t>Information extraction from documents</w:t>
+      </w:r>
+      <w:r>
+        <w:rPr>
+          <w:rFonts w:ascii="Times New Roman" w:eastAsia="Times New Roman" w:hAnsi="Times New Roman" w:cs="Times New Roman"/>
+        </w:rPr>
+        <w:br/>
       </w:r>
     </w:p>
     <w:p>
@@ -816,55 +841,50 @@
           <w:ilvl w:val="0"/>
           <w:numId w:val="4"/>
         </w:numPr>
-        <w:spacing w:after="240" w:before="0" w:beforeAutospacing="0" w:lineRule="auto"/>
-        <w:ind w:left="720" w:hanging="360"/>
-        <w:rPr>
-          <w:rFonts w:ascii="Times New Roman" w:cs="Times New Roman" w:eastAsia="Times New Roman" w:hAnsi="Times New Roman"/>
-        </w:rPr>
-      </w:pPr>
-      <w:r>
-        <w:rPr>
-          <w:rFonts w:ascii="Times New Roman" w:cs="Times New Roman" w:eastAsia="Times New Roman" w:hAnsi="Times New Roman"/>
-          <w:rtl w:val="0"/>
-        </w:rPr>
-        <w:t xml:space="preserve">Recommendation systems</w:t>
-        <w:br w:type="textWrapping"/>
-      </w:r>
-    </w:p>
-    <w:p>
-      <w:pPr>
-        <w:spacing w:after="240" w:before="240" w:lineRule="auto"/>
-        <w:rPr>
-          <w:rFonts w:ascii="Times New Roman" w:cs="Times New Roman" w:eastAsia="Times New Roman" w:hAnsi="Times New Roman"/>
-        </w:rPr>
-      </w:pPr>
-      <w:r>
-        <w:rPr>
-          <w:rFonts w:ascii="Times New Roman" w:cs="Times New Roman" w:eastAsia="Times New Roman" w:hAnsi="Times New Roman"/>
-          <w:rtl w:val="0"/>
+        <w:spacing w:after="240"/>
+        <w:rPr>
+          <w:rFonts w:ascii="Times New Roman" w:eastAsia="Times New Roman" w:hAnsi="Times New Roman" w:cs="Times New Roman"/>
+        </w:rPr>
+      </w:pPr>
+      <w:r>
+        <w:rPr>
+          <w:rFonts w:ascii="Times New Roman" w:eastAsia="Times New Roman" w:hAnsi="Times New Roman" w:cs="Times New Roman"/>
+        </w:rPr>
+        <w:t>Recommendation systems</w:t>
+      </w:r>
+      <w:r>
+        <w:rPr>
+          <w:rFonts w:ascii="Times New Roman" w:eastAsia="Times New Roman" w:hAnsi="Times New Roman" w:cs="Times New Roman"/>
+        </w:rPr>
+        <w:br/>
+      </w:r>
+    </w:p>
+    <w:p>
+      <w:pPr>
+        <w:spacing w:before="240" w:after="240"/>
+        <w:rPr>
+          <w:rFonts w:ascii="Times New Roman" w:eastAsia="Times New Roman" w:hAnsi="Times New Roman" w:cs="Times New Roman"/>
+        </w:rPr>
+      </w:pPr>
+      <w:r>
+        <w:rPr>
+          <w:rFonts w:ascii="Times New Roman" w:eastAsia="Times New Roman" w:hAnsi="Times New Roman" w:cs="Times New Roman"/>
         </w:rPr>
         <w:t xml:space="preserve">For example, in news articles NER can automatically identify </w:t>
       </w:r>
       <w:r>
         <w:rPr>
-          <w:rFonts w:ascii="Times New Roman" w:cs="Times New Roman" w:eastAsia="Times New Roman" w:hAnsi="Times New Roman"/>
-          <w:b w:val="1"/>
-          <w:bCs w:val="1"/>
-          <w:rtl w:val="0"/>
-        </w:rPr>
-        <w:t xml:space="preserve">people, places, and organizations mentioned in the news</w:t>
-      </w:r>
-      <w:r>
-        <w:rPr>
-          <w:rFonts w:ascii="Times New Roman" w:cs="Times New Roman" w:eastAsia="Times New Roman" w:hAnsi="Times New Roman"/>
-          <w:rtl w:val="0"/>
-        </w:rPr>
-        <w:t xml:space="preserve">.</w:t>
-      </w:r>
-      <w:r>
-        <w:rPr>
-          <w:rtl w:val="0"/>
-        </w:rPr>
+          <w:rFonts w:ascii="Times New Roman" w:eastAsia="Times New Roman" w:hAnsi="Times New Roman" w:cs="Times New Roman"/>
+          <w:b/>
+          <w:bCs/>
+        </w:rPr>
+        <w:t>people, places, and organizations mentioned in the news</w:t>
+      </w:r>
+      <w:r>
+        <w:rPr>
+          <w:rFonts w:ascii="Times New Roman" w:eastAsia="Times New Roman" w:hAnsi="Times New Roman" w:cs="Times New Roman"/>
+        </w:rPr>
+        <w:t>.</w:t>
       </w:r>
     </w:p>
     <w:p>
@@ -872,27 +892,26 @@
         <w:pStyle w:val="Heading1"/>
         <w:keepNext w:val="0"/>
         <w:keepLines w:val="0"/>
-        <w:spacing w:before="480" w:lineRule="auto"/>
-        <w:rPr>
-          <w:rFonts w:ascii="Times New Roman" w:cs="Times New Roman" w:eastAsia="Times New Roman" w:hAnsi="Times New Roman"/>
-          <w:b w:val="1"/>
-          <w:bCs w:val="1"/>
+        <w:spacing w:before="480"/>
+        <w:rPr>
+          <w:rFonts w:ascii="Times New Roman" w:eastAsia="Times New Roman" w:hAnsi="Times New Roman" w:cs="Times New Roman"/>
+          <w:b/>
+          <w:bCs/>
           <w:sz w:val="22"/>
           <w:szCs w:val="22"/>
         </w:rPr>
       </w:pPr>
-      <w:bookmarkStart w:colFirst="0" w:colLast="0" w:name="_971v5rfnipjy" w:id="3"/>
+      <w:bookmarkStart w:id="3" w:name="_971v5rfnipjy" w:colFirst="0" w:colLast="0"/>
       <w:bookmarkEnd w:id="3"/>
       <w:r>
         <w:rPr>
-          <w:rFonts w:ascii="Times New Roman" w:cs="Times New Roman" w:eastAsia="Times New Roman" w:hAnsi="Times New Roman"/>
-          <w:b w:val="1"/>
-          <w:bCs w:val="1"/>
+          <w:rFonts w:ascii="Times New Roman" w:eastAsia="Times New Roman" w:hAnsi="Times New Roman" w:cs="Times New Roman"/>
+          <w:b/>
+          <w:bCs/>
           <w:sz w:val="22"/>
           <w:szCs w:val="22"/>
-          <w:rtl w:val="0"/>
-        </w:rPr>
-        <w:t xml:space="preserve">Steps to Build an NER System</w:t>
+        </w:rPr>
+        <w:t>Steps to Build an NER System</w:t>
       </w:r>
     </w:p>
     <w:p>
@@ -900,44 +919,42 @@
         <w:pStyle w:val="Heading3"/>
         <w:keepNext w:val="0"/>
         <w:keepLines w:val="0"/>
-        <w:spacing w:before="280" w:lineRule="auto"/>
-        <w:rPr>
-          <w:rFonts w:ascii="Times New Roman" w:cs="Times New Roman" w:eastAsia="Times New Roman" w:hAnsi="Times New Roman"/>
-          <w:b w:val="1"/>
-          <w:bCs w:val="1"/>
+        <w:spacing w:before="280"/>
+        <w:rPr>
+          <w:rFonts w:ascii="Times New Roman" w:eastAsia="Times New Roman" w:hAnsi="Times New Roman" w:cs="Times New Roman"/>
+          <w:b/>
+          <w:bCs/>
           <w:color w:val="000000"/>
           <w:sz w:val="22"/>
           <w:szCs w:val="22"/>
         </w:rPr>
       </w:pPr>
-      <w:bookmarkStart w:colFirst="0" w:colLast="0" w:name="_5b4zwpv34xrj" w:id="4"/>
+      <w:bookmarkStart w:id="4" w:name="_5b4zwpv34xrj" w:colFirst="0" w:colLast="0"/>
       <w:bookmarkEnd w:id="4"/>
       <w:r>
         <w:rPr>
-          <w:rFonts w:ascii="Times New Roman" w:cs="Times New Roman" w:eastAsia="Times New Roman" w:hAnsi="Times New Roman"/>
-          <w:b w:val="1"/>
-          <w:bCs w:val="1"/>
+          <w:rFonts w:ascii="Times New Roman" w:eastAsia="Times New Roman" w:hAnsi="Times New Roman" w:cs="Times New Roman"/>
+          <w:b/>
+          <w:bCs/>
           <w:color w:val="000000"/>
           <w:sz w:val="22"/>
           <w:szCs w:val="22"/>
-          <w:rtl w:val="0"/>
-        </w:rPr>
-        <w:t xml:space="preserve">1. Data Collection</w:t>
-      </w:r>
-    </w:p>
-    <w:p>
-      <w:pPr>
-        <w:spacing w:after="240" w:before="240" w:lineRule="auto"/>
-        <w:rPr>
-          <w:rFonts w:ascii="Times New Roman" w:cs="Times New Roman" w:eastAsia="Times New Roman" w:hAnsi="Times New Roman"/>
-        </w:rPr>
-      </w:pPr>
-      <w:r>
-        <w:rPr>
-          <w:rFonts w:ascii="Times New Roman" w:cs="Times New Roman" w:eastAsia="Times New Roman" w:hAnsi="Times New Roman"/>
-          <w:rtl w:val="0"/>
-        </w:rPr>
-        <w:t xml:space="preserve">Text data is collected from sources such as:</w:t>
+        </w:rPr>
+        <w:t>1. Data Collection</w:t>
+      </w:r>
+    </w:p>
+    <w:p>
+      <w:pPr>
+        <w:spacing w:before="240" w:after="240"/>
+        <w:rPr>
+          <w:rFonts w:ascii="Times New Roman" w:eastAsia="Times New Roman" w:hAnsi="Times New Roman" w:cs="Times New Roman"/>
+        </w:rPr>
+      </w:pPr>
+      <w:r>
+        <w:rPr>
+          <w:rFonts w:ascii="Times New Roman" w:eastAsia="Times New Roman" w:hAnsi="Times New Roman" w:cs="Times New Roman"/>
+        </w:rPr>
+        <w:t>Text data is collected from sources such as:</w:t>
       </w:r>
     </w:p>
     <w:p>
@@ -946,19 +963,22 @@
           <w:ilvl w:val="0"/>
           <w:numId w:val="2"/>
         </w:numPr>
-        <w:spacing w:after="0" w:afterAutospacing="0" w:before="240" w:lineRule="auto"/>
-        <w:ind w:left="720" w:hanging="360"/>
-        <w:rPr>
-          <w:rFonts w:ascii="Times New Roman" w:cs="Times New Roman" w:eastAsia="Times New Roman" w:hAnsi="Times New Roman"/>
-        </w:rPr>
-      </w:pPr>
-      <w:r>
-        <w:rPr>
-          <w:rFonts w:ascii="Times New Roman" w:cs="Times New Roman" w:eastAsia="Times New Roman" w:hAnsi="Times New Roman"/>
-          <w:rtl w:val="0"/>
-        </w:rPr>
-        <w:t xml:space="preserve">News websites</w:t>
-        <w:br w:type="textWrapping"/>
+        <w:spacing w:before="240"/>
+        <w:rPr>
+          <w:rFonts w:ascii="Times New Roman" w:eastAsia="Times New Roman" w:hAnsi="Times New Roman" w:cs="Times New Roman"/>
+        </w:rPr>
+      </w:pPr>
+      <w:r>
+        <w:rPr>
+          <w:rFonts w:ascii="Times New Roman" w:eastAsia="Times New Roman" w:hAnsi="Times New Roman" w:cs="Times New Roman"/>
+        </w:rPr>
+        <w:t>News websites</w:t>
+      </w:r>
+      <w:r>
+        <w:rPr>
+          <w:rFonts w:ascii="Times New Roman" w:eastAsia="Times New Roman" w:hAnsi="Times New Roman" w:cs="Times New Roman"/>
+        </w:rPr>
+        <w:br/>
       </w:r>
     </w:p>
     <w:p>
@@ -967,19 +987,21 @@
           <w:ilvl w:val="0"/>
           <w:numId w:val="2"/>
         </w:numPr>
-        <w:spacing w:after="0" w:afterAutospacing="0" w:before="0" w:beforeAutospacing="0" w:lineRule="auto"/>
-        <w:ind w:left="720" w:hanging="360"/>
-        <w:rPr>
-          <w:rFonts w:ascii="Times New Roman" w:cs="Times New Roman" w:eastAsia="Times New Roman" w:hAnsi="Times New Roman"/>
-        </w:rPr>
-      </w:pPr>
-      <w:r>
-        <w:rPr>
-          <w:rFonts w:ascii="Times New Roman" w:cs="Times New Roman" w:eastAsia="Times New Roman" w:hAnsi="Times New Roman"/>
-          <w:rtl w:val="0"/>
-        </w:rPr>
-        <w:t xml:space="preserve">Social media posts</w:t>
-        <w:br w:type="textWrapping"/>
+        <w:rPr>
+          <w:rFonts w:ascii="Times New Roman" w:eastAsia="Times New Roman" w:hAnsi="Times New Roman" w:cs="Times New Roman"/>
+        </w:rPr>
+      </w:pPr>
+      <w:r>
+        <w:rPr>
+          <w:rFonts w:ascii="Times New Roman" w:eastAsia="Times New Roman" w:hAnsi="Times New Roman" w:cs="Times New Roman"/>
+        </w:rPr>
+        <w:t>Social media posts</w:t>
+      </w:r>
+      <w:r>
+        <w:rPr>
+          <w:rFonts w:ascii="Times New Roman" w:eastAsia="Times New Roman" w:hAnsi="Times New Roman" w:cs="Times New Roman"/>
+        </w:rPr>
+        <w:br/>
       </w:r>
     </w:p>
     <w:p>
@@ -988,18 +1010,16 @@
           <w:ilvl w:val="0"/>
           <w:numId w:val="2"/>
         </w:numPr>
-        <w:spacing w:after="240" w:before="0" w:beforeAutospacing="0" w:lineRule="auto"/>
-        <w:ind w:left="720" w:hanging="360"/>
-        <w:rPr>
-          <w:rFonts w:ascii="Times New Roman" w:cs="Times New Roman" w:eastAsia="Times New Roman" w:hAnsi="Times New Roman"/>
-        </w:rPr>
-      </w:pPr>
-      <w:r>
-        <w:rPr>
-          <w:rFonts w:ascii="Times New Roman" w:cs="Times New Roman" w:eastAsia="Times New Roman" w:hAnsi="Times New Roman"/>
-          <w:rtl w:val="0"/>
-        </w:rPr>
-        <w:t xml:space="preserve">Blogs or articles</w:t>
+        <w:spacing w:after="240"/>
+        <w:rPr>
+          <w:rFonts w:ascii="Times New Roman" w:eastAsia="Times New Roman" w:hAnsi="Times New Roman" w:cs="Times New Roman"/>
+        </w:rPr>
+      </w:pPr>
+      <w:r>
+        <w:rPr>
+          <w:rFonts w:ascii="Times New Roman" w:eastAsia="Times New Roman" w:hAnsi="Times New Roman" w:cs="Times New Roman"/>
+        </w:rPr>
+        <w:t>Blogs or articles</w:t>
       </w:r>
     </w:p>
     <w:p>
@@ -1007,45 +1027,48 @@
         <w:pStyle w:val="Heading3"/>
         <w:keepNext w:val="0"/>
         <w:keepLines w:val="0"/>
-        <w:spacing w:before="280" w:lineRule="auto"/>
-        <w:rPr>
-          <w:rFonts w:ascii="Times New Roman" w:cs="Times New Roman" w:eastAsia="Times New Roman" w:hAnsi="Times New Roman"/>
-          <w:b w:val="1"/>
-          <w:bCs w:val="1"/>
+        <w:spacing w:before="280"/>
+        <w:rPr>
+          <w:rFonts w:ascii="Times New Roman" w:eastAsia="Times New Roman" w:hAnsi="Times New Roman" w:cs="Times New Roman"/>
+          <w:b/>
+          <w:bCs/>
           <w:color w:val="000000"/>
           <w:sz w:val="22"/>
           <w:szCs w:val="22"/>
         </w:rPr>
       </w:pPr>
-      <w:bookmarkStart w:colFirst="0" w:colLast="0" w:name="_tat7iz9l5cds" w:id="5"/>
+      <w:bookmarkStart w:id="5" w:name="_tat7iz9l5cds" w:colFirst="0" w:colLast="0"/>
       <w:bookmarkEnd w:id="5"/>
       <w:r>
         <w:rPr>
-          <w:rFonts w:ascii="Times New Roman" w:cs="Times New Roman" w:eastAsia="Times New Roman" w:hAnsi="Times New Roman"/>
-          <w:b w:val="1"/>
-          <w:bCs w:val="1"/>
+          <w:rFonts w:ascii="Times New Roman" w:eastAsia="Times New Roman" w:hAnsi="Times New Roman" w:cs="Times New Roman"/>
+          <w:b/>
+          <w:bCs/>
           <w:color w:val="000000"/>
           <w:sz w:val="22"/>
           <w:szCs w:val="22"/>
-          <w:rtl w:val="0"/>
-        </w:rPr>
-        <w:t xml:space="preserve">2. Text Preprocessing</w:t>
-      </w:r>
-    </w:p>
-    <w:p>
-      <w:pPr>
-        <w:spacing w:after="240" w:before="240" w:lineRule="auto"/>
-        <w:rPr>
-          <w:rFonts w:ascii="Times New Roman" w:cs="Times New Roman" w:eastAsia="Times New Roman" w:hAnsi="Times New Roman"/>
-        </w:rPr>
-      </w:pPr>
-      <w:r>
-        <w:rPr>
-          <w:rFonts w:ascii="Times New Roman" w:cs="Times New Roman" w:eastAsia="Times New Roman" w:hAnsi="Times New Roman"/>
-          <w:rtl w:val="0"/>
-        </w:rPr>
-        <w:t xml:space="preserve">The collected text is cleaned and prepared before applying the NER model.</w:t>
-        <w:br w:type="textWrapping"/>
+        </w:rPr>
+        <w:t>2. Text Preprocessing</w:t>
+      </w:r>
+    </w:p>
+    <w:p>
+      <w:pPr>
+        <w:spacing w:before="240" w:after="240"/>
+        <w:rPr>
+          <w:rFonts w:ascii="Times New Roman" w:eastAsia="Times New Roman" w:hAnsi="Times New Roman" w:cs="Times New Roman"/>
+        </w:rPr>
+      </w:pPr>
+      <w:r>
+        <w:rPr>
+          <w:rFonts w:ascii="Times New Roman" w:eastAsia="Times New Roman" w:hAnsi="Times New Roman" w:cs="Times New Roman"/>
+        </w:rPr>
+        <w:t>The collected text is cleaned and prepared before applying the NER model.</w:t>
+      </w:r>
+      <w:r>
+        <w:rPr>
+          <w:rFonts w:ascii="Times New Roman" w:eastAsia="Times New Roman" w:hAnsi="Times New Roman" w:cs="Times New Roman"/>
+        </w:rPr>
+        <w:br/>
         <w:t xml:space="preserve"> Common preprocessing steps include:</w:t>
       </w:r>
     </w:p>
@@ -1055,19 +1078,22 @@
           <w:ilvl w:val="0"/>
           <w:numId w:val="3"/>
         </w:numPr>
-        <w:spacing w:after="0" w:afterAutospacing="0" w:before="240" w:lineRule="auto"/>
-        <w:ind w:left="720" w:hanging="360"/>
-        <w:rPr>
-          <w:rFonts w:ascii="Times New Roman" w:cs="Times New Roman" w:eastAsia="Times New Roman" w:hAnsi="Times New Roman"/>
-        </w:rPr>
-      </w:pPr>
-      <w:r>
-        <w:rPr>
-          <w:rFonts w:ascii="Times New Roman" w:cs="Times New Roman" w:eastAsia="Times New Roman" w:hAnsi="Times New Roman"/>
-          <w:rtl w:val="0"/>
-        </w:rPr>
-        <w:t xml:space="preserve">Removing unnecessary characters</w:t>
-        <w:br w:type="textWrapping"/>
+        <w:spacing w:before="240"/>
+        <w:rPr>
+          <w:rFonts w:ascii="Times New Roman" w:eastAsia="Times New Roman" w:hAnsi="Times New Roman" w:cs="Times New Roman"/>
+        </w:rPr>
+      </w:pPr>
+      <w:r>
+        <w:rPr>
+          <w:rFonts w:ascii="Times New Roman" w:eastAsia="Times New Roman" w:hAnsi="Times New Roman" w:cs="Times New Roman"/>
+        </w:rPr>
+        <w:t>Removing unnecessary characters</w:t>
+      </w:r>
+      <w:r>
+        <w:rPr>
+          <w:rFonts w:ascii="Times New Roman" w:eastAsia="Times New Roman" w:hAnsi="Times New Roman" w:cs="Times New Roman"/>
+        </w:rPr>
+        <w:br/>
       </w:r>
     </w:p>
     <w:p>
@@ -1076,19 +1102,21 @@
           <w:ilvl w:val="0"/>
           <w:numId w:val="3"/>
         </w:numPr>
-        <w:spacing w:after="0" w:afterAutospacing="0" w:before="0" w:beforeAutospacing="0" w:lineRule="auto"/>
-        <w:ind w:left="720" w:hanging="360"/>
-        <w:rPr>
-          <w:rFonts w:ascii="Times New Roman" w:cs="Times New Roman" w:eastAsia="Times New Roman" w:hAnsi="Times New Roman"/>
-        </w:rPr>
-      </w:pPr>
-      <w:r>
-        <w:rPr>
-          <w:rFonts w:ascii="Times New Roman" w:cs="Times New Roman" w:eastAsia="Times New Roman" w:hAnsi="Times New Roman"/>
-          <w:rtl w:val="0"/>
-        </w:rPr>
-        <w:t xml:space="preserve">Tokenizing text into words</w:t>
-        <w:br w:type="textWrapping"/>
+        <w:rPr>
+          <w:rFonts w:ascii="Times New Roman" w:eastAsia="Times New Roman" w:hAnsi="Times New Roman" w:cs="Times New Roman"/>
+        </w:rPr>
+      </w:pPr>
+      <w:r>
+        <w:rPr>
+          <w:rFonts w:ascii="Times New Roman" w:eastAsia="Times New Roman" w:hAnsi="Times New Roman" w:cs="Times New Roman"/>
+        </w:rPr>
+        <w:t>Tokenizing text into words</w:t>
+      </w:r>
+      <w:r>
+        <w:rPr>
+          <w:rFonts w:ascii="Times New Roman" w:eastAsia="Times New Roman" w:hAnsi="Times New Roman" w:cs="Times New Roman"/>
+        </w:rPr>
+        <w:br/>
       </w:r>
     </w:p>
     <w:p>
@@ -1097,19 +1125,22 @@
           <w:ilvl w:val="0"/>
           <w:numId w:val="3"/>
         </w:numPr>
-        <w:spacing w:after="240" w:before="0" w:beforeAutospacing="0" w:lineRule="auto"/>
-        <w:ind w:left="720" w:hanging="360"/>
-        <w:rPr>
-          <w:rFonts w:ascii="Times New Roman" w:cs="Times New Roman" w:eastAsia="Times New Roman" w:hAnsi="Times New Roman"/>
-        </w:rPr>
-      </w:pPr>
-      <w:r>
-        <w:rPr>
-          <w:rFonts w:ascii="Times New Roman" w:cs="Times New Roman" w:eastAsia="Times New Roman" w:hAnsi="Times New Roman"/>
-          <w:rtl w:val="0"/>
-        </w:rPr>
-        <w:t xml:space="preserve">Converting text into a suitable format for processing</w:t>
-        <w:br w:type="textWrapping"/>
+        <w:spacing w:after="240"/>
+        <w:rPr>
+          <w:rFonts w:ascii="Times New Roman" w:eastAsia="Times New Roman" w:hAnsi="Times New Roman" w:cs="Times New Roman"/>
+        </w:rPr>
+      </w:pPr>
+      <w:r>
+        <w:rPr>
+          <w:rFonts w:ascii="Times New Roman" w:eastAsia="Times New Roman" w:hAnsi="Times New Roman" w:cs="Times New Roman"/>
+        </w:rPr>
+        <w:t>Converting text into a suitable format for processing</w:t>
+      </w:r>
+      <w:r>
+        <w:rPr>
+          <w:rFonts w:ascii="Times New Roman" w:eastAsia="Times New Roman" w:hAnsi="Times New Roman" w:cs="Times New Roman"/>
+        </w:rPr>
+        <w:br/>
       </w:r>
     </w:p>
     <w:p>
@@ -1117,513 +1148,471 @@
         <w:pStyle w:val="Heading3"/>
         <w:keepNext w:val="0"/>
         <w:keepLines w:val="0"/>
-        <w:spacing w:before="280" w:lineRule="auto"/>
-        <w:rPr>
-          <w:rFonts w:ascii="Times New Roman" w:cs="Times New Roman" w:eastAsia="Times New Roman" w:hAnsi="Times New Roman"/>
-          <w:b w:val="1"/>
-          <w:bCs w:val="1"/>
+        <w:spacing w:before="280"/>
+        <w:rPr>
+          <w:rFonts w:ascii="Times New Roman" w:eastAsia="Times New Roman" w:hAnsi="Times New Roman" w:cs="Times New Roman"/>
+          <w:b/>
+          <w:bCs/>
           <w:color w:val="000000"/>
           <w:sz w:val="22"/>
           <w:szCs w:val="22"/>
         </w:rPr>
       </w:pPr>
-      <w:bookmarkStart w:colFirst="0" w:colLast="0" w:name="_qvbce7ka2crt" w:id="6"/>
+      <w:bookmarkStart w:id="6" w:name="_qvbce7ka2crt" w:colFirst="0" w:colLast="0"/>
       <w:bookmarkEnd w:id="6"/>
       <w:r>
         <w:rPr>
-          <w:rFonts w:ascii="Times New Roman" w:cs="Times New Roman" w:eastAsia="Times New Roman" w:hAnsi="Times New Roman"/>
-          <w:b w:val="1"/>
-          <w:bCs w:val="1"/>
+          <w:rFonts w:ascii="Times New Roman" w:eastAsia="Times New Roman" w:hAnsi="Times New Roman" w:cs="Times New Roman"/>
+          <w:b/>
+          <w:bCs/>
           <w:color w:val="000000"/>
           <w:sz w:val="22"/>
           <w:szCs w:val="22"/>
-          <w:rtl w:val="0"/>
-        </w:rPr>
-        <w:t xml:space="preserve">3. Entity Recognition</w:t>
-      </w:r>
-    </w:p>
-    <w:p>
-      <w:pPr>
-        <w:spacing w:after="240" w:before="240" w:lineRule="auto"/>
-        <w:rPr>
-          <w:rFonts w:ascii="Times New Roman" w:cs="Times New Roman" w:eastAsia="Times New Roman" w:hAnsi="Times New Roman"/>
-        </w:rPr>
-      </w:pPr>
-      <w:r>
-        <w:rPr>
-          <w:rFonts w:ascii="Times New Roman" w:cs="Times New Roman" w:eastAsia="Times New Roman" w:hAnsi="Times New Roman"/>
-          <w:rtl w:val="0"/>
-        </w:rPr>
-        <w:t xml:space="preserve">The NER model analyzes the text and detects entities based on trained patterns or machine learning models.</w:t>
-      </w:r>
-    </w:p>
-    <w:p>
-      <w:pPr>
-        <w:spacing w:after="240" w:before="240" w:lineRule="auto"/>
-        <w:rPr>
-          <w:rFonts w:ascii="Times New Roman" w:cs="Times New Roman" w:eastAsia="Times New Roman" w:hAnsi="Times New Roman"/>
-        </w:rPr>
-      </w:pPr>
-      <w:r>
-        <w:rPr>
-          <w:rFonts w:ascii="Times New Roman" w:cs="Times New Roman" w:eastAsia="Times New Roman" w:hAnsi="Times New Roman"/>
-          <w:rtl w:val="0"/>
-        </w:rPr>
-        <w:t xml:space="preserve">Common entity types include:</w:t>
+        </w:rPr>
+        <w:t>3. Entity Recognition</w:t>
+      </w:r>
+    </w:p>
+    <w:p>
+      <w:pPr>
+        <w:spacing w:before="240" w:after="240"/>
+        <w:rPr>
+          <w:rFonts w:ascii="Times New Roman" w:eastAsia="Times New Roman" w:hAnsi="Times New Roman" w:cs="Times New Roman"/>
+        </w:rPr>
+      </w:pPr>
+      <w:r>
+        <w:rPr>
+          <w:rFonts w:ascii="Times New Roman" w:eastAsia="Times New Roman" w:hAnsi="Times New Roman" w:cs="Times New Roman"/>
+        </w:rPr>
+        <w:lastRenderedPageBreak/>
+        <w:t>The NER model analyzes the text and detects entities based on trained patterns or machine learning models.</w:t>
+      </w:r>
+    </w:p>
+    <w:p>
+      <w:pPr>
+        <w:spacing w:before="240" w:after="240"/>
+        <w:rPr>
+          <w:rFonts w:ascii="Times New Roman" w:eastAsia="Times New Roman" w:hAnsi="Times New Roman" w:cs="Times New Roman"/>
+        </w:rPr>
+      </w:pPr>
+      <w:r>
+        <w:rPr>
+          <w:rFonts w:ascii="Times New Roman" w:eastAsia="Times New Roman" w:hAnsi="Times New Roman" w:cs="Times New Roman"/>
+        </w:rPr>
+        <w:t>Common entity types include:</w:t>
       </w:r>
     </w:p>
     <w:tbl>
       <w:tblPr>
-        <w:tblStyle w:val="Table2"/>
-        <w:tblW w:w="4345.0" w:type="dxa"/>
-        <w:jc w:val="left"/>
+        <w:tblStyle w:val="a0"/>
+        <w:tblW w:w="4345" w:type="dxa"/>
+        <w:tblInd w:w="0" w:type="dxa"/>
         <w:tblBorders>
-          <w:top w:color="000000" w:space="0" w:sz="6" w:val="single"/>
-          <w:left w:color="000000" w:space="0" w:sz="6" w:val="single"/>
-          <w:bottom w:color="000000" w:space="0" w:sz="6" w:val="single"/>
-          <w:right w:color="000000" w:space="0" w:sz="6" w:val="single"/>
-          <w:insideH w:color="000000" w:space="0" w:sz="6" w:val="single"/>
-          <w:insideV w:color="000000" w:space="0" w:sz="6" w:val="single"/>
+          <w:top w:val="single" w:sz="6" w:space="0" w:color="000000"/>
+          <w:left w:val="single" w:sz="6" w:space="0" w:color="000000"/>
+          <w:bottom w:val="single" w:sz="6" w:space="0" w:color="000000"/>
+          <w:right w:val="single" w:sz="6" w:space="0" w:color="000000"/>
+          <w:insideH w:val="single" w:sz="6" w:space="0" w:color="000000"/>
+          <w:insideV w:val="single" w:sz="6" w:space="0" w:color="000000"/>
         </w:tblBorders>
         <w:tblLayout w:type="fixed"/>
-        <w:tblLook w:val="0600"/>
+        <w:tblLook w:val="0600" w:firstRow="0" w:lastRow="0" w:firstColumn="0" w:lastColumn="0" w:noHBand="1" w:noVBand="1"/>
       </w:tblPr>
       <w:tblGrid>
         <w:gridCol w:w="1430"/>
         <w:gridCol w:w="2915"/>
-        <w:tblGridChange w:id="0">
-          <w:tblGrid>
-            <w:gridCol w:w="1430"/>
-            <w:gridCol w:w="2915"/>
-          </w:tblGrid>
-        </w:tblGridChange>
       </w:tblGrid>
       <w:tr>
         <w:trPr>
-          <w:cantSplit w:val="0"/>
-          <w:trHeight w:val="515" w:hRule="atLeast"/>
-          <w:tblHeader w:val="0"/>
+          <w:trHeight w:val="515"/>
         </w:trPr>
         <w:tc>
           <w:tcPr>
+            <w:tcW w:w="1430" w:type="dxa"/>
             <w:tcBorders>
-              <w:top w:color="000000" w:space="0" w:sz="6" w:val="single"/>
-              <w:left w:color="000000" w:space="0" w:sz="6" w:val="single"/>
-              <w:bottom w:color="000000" w:space="0" w:sz="6" w:val="single"/>
-              <w:right w:color="000000" w:space="0" w:sz="6" w:val="single"/>
+              <w:top w:val="single" w:sz="6" w:space="0" w:color="000000"/>
+              <w:left w:val="single" w:sz="6" w:space="0" w:color="000000"/>
+              <w:bottom w:val="single" w:sz="6" w:space="0" w:color="000000"/>
+              <w:right w:val="single" w:sz="6" w:space="0" w:color="000000"/>
             </w:tcBorders>
             <w:tcMar>
-              <w:top w:w="100.0" w:type="dxa"/>
-              <w:left w:w="100.0" w:type="dxa"/>
-              <w:bottom w:w="100.0" w:type="dxa"/>
-              <w:right w:w="100.0" w:type="dxa"/>
+              <w:top w:w="100" w:type="dxa"/>
+              <w:left w:w="100" w:type="dxa"/>
+              <w:bottom w:w="100" w:type="dxa"/>
+              <w:right w:w="100" w:type="dxa"/>
             </w:tcMar>
-            <w:vAlign w:val="top"/>
           </w:tcPr>
           <w:p>
             <w:pPr>
               <w:jc w:val="center"/>
               <w:rPr>
-                <w:rFonts w:ascii="Times New Roman" w:cs="Times New Roman" w:eastAsia="Times New Roman" w:hAnsi="Times New Roman"/>
+                <w:rFonts w:ascii="Times New Roman" w:eastAsia="Times New Roman" w:hAnsi="Times New Roman" w:cs="Times New Roman"/>
               </w:rPr>
             </w:pPr>
             <w:r>
               <w:rPr>
-                <w:rFonts w:ascii="Times New Roman" w:cs="Times New Roman" w:eastAsia="Times New Roman" w:hAnsi="Times New Roman"/>
-                <w:b w:val="1"/>
-                <w:bCs w:val="1"/>
-                <w:rtl w:val="0"/>
-              </w:rPr>
-              <w:t xml:space="preserve">Entity Type</w:t>
-            </w:r>
-            <w:r>
-              <w:rPr>
-                <w:rtl w:val="0"/>
-              </w:rPr>
+                <w:rFonts w:ascii="Times New Roman" w:eastAsia="Times New Roman" w:hAnsi="Times New Roman" w:cs="Times New Roman"/>
+                <w:b/>
+                <w:bCs/>
+              </w:rPr>
+              <w:t>Entity Type</w:t>
             </w:r>
           </w:p>
         </w:tc>
         <w:tc>
           <w:tcPr>
+            <w:tcW w:w="2915" w:type="dxa"/>
             <w:tcBorders>
-              <w:top w:color="000000" w:space="0" w:sz="6" w:val="single"/>
-              <w:left w:color="000000" w:space="0" w:sz="6" w:val="single"/>
-              <w:bottom w:color="000000" w:space="0" w:sz="6" w:val="single"/>
-              <w:right w:color="000000" w:space="0" w:sz="6" w:val="single"/>
+              <w:top w:val="single" w:sz="6" w:space="0" w:color="000000"/>
+              <w:left w:val="single" w:sz="6" w:space="0" w:color="000000"/>
+              <w:bottom w:val="single" w:sz="6" w:space="0" w:color="000000"/>
+              <w:right w:val="single" w:sz="6" w:space="0" w:color="000000"/>
             </w:tcBorders>
             <w:tcMar>
-              <w:top w:w="100.0" w:type="dxa"/>
-              <w:left w:w="100.0" w:type="dxa"/>
-              <w:bottom w:w="100.0" w:type="dxa"/>
-              <w:right w:w="100.0" w:type="dxa"/>
+              <w:top w:w="100" w:type="dxa"/>
+              <w:left w:w="100" w:type="dxa"/>
+              <w:bottom w:w="100" w:type="dxa"/>
+              <w:right w:w="100" w:type="dxa"/>
             </w:tcMar>
-            <w:vAlign w:val="top"/>
           </w:tcPr>
           <w:p>
             <w:pPr>
               <w:jc w:val="center"/>
               <w:rPr>
-                <w:rFonts w:ascii="Times New Roman" w:cs="Times New Roman" w:eastAsia="Times New Roman" w:hAnsi="Times New Roman"/>
+                <w:rFonts w:ascii="Times New Roman" w:eastAsia="Times New Roman" w:hAnsi="Times New Roman" w:cs="Times New Roman"/>
               </w:rPr>
             </w:pPr>
             <w:r>
               <w:rPr>
-                <w:rFonts w:ascii="Times New Roman" w:cs="Times New Roman" w:eastAsia="Times New Roman" w:hAnsi="Times New Roman"/>
-                <w:b w:val="1"/>
-                <w:bCs w:val="1"/>
-                <w:rtl w:val="0"/>
-              </w:rPr>
-              <w:t xml:space="preserve">Description</w:t>
-            </w:r>
-            <w:r>
-              <w:rPr>
-                <w:rtl w:val="0"/>
-              </w:rPr>
+                <w:rFonts w:ascii="Times New Roman" w:eastAsia="Times New Roman" w:hAnsi="Times New Roman" w:cs="Times New Roman"/>
+                <w:b/>
+                <w:bCs/>
+              </w:rPr>
+              <w:t>Description</w:t>
             </w:r>
           </w:p>
         </w:tc>
       </w:tr>
       <w:tr>
         <w:trPr>
-          <w:cantSplit w:val="0"/>
-          <w:trHeight w:val="515" w:hRule="atLeast"/>
-          <w:tblHeader w:val="0"/>
+          <w:trHeight w:val="515"/>
         </w:trPr>
         <w:tc>
           <w:tcPr>
+            <w:tcW w:w="1430" w:type="dxa"/>
             <w:tcBorders>
-              <w:top w:color="000000" w:space="0" w:sz="6" w:val="single"/>
-              <w:left w:color="000000" w:space="0" w:sz="6" w:val="single"/>
-              <w:bottom w:color="000000" w:space="0" w:sz="6" w:val="single"/>
-              <w:right w:color="000000" w:space="0" w:sz="6" w:val="single"/>
+              <w:top w:val="single" w:sz="6" w:space="0" w:color="000000"/>
+              <w:left w:val="single" w:sz="6" w:space="0" w:color="000000"/>
+              <w:bottom w:val="single" w:sz="6" w:space="0" w:color="000000"/>
+              <w:right w:val="single" w:sz="6" w:space="0" w:color="000000"/>
             </w:tcBorders>
             <w:tcMar>
-              <w:top w:w="100.0" w:type="dxa"/>
-              <w:left w:w="100.0" w:type="dxa"/>
-              <w:bottom w:w="100.0" w:type="dxa"/>
-              <w:right w:w="100.0" w:type="dxa"/>
+              <w:top w:w="100" w:type="dxa"/>
+              <w:left w:w="100" w:type="dxa"/>
+              <w:bottom w:w="100" w:type="dxa"/>
+              <w:right w:w="100" w:type="dxa"/>
             </w:tcMar>
-            <w:vAlign w:val="top"/>
           </w:tcPr>
           <w:p>
             <w:pPr>
               <w:rPr>
-                <w:rFonts w:ascii="Times New Roman" w:cs="Times New Roman" w:eastAsia="Times New Roman" w:hAnsi="Times New Roman"/>
+                <w:rFonts w:ascii="Times New Roman" w:eastAsia="Times New Roman" w:hAnsi="Times New Roman" w:cs="Times New Roman"/>
               </w:rPr>
             </w:pPr>
             <w:r>
               <w:rPr>
-                <w:rFonts w:ascii="Times New Roman" w:cs="Times New Roman" w:eastAsia="Times New Roman" w:hAnsi="Times New Roman"/>
-                <w:rtl w:val="0"/>
-              </w:rPr>
-              <w:t xml:space="preserve">PERSON</w:t>
+                <w:rFonts w:ascii="Times New Roman" w:eastAsia="Times New Roman" w:hAnsi="Times New Roman" w:cs="Times New Roman"/>
+              </w:rPr>
+              <w:t>PERSON</w:t>
             </w:r>
           </w:p>
         </w:tc>
         <w:tc>
           <w:tcPr>
+            <w:tcW w:w="2915" w:type="dxa"/>
             <w:tcBorders>
-              <w:top w:color="000000" w:space="0" w:sz="6" w:val="single"/>
-              <w:left w:color="000000" w:space="0" w:sz="6" w:val="single"/>
-              <w:bottom w:color="000000" w:space="0" w:sz="6" w:val="single"/>
-              <w:right w:color="000000" w:space="0" w:sz="6" w:val="single"/>
+              <w:top w:val="single" w:sz="6" w:space="0" w:color="000000"/>
+              <w:left w:val="single" w:sz="6" w:space="0" w:color="000000"/>
+              <w:bottom w:val="single" w:sz="6" w:space="0" w:color="000000"/>
+              <w:right w:val="single" w:sz="6" w:space="0" w:color="000000"/>
             </w:tcBorders>
             <w:tcMar>
-              <w:top w:w="100.0" w:type="dxa"/>
-              <w:left w:w="100.0" w:type="dxa"/>
-              <w:bottom w:w="100.0" w:type="dxa"/>
-              <w:right w:w="100.0" w:type="dxa"/>
+              <w:top w:w="100" w:type="dxa"/>
+              <w:left w:w="100" w:type="dxa"/>
+              <w:bottom w:w="100" w:type="dxa"/>
+              <w:right w:w="100" w:type="dxa"/>
             </w:tcMar>
-            <w:vAlign w:val="top"/>
           </w:tcPr>
           <w:p>
             <w:pPr>
               <w:rPr>
-                <w:rFonts w:ascii="Times New Roman" w:cs="Times New Roman" w:eastAsia="Times New Roman" w:hAnsi="Times New Roman"/>
+                <w:rFonts w:ascii="Times New Roman" w:eastAsia="Times New Roman" w:hAnsi="Times New Roman" w:cs="Times New Roman"/>
               </w:rPr>
             </w:pPr>
             <w:r>
               <w:rPr>
-                <w:rFonts w:ascii="Times New Roman" w:cs="Times New Roman" w:eastAsia="Times New Roman" w:hAnsi="Times New Roman"/>
-                <w:rtl w:val="0"/>
-              </w:rPr>
-              <w:t xml:space="preserve">Names of individuals</w:t>
+                <w:rFonts w:ascii="Times New Roman" w:eastAsia="Times New Roman" w:hAnsi="Times New Roman" w:cs="Times New Roman"/>
+              </w:rPr>
+              <w:t>Names of individuals</w:t>
             </w:r>
           </w:p>
         </w:tc>
       </w:tr>
       <w:tr>
         <w:trPr>
-          <w:cantSplit w:val="0"/>
-          <w:trHeight w:val="515" w:hRule="atLeast"/>
-          <w:tblHeader w:val="0"/>
+          <w:trHeight w:val="515"/>
         </w:trPr>
         <w:tc>
           <w:tcPr>
+            <w:tcW w:w="1430" w:type="dxa"/>
             <w:tcBorders>
-              <w:top w:color="000000" w:space="0" w:sz="6" w:val="single"/>
-              <w:left w:color="000000" w:space="0" w:sz="6" w:val="single"/>
-              <w:bottom w:color="000000" w:space="0" w:sz="6" w:val="single"/>
-              <w:right w:color="000000" w:space="0" w:sz="6" w:val="single"/>
+              <w:top w:val="single" w:sz="6" w:space="0" w:color="000000"/>
+              <w:left w:val="single" w:sz="6" w:space="0" w:color="000000"/>
+              <w:bottom w:val="single" w:sz="6" w:space="0" w:color="000000"/>
+              <w:right w:val="single" w:sz="6" w:space="0" w:color="000000"/>
             </w:tcBorders>
             <w:tcMar>
-              <w:top w:w="100.0" w:type="dxa"/>
-              <w:left w:w="100.0" w:type="dxa"/>
-              <w:bottom w:w="100.0" w:type="dxa"/>
-              <w:right w:w="100.0" w:type="dxa"/>
+              <w:top w:w="100" w:type="dxa"/>
+              <w:left w:w="100" w:type="dxa"/>
+              <w:bottom w:w="100" w:type="dxa"/>
+              <w:right w:w="100" w:type="dxa"/>
             </w:tcMar>
-            <w:vAlign w:val="top"/>
           </w:tcPr>
           <w:p>
             <w:pPr>
               <w:rPr>
-                <w:rFonts w:ascii="Times New Roman" w:cs="Times New Roman" w:eastAsia="Times New Roman" w:hAnsi="Times New Roman"/>
+                <w:rFonts w:ascii="Times New Roman" w:eastAsia="Times New Roman" w:hAnsi="Times New Roman" w:cs="Times New Roman"/>
               </w:rPr>
             </w:pPr>
             <w:r>
               <w:rPr>
-                <w:rFonts w:ascii="Times New Roman" w:cs="Times New Roman" w:eastAsia="Times New Roman" w:hAnsi="Times New Roman"/>
-                <w:rtl w:val="0"/>
-              </w:rPr>
-              <w:t xml:space="preserve">ORG</w:t>
+                <w:rFonts w:ascii="Times New Roman" w:eastAsia="Times New Roman" w:hAnsi="Times New Roman" w:cs="Times New Roman"/>
+              </w:rPr>
+              <w:t>ORG</w:t>
             </w:r>
           </w:p>
         </w:tc>
         <w:tc>
           <w:tcPr>
+            <w:tcW w:w="2915" w:type="dxa"/>
             <w:tcBorders>
-              <w:top w:color="000000" w:space="0" w:sz="6" w:val="single"/>
-              <w:left w:color="000000" w:space="0" w:sz="6" w:val="single"/>
-              <w:bottom w:color="000000" w:space="0" w:sz="6" w:val="single"/>
-              <w:right w:color="000000" w:space="0" w:sz="6" w:val="single"/>
+              <w:top w:val="single" w:sz="6" w:space="0" w:color="000000"/>
+              <w:left w:val="single" w:sz="6" w:space="0" w:color="000000"/>
+              <w:bottom w:val="single" w:sz="6" w:space="0" w:color="000000"/>
+              <w:right w:val="single" w:sz="6" w:space="0" w:color="000000"/>
             </w:tcBorders>
             <w:tcMar>
-              <w:top w:w="100.0" w:type="dxa"/>
-              <w:left w:w="100.0" w:type="dxa"/>
-              <w:bottom w:w="100.0" w:type="dxa"/>
-              <w:right w:w="100.0" w:type="dxa"/>
+              <w:top w:w="100" w:type="dxa"/>
+              <w:left w:w="100" w:type="dxa"/>
+              <w:bottom w:w="100" w:type="dxa"/>
+              <w:right w:w="100" w:type="dxa"/>
             </w:tcMar>
-            <w:vAlign w:val="top"/>
           </w:tcPr>
           <w:p>
             <w:pPr>
               <w:rPr>
-                <w:rFonts w:ascii="Times New Roman" w:cs="Times New Roman" w:eastAsia="Times New Roman" w:hAnsi="Times New Roman"/>
+                <w:rFonts w:ascii="Times New Roman" w:eastAsia="Times New Roman" w:hAnsi="Times New Roman" w:cs="Times New Roman"/>
               </w:rPr>
             </w:pPr>
             <w:r>
               <w:rPr>
-                <w:rFonts w:ascii="Times New Roman" w:cs="Times New Roman" w:eastAsia="Times New Roman" w:hAnsi="Times New Roman"/>
-                <w:rtl w:val="0"/>
-              </w:rPr>
-              <w:t xml:space="preserve">Organizations or companies</w:t>
+                <w:rFonts w:ascii="Times New Roman" w:eastAsia="Times New Roman" w:hAnsi="Times New Roman" w:cs="Times New Roman"/>
+              </w:rPr>
+              <w:t>Organizations or companies</w:t>
             </w:r>
           </w:p>
         </w:tc>
       </w:tr>
       <w:tr>
         <w:trPr>
-          <w:cantSplit w:val="0"/>
-          <w:trHeight w:val="515" w:hRule="atLeast"/>
-          <w:tblHeader w:val="0"/>
+          <w:trHeight w:val="515"/>
         </w:trPr>
         <w:tc>
           <w:tcPr>
+            <w:tcW w:w="1430" w:type="dxa"/>
             <w:tcBorders>
-              <w:top w:color="000000" w:space="0" w:sz="6" w:val="single"/>
-              <w:left w:color="000000" w:space="0" w:sz="6" w:val="single"/>
-              <w:bottom w:color="000000" w:space="0" w:sz="6" w:val="single"/>
-              <w:right w:color="000000" w:space="0" w:sz="6" w:val="single"/>
+              <w:top w:val="single" w:sz="6" w:space="0" w:color="000000"/>
+              <w:left w:val="single" w:sz="6" w:space="0" w:color="000000"/>
+              <w:bottom w:val="single" w:sz="6" w:space="0" w:color="000000"/>
+              <w:right w:val="single" w:sz="6" w:space="0" w:color="000000"/>
             </w:tcBorders>
             <w:tcMar>
-              <w:top w:w="100.0" w:type="dxa"/>
-              <w:left w:w="100.0" w:type="dxa"/>
-              <w:bottom w:w="100.0" w:type="dxa"/>
-              <w:right w:w="100.0" w:type="dxa"/>
+              <w:top w:w="100" w:type="dxa"/>
+              <w:left w:w="100" w:type="dxa"/>
+              <w:bottom w:w="100" w:type="dxa"/>
+              <w:right w:w="100" w:type="dxa"/>
             </w:tcMar>
-            <w:vAlign w:val="top"/>
           </w:tcPr>
           <w:p>
             <w:pPr>
               <w:rPr>
-                <w:rFonts w:ascii="Times New Roman" w:cs="Times New Roman" w:eastAsia="Times New Roman" w:hAnsi="Times New Roman"/>
+                <w:rFonts w:ascii="Times New Roman" w:eastAsia="Times New Roman" w:hAnsi="Times New Roman" w:cs="Times New Roman"/>
               </w:rPr>
             </w:pPr>
             <w:r>
               <w:rPr>
-                <w:rFonts w:ascii="Times New Roman" w:cs="Times New Roman" w:eastAsia="Times New Roman" w:hAnsi="Times New Roman"/>
-                <w:rtl w:val="0"/>
-              </w:rPr>
-              <w:t xml:space="preserve">LOC</w:t>
+                <w:rFonts w:ascii="Times New Roman" w:eastAsia="Times New Roman" w:hAnsi="Times New Roman" w:cs="Times New Roman"/>
+              </w:rPr>
+              <w:t>LOC</w:t>
             </w:r>
           </w:p>
         </w:tc>
         <w:tc>
           <w:tcPr>
+            <w:tcW w:w="2915" w:type="dxa"/>
             <w:tcBorders>
-              <w:top w:color="000000" w:space="0" w:sz="6" w:val="single"/>
-              <w:left w:color="000000" w:space="0" w:sz="6" w:val="single"/>
-              <w:bottom w:color="000000" w:space="0" w:sz="6" w:val="single"/>
-              <w:right w:color="000000" w:space="0" w:sz="6" w:val="single"/>
+              <w:top w:val="single" w:sz="6" w:space="0" w:color="000000"/>
+              <w:left w:val="single" w:sz="6" w:space="0" w:color="000000"/>
+              <w:bottom w:val="single" w:sz="6" w:space="0" w:color="000000"/>
+              <w:right w:val="single" w:sz="6" w:space="0" w:color="000000"/>
             </w:tcBorders>
             <w:tcMar>
-              <w:top w:w="100.0" w:type="dxa"/>
-              <w:left w:w="100.0" w:type="dxa"/>
-              <w:bottom w:w="100.0" w:type="dxa"/>
-              <w:right w:w="100.0" w:type="dxa"/>
+              <w:top w:w="100" w:type="dxa"/>
+              <w:left w:w="100" w:type="dxa"/>
+              <w:bottom w:w="100" w:type="dxa"/>
+              <w:right w:w="100" w:type="dxa"/>
             </w:tcMar>
-            <w:vAlign w:val="top"/>
           </w:tcPr>
           <w:p>
             <w:pPr>
               <w:rPr>
-                <w:rFonts w:ascii="Times New Roman" w:cs="Times New Roman" w:eastAsia="Times New Roman" w:hAnsi="Times New Roman"/>
+                <w:rFonts w:ascii="Times New Roman" w:eastAsia="Times New Roman" w:hAnsi="Times New Roman" w:cs="Times New Roman"/>
               </w:rPr>
             </w:pPr>
             <w:r>
               <w:rPr>
-                <w:rFonts w:ascii="Times New Roman" w:cs="Times New Roman" w:eastAsia="Times New Roman" w:hAnsi="Times New Roman"/>
-                <w:rtl w:val="0"/>
-              </w:rPr>
-              <w:t xml:space="preserve">Locations or places</w:t>
+                <w:rFonts w:ascii="Times New Roman" w:eastAsia="Times New Roman" w:hAnsi="Times New Roman" w:cs="Times New Roman"/>
+              </w:rPr>
+              <w:t>Locations or places</w:t>
             </w:r>
           </w:p>
         </w:tc>
       </w:tr>
       <w:tr>
         <w:trPr>
-          <w:cantSplit w:val="0"/>
-          <w:trHeight w:val="515" w:hRule="atLeast"/>
-          <w:tblHeader w:val="0"/>
+          <w:trHeight w:val="515"/>
         </w:trPr>
         <w:tc>
           <w:tcPr>
+            <w:tcW w:w="1430" w:type="dxa"/>
             <w:tcBorders>
-              <w:top w:color="000000" w:space="0" w:sz="6" w:val="single"/>
-              <w:left w:color="000000" w:space="0" w:sz="6" w:val="single"/>
-              <w:bottom w:color="000000" w:space="0" w:sz="6" w:val="single"/>
-              <w:right w:color="000000" w:space="0" w:sz="6" w:val="single"/>
+              <w:top w:val="single" w:sz="6" w:space="0" w:color="000000"/>
+              <w:left w:val="single" w:sz="6" w:space="0" w:color="000000"/>
+              <w:bottom w:val="single" w:sz="6" w:space="0" w:color="000000"/>
+              <w:right w:val="single" w:sz="6" w:space="0" w:color="000000"/>
             </w:tcBorders>
             <w:tcMar>
-              <w:top w:w="100.0" w:type="dxa"/>
-              <w:left w:w="100.0" w:type="dxa"/>
-              <w:bottom w:w="100.0" w:type="dxa"/>
-              <w:right w:w="100.0" w:type="dxa"/>
+              <w:top w:w="100" w:type="dxa"/>
+              <w:left w:w="100" w:type="dxa"/>
+              <w:bottom w:w="100" w:type="dxa"/>
+              <w:right w:w="100" w:type="dxa"/>
             </w:tcMar>
-            <w:vAlign w:val="top"/>
           </w:tcPr>
           <w:p>
             <w:pPr>
               <w:rPr>
-                <w:rFonts w:ascii="Times New Roman" w:cs="Times New Roman" w:eastAsia="Times New Roman" w:hAnsi="Times New Roman"/>
+                <w:rFonts w:ascii="Times New Roman" w:eastAsia="Times New Roman" w:hAnsi="Times New Roman" w:cs="Times New Roman"/>
               </w:rPr>
             </w:pPr>
             <w:r>
               <w:rPr>
-                <w:rFonts w:ascii="Times New Roman" w:cs="Times New Roman" w:eastAsia="Times New Roman" w:hAnsi="Times New Roman"/>
-                <w:rtl w:val="0"/>
-              </w:rPr>
-              <w:t xml:space="preserve">DATE</w:t>
+                <w:rFonts w:ascii="Times New Roman" w:eastAsia="Times New Roman" w:hAnsi="Times New Roman" w:cs="Times New Roman"/>
+              </w:rPr>
+              <w:t>DATE</w:t>
             </w:r>
           </w:p>
         </w:tc>
         <w:tc>
           <w:tcPr>
+            <w:tcW w:w="2915" w:type="dxa"/>
             <w:tcBorders>
-              <w:top w:color="000000" w:space="0" w:sz="6" w:val="single"/>
-              <w:left w:color="000000" w:space="0" w:sz="6" w:val="single"/>
-              <w:bottom w:color="000000" w:space="0" w:sz="6" w:val="single"/>
-              <w:right w:color="000000" w:space="0" w:sz="6" w:val="single"/>
+              <w:top w:val="single" w:sz="6" w:space="0" w:color="000000"/>
+              <w:left w:val="single" w:sz="6" w:space="0" w:color="000000"/>
+              <w:bottom w:val="single" w:sz="6" w:space="0" w:color="000000"/>
+              <w:right w:val="single" w:sz="6" w:space="0" w:color="000000"/>
             </w:tcBorders>
             <w:tcMar>
-              <w:top w:w="100.0" w:type="dxa"/>
-              <w:left w:w="100.0" w:type="dxa"/>
-              <w:bottom w:w="100.0" w:type="dxa"/>
-              <w:right w:w="100.0" w:type="dxa"/>
+              <w:top w:w="100" w:type="dxa"/>
+              <w:left w:w="100" w:type="dxa"/>
+              <w:bottom w:w="100" w:type="dxa"/>
+              <w:right w:w="100" w:type="dxa"/>
             </w:tcMar>
-            <w:vAlign w:val="top"/>
           </w:tcPr>
           <w:p>
             <w:pPr>
               <w:rPr>
-                <w:rFonts w:ascii="Times New Roman" w:cs="Times New Roman" w:eastAsia="Times New Roman" w:hAnsi="Times New Roman"/>
+                <w:rFonts w:ascii="Times New Roman" w:eastAsia="Times New Roman" w:hAnsi="Times New Roman" w:cs="Times New Roman"/>
               </w:rPr>
             </w:pPr>
             <w:r>
               <w:rPr>
-                <w:rFonts w:ascii="Times New Roman" w:cs="Times New Roman" w:eastAsia="Times New Roman" w:hAnsi="Times New Roman"/>
-                <w:rtl w:val="0"/>
-              </w:rPr>
-              <w:t xml:space="preserve">Dates or time expressions</w:t>
+                <w:rFonts w:ascii="Times New Roman" w:eastAsia="Times New Roman" w:hAnsi="Times New Roman" w:cs="Times New Roman"/>
+              </w:rPr>
+              <w:t>Dates or time expressions</w:t>
             </w:r>
           </w:p>
         </w:tc>
       </w:tr>
       <w:tr>
         <w:trPr>
-          <w:cantSplit w:val="0"/>
-          <w:trHeight w:val="515" w:hRule="atLeast"/>
-          <w:tblHeader w:val="0"/>
+          <w:trHeight w:val="515"/>
         </w:trPr>
         <w:tc>
           <w:tcPr>
+            <w:tcW w:w="1430" w:type="dxa"/>
             <w:tcBorders>
-              <w:top w:color="000000" w:space="0" w:sz="6" w:val="single"/>
-              <w:left w:color="000000" w:space="0" w:sz="6" w:val="single"/>
-              <w:bottom w:color="000000" w:space="0" w:sz="6" w:val="single"/>
-              <w:right w:color="000000" w:space="0" w:sz="6" w:val="single"/>
+              <w:top w:val="single" w:sz="6" w:space="0" w:color="000000"/>
+              <w:left w:val="single" w:sz="6" w:space="0" w:color="000000"/>
+              <w:bottom w:val="single" w:sz="6" w:space="0" w:color="000000"/>
+              <w:right w:val="single" w:sz="6" w:space="0" w:color="000000"/>
             </w:tcBorders>
             <w:tcMar>
-              <w:top w:w="100.0" w:type="dxa"/>
-              <w:left w:w="100.0" w:type="dxa"/>
-              <w:bottom w:w="100.0" w:type="dxa"/>
-              <w:right w:w="100.0" w:type="dxa"/>
+              <w:top w:w="100" w:type="dxa"/>
+              <w:left w:w="100" w:type="dxa"/>
+              <w:bottom w:w="100" w:type="dxa"/>
+              <w:right w:w="100" w:type="dxa"/>
             </w:tcMar>
-            <w:vAlign w:val="top"/>
           </w:tcPr>
           <w:p>
             <w:pPr>
               <w:rPr>
-                <w:rFonts w:ascii="Times New Roman" w:cs="Times New Roman" w:eastAsia="Times New Roman" w:hAnsi="Times New Roman"/>
+                <w:rFonts w:ascii="Times New Roman" w:eastAsia="Times New Roman" w:hAnsi="Times New Roman" w:cs="Times New Roman"/>
               </w:rPr>
             </w:pPr>
             <w:r>
               <w:rPr>
-                <w:rFonts w:ascii="Times New Roman" w:cs="Times New Roman" w:eastAsia="Times New Roman" w:hAnsi="Times New Roman"/>
-                <w:rtl w:val="0"/>
-              </w:rPr>
-              <w:t xml:space="preserve">MONEY</w:t>
+                <w:rFonts w:ascii="Times New Roman" w:eastAsia="Times New Roman" w:hAnsi="Times New Roman" w:cs="Times New Roman"/>
+              </w:rPr>
+              <w:t>MONEY</w:t>
             </w:r>
           </w:p>
         </w:tc>
         <w:tc>
           <w:tcPr>
+            <w:tcW w:w="2915" w:type="dxa"/>
             <w:tcBorders>
-              <w:top w:color="000000" w:space="0" w:sz="6" w:val="single"/>
-              <w:left w:color="000000" w:space="0" w:sz="6" w:val="single"/>
-              <w:bottom w:color="000000" w:space="0" w:sz="6" w:val="single"/>
-              <w:right w:color="000000" w:space="0" w:sz="6" w:val="single"/>
+              <w:top w:val="single" w:sz="6" w:space="0" w:color="000000"/>
+              <w:left w:val="single" w:sz="6" w:space="0" w:color="000000"/>
+              <w:bottom w:val="single" w:sz="6" w:space="0" w:color="000000"/>
+              <w:right w:val="single" w:sz="6" w:space="0" w:color="000000"/>
             </w:tcBorders>
             <w:tcMar>
-              <w:top w:w="100.0" w:type="dxa"/>
-              <w:left w:w="100.0" w:type="dxa"/>
-              <w:bottom w:w="100.0" w:type="dxa"/>
-              <w:right w:w="100.0" w:type="dxa"/>
+              <w:top w:w="100" w:type="dxa"/>
+              <w:left w:w="100" w:type="dxa"/>
+              <w:bottom w:w="100" w:type="dxa"/>
+              <w:right w:w="100" w:type="dxa"/>
             </w:tcMar>
-            <w:vAlign w:val="top"/>
           </w:tcPr>
           <w:p>
             <w:pPr>
               <w:rPr>
-                <w:rFonts w:ascii="Times New Roman" w:cs="Times New Roman" w:eastAsia="Times New Roman" w:hAnsi="Times New Roman"/>
+                <w:rFonts w:ascii="Times New Roman" w:eastAsia="Times New Roman" w:hAnsi="Times New Roman" w:cs="Times New Roman"/>
               </w:rPr>
             </w:pPr>
             <w:r>
               <w:rPr>
-                <w:rFonts w:ascii="Times New Roman" w:cs="Times New Roman" w:eastAsia="Times New Roman" w:hAnsi="Times New Roman"/>
-                <w:rtl w:val="0"/>
-              </w:rPr>
-              <w:t xml:space="preserve">Monetary values</w:t>
+                <w:rFonts w:ascii="Times New Roman" w:eastAsia="Times New Roman" w:hAnsi="Times New Roman" w:cs="Times New Roman"/>
+              </w:rPr>
+              <w:t>Monetary values</w:t>
             </w:r>
           </w:p>
         </w:tc>
@@ -1632,73 +1621,65 @@
     <w:p>
       <w:pPr>
         <w:rPr>
-          <w:rFonts w:ascii="Times New Roman" w:cs="Times New Roman" w:eastAsia="Times New Roman" w:hAnsi="Times New Roman"/>
-        </w:rPr>
-      </w:pPr>
-      <w:r>
-        <w:rPr>
-          <w:rtl w:val="0"/>
-        </w:rPr>
-      </w:r>
+          <w:rFonts w:ascii="Times New Roman" w:eastAsia="Times New Roman" w:hAnsi="Times New Roman" w:cs="Times New Roman"/>
+        </w:rPr>
+      </w:pPr>
     </w:p>
     <w:p>
       <w:pPr>
         <w:pStyle w:val="Heading3"/>
         <w:keepNext w:val="0"/>
         <w:keepLines w:val="0"/>
-        <w:spacing w:before="280" w:lineRule="auto"/>
-        <w:rPr>
-          <w:rFonts w:ascii="Times New Roman" w:cs="Times New Roman" w:eastAsia="Times New Roman" w:hAnsi="Times New Roman"/>
-          <w:b w:val="1"/>
-          <w:bCs w:val="1"/>
+        <w:spacing w:before="280"/>
+        <w:rPr>
+          <w:rFonts w:ascii="Times New Roman" w:eastAsia="Times New Roman" w:hAnsi="Times New Roman" w:cs="Times New Roman"/>
+          <w:b/>
+          <w:bCs/>
           <w:color w:val="000000"/>
           <w:sz w:val="22"/>
           <w:szCs w:val="22"/>
         </w:rPr>
       </w:pPr>
-      <w:bookmarkStart w:colFirst="0" w:colLast="0" w:name="_8sw50rjhe1ii" w:id="7"/>
+      <w:bookmarkStart w:id="7" w:name="_8sw50rjhe1ii" w:colFirst="0" w:colLast="0"/>
       <w:bookmarkEnd w:id="7"/>
       <w:r>
         <w:rPr>
-          <w:rFonts w:ascii="Times New Roman" w:cs="Times New Roman" w:eastAsia="Times New Roman" w:hAnsi="Times New Roman"/>
-          <w:b w:val="1"/>
-          <w:bCs w:val="1"/>
+          <w:rFonts w:ascii="Times New Roman" w:eastAsia="Times New Roman" w:hAnsi="Times New Roman" w:cs="Times New Roman"/>
+          <w:b/>
+          <w:bCs/>
           <w:color w:val="000000"/>
           <w:sz w:val="22"/>
           <w:szCs w:val="22"/>
-          <w:rtl w:val="0"/>
-        </w:rPr>
-        <w:t xml:space="preserve">4. Entity Extraction</w:t>
-      </w:r>
-    </w:p>
-    <w:p>
-      <w:pPr>
-        <w:spacing w:after="240" w:before="240" w:lineRule="auto"/>
-        <w:rPr>
-          <w:rFonts w:ascii="Times New Roman" w:cs="Times New Roman" w:eastAsia="Times New Roman" w:hAnsi="Times New Roman"/>
-        </w:rPr>
-      </w:pPr>
-      <w:r>
-        <w:rPr>
-          <w:rFonts w:ascii="Times New Roman" w:cs="Times New Roman" w:eastAsia="Times New Roman" w:hAnsi="Times New Roman"/>
-          <w:rtl w:val="0"/>
-        </w:rPr>
-        <w:t xml:space="preserve">Once entities are recognized, they are extracted and stored for further analysis or processing.</w:t>
-      </w:r>
-    </w:p>
-    <w:p>
-      <w:pPr>
-        <w:spacing w:after="240" w:before="240" w:lineRule="auto"/>
-        <w:rPr>
-          <w:rFonts w:ascii="Times New Roman" w:cs="Times New Roman" w:eastAsia="Times New Roman" w:hAnsi="Times New Roman"/>
-        </w:rPr>
-      </w:pPr>
-      <w:r>
-        <w:rPr>
-          <w:rFonts w:ascii="Times New Roman" w:cs="Times New Roman" w:eastAsia="Times New Roman" w:hAnsi="Times New Roman"/>
-          <w:rtl w:val="0"/>
-        </w:rPr>
-        <w:t xml:space="preserve">Example output:</w:t>
+        </w:rPr>
+        <w:t>4. Entity Extraction</w:t>
+      </w:r>
+    </w:p>
+    <w:p>
+      <w:pPr>
+        <w:spacing w:before="240" w:after="240"/>
+        <w:rPr>
+          <w:rFonts w:ascii="Times New Roman" w:eastAsia="Times New Roman" w:hAnsi="Times New Roman" w:cs="Times New Roman"/>
+        </w:rPr>
+      </w:pPr>
+      <w:r>
+        <w:rPr>
+          <w:rFonts w:ascii="Times New Roman" w:eastAsia="Times New Roman" w:hAnsi="Times New Roman" w:cs="Times New Roman"/>
+        </w:rPr>
+        <w:t>Once entities are recognized, they are extracted and stored for further analysis or processing.</w:t>
+      </w:r>
+    </w:p>
+    <w:p>
+      <w:pPr>
+        <w:spacing w:before="240" w:after="240"/>
+        <w:rPr>
+          <w:rFonts w:ascii="Times New Roman" w:eastAsia="Times New Roman" w:hAnsi="Times New Roman" w:cs="Times New Roman"/>
+        </w:rPr>
+      </w:pPr>
+      <w:r>
+        <w:rPr>
+          <w:rFonts w:ascii="Times New Roman" w:eastAsia="Times New Roman" w:hAnsi="Times New Roman" w:cs="Times New Roman"/>
+        </w:rPr>
+        <w:t>Example output:</w:t>
       </w:r>
     </w:p>
     <w:p>
@@ -1707,19 +1688,22 @@
           <w:ilvl w:val="0"/>
           <w:numId w:val="5"/>
         </w:numPr>
-        <w:spacing w:after="0" w:afterAutospacing="0" w:before="240" w:lineRule="auto"/>
-        <w:ind w:left="720" w:hanging="360"/>
-        <w:rPr>
-          <w:rFonts w:ascii="Times New Roman" w:cs="Times New Roman" w:eastAsia="Times New Roman" w:hAnsi="Times New Roman"/>
-        </w:rPr>
-      </w:pPr>
-      <w:r>
-        <w:rPr>
-          <w:rFonts w:ascii="Times New Roman" w:cs="Times New Roman" w:eastAsia="Times New Roman" w:hAnsi="Times New Roman"/>
-          <w:rtl w:val="0"/>
-        </w:rPr>
-        <w:t xml:space="preserve">Person: Elon Musk</w:t>
-        <w:br w:type="textWrapping"/>
+        <w:spacing w:before="240"/>
+        <w:rPr>
+          <w:rFonts w:ascii="Times New Roman" w:eastAsia="Times New Roman" w:hAnsi="Times New Roman" w:cs="Times New Roman"/>
+        </w:rPr>
+      </w:pPr>
+      <w:r>
+        <w:rPr>
+          <w:rFonts w:ascii="Times New Roman" w:eastAsia="Times New Roman" w:hAnsi="Times New Roman" w:cs="Times New Roman"/>
+        </w:rPr>
+        <w:t>Person: Elon Musk</w:t>
+      </w:r>
+      <w:r>
+        <w:rPr>
+          <w:rFonts w:ascii="Times New Roman" w:eastAsia="Times New Roman" w:hAnsi="Times New Roman" w:cs="Times New Roman"/>
+        </w:rPr>
+        <w:br/>
       </w:r>
     </w:p>
     <w:p>
@@ -1728,19 +1712,21 @@
           <w:ilvl w:val="0"/>
           <w:numId w:val="5"/>
         </w:numPr>
-        <w:spacing w:after="0" w:afterAutospacing="0" w:before="0" w:beforeAutospacing="0" w:lineRule="auto"/>
-        <w:ind w:left="720" w:hanging="360"/>
-        <w:rPr>
-          <w:rFonts w:ascii="Times New Roman" w:cs="Times New Roman" w:eastAsia="Times New Roman" w:hAnsi="Times New Roman"/>
-        </w:rPr>
-      </w:pPr>
-      <w:r>
-        <w:rPr>
-          <w:rFonts w:ascii="Times New Roman" w:cs="Times New Roman" w:eastAsia="Times New Roman" w:hAnsi="Times New Roman"/>
-          <w:rtl w:val="0"/>
-        </w:rPr>
-        <w:t xml:space="preserve">Organization: Tesla</w:t>
-        <w:br w:type="textWrapping"/>
+        <w:rPr>
+          <w:rFonts w:ascii="Times New Roman" w:eastAsia="Times New Roman" w:hAnsi="Times New Roman" w:cs="Times New Roman"/>
+        </w:rPr>
+      </w:pPr>
+      <w:r>
+        <w:rPr>
+          <w:rFonts w:ascii="Times New Roman" w:eastAsia="Times New Roman" w:hAnsi="Times New Roman" w:cs="Times New Roman"/>
+        </w:rPr>
+        <w:t>Organization: Tesla</w:t>
+      </w:r>
+      <w:r>
+        <w:rPr>
+          <w:rFonts w:ascii="Times New Roman" w:eastAsia="Times New Roman" w:hAnsi="Times New Roman" w:cs="Times New Roman"/>
+        </w:rPr>
+        <w:br/>
       </w:r>
     </w:p>
     <w:p>
@@ -1749,18 +1735,16 @@
           <w:ilvl w:val="0"/>
           <w:numId w:val="5"/>
         </w:numPr>
-        <w:spacing w:after="240" w:before="0" w:beforeAutospacing="0" w:lineRule="auto"/>
-        <w:ind w:left="720" w:hanging="360"/>
-        <w:rPr>
-          <w:rFonts w:ascii="Times New Roman" w:cs="Times New Roman" w:eastAsia="Times New Roman" w:hAnsi="Times New Roman"/>
-        </w:rPr>
-      </w:pPr>
-      <w:r>
-        <w:rPr>
-          <w:rFonts w:ascii="Times New Roman" w:cs="Times New Roman" w:eastAsia="Times New Roman" w:hAnsi="Times New Roman"/>
-          <w:rtl w:val="0"/>
-        </w:rPr>
-        <w:t xml:space="preserve">Location: California</w:t>
+        <w:spacing w:after="240"/>
+        <w:rPr>
+          <w:rFonts w:ascii="Times New Roman" w:eastAsia="Times New Roman" w:hAnsi="Times New Roman" w:cs="Times New Roman"/>
+        </w:rPr>
+      </w:pPr>
+      <w:r>
+        <w:rPr>
+          <w:rFonts w:ascii="Times New Roman" w:eastAsia="Times New Roman" w:hAnsi="Times New Roman" w:cs="Times New Roman"/>
+        </w:rPr>
+        <w:t>Location: California</w:t>
       </w:r>
     </w:p>
     <w:p>
@@ -1768,42 +1752,40 @@
         <w:pStyle w:val="Heading1"/>
         <w:keepNext w:val="0"/>
         <w:keepLines w:val="0"/>
-        <w:spacing w:before="480" w:lineRule="auto"/>
-        <w:rPr>
-          <w:rFonts w:ascii="Times New Roman" w:cs="Times New Roman" w:eastAsia="Times New Roman" w:hAnsi="Times New Roman"/>
-          <w:b w:val="1"/>
-          <w:bCs w:val="1"/>
+        <w:spacing w:before="480"/>
+        <w:rPr>
+          <w:rFonts w:ascii="Times New Roman" w:eastAsia="Times New Roman" w:hAnsi="Times New Roman" w:cs="Times New Roman"/>
+          <w:b/>
+          <w:bCs/>
           <w:sz w:val="22"/>
           <w:szCs w:val="22"/>
         </w:rPr>
       </w:pPr>
-      <w:bookmarkStart w:colFirst="0" w:colLast="0" w:name="_2trqhxkc18lf" w:id="8"/>
+      <w:bookmarkStart w:id="8" w:name="_2trqhxkc18lf" w:colFirst="0" w:colLast="0"/>
       <w:bookmarkEnd w:id="8"/>
       <w:r>
         <w:rPr>
-          <w:rFonts w:ascii="Times New Roman" w:cs="Times New Roman" w:eastAsia="Times New Roman" w:hAnsi="Times New Roman"/>
-          <w:b w:val="1"/>
-          <w:bCs w:val="1"/>
+          <w:rFonts w:ascii="Times New Roman" w:eastAsia="Times New Roman" w:hAnsi="Times New Roman" w:cs="Times New Roman"/>
+          <w:b/>
+          <w:bCs/>
           <w:sz w:val="22"/>
           <w:szCs w:val="22"/>
-          <w:rtl w:val="0"/>
-        </w:rPr>
-        <w:t xml:space="preserve">Evaluation of the NER System</w:t>
-      </w:r>
-    </w:p>
-    <w:p>
-      <w:pPr>
-        <w:spacing w:after="240" w:before="240" w:lineRule="auto"/>
-        <w:rPr>
-          <w:rFonts w:ascii="Times New Roman" w:cs="Times New Roman" w:eastAsia="Times New Roman" w:hAnsi="Times New Roman"/>
-        </w:rPr>
-      </w:pPr>
-      <w:r>
-        <w:rPr>
-          <w:rFonts w:ascii="Times New Roman" w:cs="Times New Roman" w:eastAsia="Times New Roman" w:hAnsi="Times New Roman"/>
-          <w:rtl w:val="0"/>
-        </w:rPr>
-        <w:t xml:space="preserve">To measure the performance of the NER model, several evaluation metrics are used.</w:t>
+        </w:rPr>
+        <w:t>Evaluation of the NER System</w:t>
+      </w:r>
+    </w:p>
+    <w:p>
+      <w:pPr>
+        <w:spacing w:before="240" w:after="240"/>
+        <w:rPr>
+          <w:rFonts w:ascii="Times New Roman" w:eastAsia="Times New Roman" w:hAnsi="Times New Roman" w:cs="Times New Roman"/>
+        </w:rPr>
+      </w:pPr>
+      <w:r>
+        <w:rPr>
+          <w:rFonts w:ascii="Times New Roman" w:eastAsia="Times New Roman" w:hAnsi="Times New Roman" w:cs="Times New Roman"/>
+        </w:rPr>
+        <w:t>To measure the performance of the NER model, several evaluation metrics are used.</w:t>
       </w:r>
     </w:p>
     <w:p>
@@ -1811,44 +1793,42 @@
         <w:pStyle w:val="Heading3"/>
         <w:keepNext w:val="0"/>
         <w:keepLines w:val="0"/>
-        <w:spacing w:before="280" w:lineRule="auto"/>
-        <w:rPr>
-          <w:rFonts w:ascii="Times New Roman" w:cs="Times New Roman" w:eastAsia="Times New Roman" w:hAnsi="Times New Roman"/>
-          <w:b w:val="1"/>
-          <w:bCs w:val="1"/>
+        <w:spacing w:before="280"/>
+        <w:rPr>
+          <w:rFonts w:ascii="Times New Roman" w:eastAsia="Times New Roman" w:hAnsi="Times New Roman" w:cs="Times New Roman"/>
+          <w:b/>
+          <w:bCs/>
           <w:color w:val="000000"/>
           <w:sz w:val="22"/>
           <w:szCs w:val="22"/>
         </w:rPr>
       </w:pPr>
-      <w:bookmarkStart w:colFirst="0" w:colLast="0" w:name="_wg4zf0s4wuko" w:id="9"/>
+      <w:bookmarkStart w:id="9" w:name="_wg4zf0s4wuko" w:colFirst="0" w:colLast="0"/>
       <w:bookmarkEnd w:id="9"/>
       <w:r>
         <w:rPr>
-          <w:rFonts w:ascii="Times New Roman" w:cs="Times New Roman" w:eastAsia="Times New Roman" w:hAnsi="Times New Roman"/>
-          <w:b w:val="1"/>
-          <w:bCs w:val="1"/>
+          <w:rFonts w:ascii="Times New Roman" w:eastAsia="Times New Roman" w:hAnsi="Times New Roman" w:cs="Times New Roman"/>
+          <w:b/>
+          <w:bCs/>
           <w:color w:val="000000"/>
           <w:sz w:val="22"/>
           <w:szCs w:val="22"/>
-          <w:rtl w:val="0"/>
-        </w:rPr>
-        <w:t xml:space="preserve">Accuracy</w:t>
-      </w:r>
-    </w:p>
-    <w:p>
-      <w:pPr>
-        <w:spacing w:after="240" w:before="240" w:lineRule="auto"/>
-        <w:rPr>
-          <w:rFonts w:ascii="Times New Roman" w:cs="Times New Roman" w:eastAsia="Times New Roman" w:hAnsi="Times New Roman"/>
-        </w:rPr>
-      </w:pPr>
-      <w:r>
-        <w:rPr>
-          <w:rFonts w:ascii="Times New Roman" w:cs="Times New Roman" w:eastAsia="Times New Roman" w:hAnsi="Times New Roman"/>
-          <w:rtl w:val="0"/>
-        </w:rPr>
-        <w:t xml:space="preserve">Accuracy shows how many predictions made by the model are correct overall.</w:t>
+        </w:rPr>
+        <w:t>Accuracy</w:t>
+      </w:r>
+    </w:p>
+    <w:p>
+      <w:pPr>
+        <w:spacing w:before="240" w:after="240"/>
+        <w:rPr>
+          <w:rFonts w:ascii="Times New Roman" w:eastAsia="Times New Roman" w:hAnsi="Times New Roman" w:cs="Times New Roman"/>
+        </w:rPr>
+      </w:pPr>
+      <w:r>
+        <w:rPr>
+          <w:rFonts w:ascii="Times New Roman" w:eastAsia="Times New Roman" w:hAnsi="Times New Roman" w:cs="Times New Roman"/>
+        </w:rPr>
+        <w:t>Accuracy shows how many predictions made by the model are correct overall.</w:t>
       </w:r>
     </w:p>
     <w:p>
@@ -1856,44 +1836,42 @@
         <w:pStyle w:val="Heading3"/>
         <w:keepNext w:val="0"/>
         <w:keepLines w:val="0"/>
-        <w:spacing w:before="280" w:lineRule="auto"/>
-        <w:rPr>
-          <w:rFonts w:ascii="Times New Roman" w:cs="Times New Roman" w:eastAsia="Times New Roman" w:hAnsi="Times New Roman"/>
-          <w:b w:val="1"/>
-          <w:bCs w:val="1"/>
+        <w:spacing w:before="280"/>
+        <w:rPr>
+          <w:rFonts w:ascii="Times New Roman" w:eastAsia="Times New Roman" w:hAnsi="Times New Roman" w:cs="Times New Roman"/>
+          <w:b/>
+          <w:bCs/>
           <w:color w:val="000000"/>
           <w:sz w:val="22"/>
           <w:szCs w:val="22"/>
         </w:rPr>
       </w:pPr>
-      <w:bookmarkStart w:colFirst="0" w:colLast="0" w:name="_z4bks1qfzdko" w:id="10"/>
+      <w:bookmarkStart w:id="10" w:name="_z4bks1qfzdko" w:colFirst="0" w:colLast="0"/>
       <w:bookmarkEnd w:id="10"/>
       <w:r>
         <w:rPr>
-          <w:rFonts w:ascii="Times New Roman" w:cs="Times New Roman" w:eastAsia="Times New Roman" w:hAnsi="Times New Roman"/>
-          <w:b w:val="1"/>
-          <w:bCs w:val="1"/>
+          <w:rFonts w:ascii="Times New Roman" w:eastAsia="Times New Roman" w:hAnsi="Times New Roman" w:cs="Times New Roman"/>
+          <w:b/>
+          <w:bCs/>
           <w:color w:val="000000"/>
           <w:sz w:val="22"/>
           <w:szCs w:val="22"/>
-          <w:rtl w:val="0"/>
-        </w:rPr>
-        <w:t xml:space="preserve">Precision</w:t>
-      </w:r>
-    </w:p>
-    <w:p>
-      <w:pPr>
-        <w:spacing w:after="240" w:before="240" w:lineRule="auto"/>
-        <w:rPr>
-          <w:rFonts w:ascii="Times New Roman" w:cs="Times New Roman" w:eastAsia="Times New Roman" w:hAnsi="Times New Roman"/>
-        </w:rPr>
-      </w:pPr>
-      <w:r>
-        <w:rPr>
-          <w:rFonts w:ascii="Times New Roman" w:cs="Times New Roman" w:eastAsia="Times New Roman" w:hAnsi="Times New Roman"/>
-          <w:rtl w:val="0"/>
-        </w:rPr>
-        <w:t xml:space="preserve">Precision measures how many of the entities predicted by the model are actually correct.</w:t>
+        </w:rPr>
+        <w:t>Precision</w:t>
+      </w:r>
+    </w:p>
+    <w:p>
+      <w:pPr>
+        <w:spacing w:before="240" w:after="240"/>
+        <w:rPr>
+          <w:rFonts w:ascii="Times New Roman" w:eastAsia="Times New Roman" w:hAnsi="Times New Roman" w:cs="Times New Roman"/>
+        </w:rPr>
+      </w:pPr>
+      <w:r>
+        <w:rPr>
+          <w:rFonts w:ascii="Times New Roman" w:eastAsia="Times New Roman" w:hAnsi="Times New Roman" w:cs="Times New Roman"/>
+        </w:rPr>
+        <w:t>Precision measures how many of the entities predicted by the model are actually correct.</w:t>
       </w:r>
     </w:p>
     <w:p>
@@ -1901,44 +1879,43 @@
         <w:pStyle w:val="Heading3"/>
         <w:keepNext w:val="0"/>
         <w:keepLines w:val="0"/>
-        <w:spacing w:before="280" w:lineRule="auto"/>
-        <w:rPr>
-          <w:rFonts w:ascii="Times New Roman" w:cs="Times New Roman" w:eastAsia="Times New Roman" w:hAnsi="Times New Roman"/>
-          <w:b w:val="1"/>
-          <w:bCs w:val="1"/>
+        <w:spacing w:before="280"/>
+        <w:rPr>
+          <w:rFonts w:ascii="Times New Roman" w:eastAsia="Times New Roman" w:hAnsi="Times New Roman" w:cs="Times New Roman"/>
+          <w:b/>
+          <w:bCs/>
           <w:color w:val="000000"/>
           <w:sz w:val="22"/>
           <w:szCs w:val="22"/>
         </w:rPr>
       </w:pPr>
-      <w:bookmarkStart w:colFirst="0" w:colLast="0" w:name="_5wigkdme3tup" w:id="11"/>
+      <w:bookmarkStart w:id="11" w:name="_5wigkdme3tup" w:colFirst="0" w:colLast="0"/>
       <w:bookmarkEnd w:id="11"/>
       <w:r>
         <w:rPr>
-          <w:rFonts w:ascii="Times New Roman" w:cs="Times New Roman" w:eastAsia="Times New Roman" w:hAnsi="Times New Roman"/>
-          <w:b w:val="1"/>
-          <w:bCs w:val="1"/>
+          <w:rFonts w:ascii="Times New Roman" w:eastAsia="Times New Roman" w:hAnsi="Times New Roman" w:cs="Times New Roman"/>
+          <w:b/>
+          <w:bCs/>
           <w:color w:val="000000"/>
           <w:sz w:val="22"/>
           <w:szCs w:val="22"/>
-          <w:rtl w:val="0"/>
-        </w:rPr>
-        <w:t xml:space="preserve">Recall</w:t>
-      </w:r>
-    </w:p>
-    <w:p>
-      <w:pPr>
-        <w:spacing w:after="240" w:before="240" w:lineRule="auto"/>
-        <w:rPr>
-          <w:rFonts w:ascii="Times New Roman" w:cs="Times New Roman" w:eastAsia="Times New Roman" w:hAnsi="Times New Roman"/>
-        </w:rPr>
-      </w:pPr>
-      <w:r>
-        <w:rPr>
-          <w:rFonts w:ascii="Times New Roman" w:cs="Times New Roman" w:eastAsia="Times New Roman" w:hAnsi="Times New Roman"/>
-          <w:rtl w:val="0"/>
-        </w:rPr>
-        <w:t xml:space="preserve">Recall measures how many of the real entities present in the text are correctly identified by the model.</w:t>
+        </w:rPr>
+        <w:lastRenderedPageBreak/>
+        <w:t>Recall</w:t>
+      </w:r>
+    </w:p>
+    <w:p>
+      <w:pPr>
+        <w:spacing w:before="240" w:after="240"/>
+        <w:rPr>
+          <w:rFonts w:ascii="Times New Roman" w:eastAsia="Times New Roman" w:hAnsi="Times New Roman" w:cs="Times New Roman"/>
+        </w:rPr>
+      </w:pPr>
+      <w:r>
+        <w:rPr>
+          <w:rFonts w:ascii="Times New Roman" w:eastAsia="Times New Roman" w:hAnsi="Times New Roman" w:cs="Times New Roman"/>
+        </w:rPr>
+        <w:t>Recall measures how many of the real entities present in the text are correctly identified by the model.</w:t>
       </w:r>
     </w:p>
     <w:p>
@@ -1946,107 +1923,98 @@
         <w:pStyle w:val="Heading3"/>
         <w:keepNext w:val="0"/>
         <w:keepLines w:val="0"/>
-        <w:spacing w:before="280" w:lineRule="auto"/>
-        <w:rPr>
-          <w:rFonts w:ascii="Times New Roman" w:cs="Times New Roman" w:eastAsia="Times New Roman" w:hAnsi="Times New Roman"/>
-          <w:b w:val="1"/>
-          <w:bCs w:val="1"/>
+        <w:spacing w:before="280"/>
+        <w:rPr>
+          <w:rFonts w:ascii="Times New Roman" w:eastAsia="Times New Roman" w:hAnsi="Times New Roman" w:cs="Times New Roman"/>
+          <w:b/>
+          <w:bCs/>
           <w:color w:val="000000"/>
           <w:sz w:val="22"/>
           <w:szCs w:val="22"/>
         </w:rPr>
       </w:pPr>
-      <w:bookmarkStart w:colFirst="0" w:colLast="0" w:name="_htammjm7ydv2" w:id="12"/>
+      <w:bookmarkStart w:id="12" w:name="_htammjm7ydv2" w:colFirst="0" w:colLast="0"/>
       <w:bookmarkEnd w:id="12"/>
       <w:r>
         <w:rPr>
-          <w:rFonts w:ascii="Times New Roman" w:cs="Times New Roman" w:eastAsia="Times New Roman" w:hAnsi="Times New Roman"/>
-          <w:b w:val="1"/>
-          <w:bCs w:val="1"/>
+          <w:rFonts w:ascii="Times New Roman" w:eastAsia="Times New Roman" w:hAnsi="Times New Roman" w:cs="Times New Roman"/>
+          <w:b/>
+          <w:bCs/>
           <w:color w:val="000000"/>
           <w:sz w:val="22"/>
           <w:szCs w:val="22"/>
-          <w:rtl w:val="0"/>
-        </w:rPr>
-        <w:t xml:space="preserve">F1-Score</w:t>
-      </w:r>
-    </w:p>
-    <w:p>
-      <w:pPr>
-        <w:spacing w:after="240" w:before="240" w:lineRule="auto"/>
-        <w:rPr>
-          <w:rFonts w:ascii="Times New Roman" w:cs="Times New Roman" w:eastAsia="Times New Roman" w:hAnsi="Times New Roman"/>
-        </w:rPr>
-      </w:pPr>
-      <w:r>
-        <w:rPr>
-          <w:rFonts w:ascii="Times New Roman" w:cs="Times New Roman" w:eastAsia="Times New Roman" w:hAnsi="Times New Roman"/>
-          <w:rtl w:val="0"/>
-        </w:rPr>
-        <w:t xml:space="preserve">The F1-score is used to provide a balanced evaluation of the model by considering both precision and recall.</w:t>
-      </w:r>
-    </w:p>
-    <w:p>
-      <w:pPr>
-        <w:rPr>
-          <w:rFonts w:ascii="Times New Roman" w:cs="Times New Roman" w:eastAsia="Times New Roman" w:hAnsi="Times New Roman"/>
-          <w:b w:val="1"/>
-          <w:bCs w:val="1"/>
-          <w:sz w:val="22"/>
-          <w:szCs w:val="22"/>
-        </w:rPr>
-      </w:pPr>
-      <w:r>
-        <w:rPr>
-          <w:rFonts w:ascii="Times New Roman" w:cs="Times New Roman" w:eastAsia="Times New Roman" w:hAnsi="Times New Roman"/>
-          <w:b w:val="1"/>
-          <w:bCs w:val="1"/>
-          <w:sz w:val="22"/>
-          <w:szCs w:val="22"/>
-          <w:rtl w:val="0"/>
-        </w:rPr>
-        <w:t xml:space="preserve">Conclusion</w:t>
-      </w:r>
-    </w:p>
-    <w:p>
-      <w:pPr>
-        <w:spacing w:after="240" w:before="240" w:lineRule="auto"/>
-        <w:rPr>
-          <w:rFonts w:ascii="Times New Roman" w:cs="Times New Roman" w:eastAsia="Times New Roman" w:hAnsi="Times New Roman"/>
-        </w:rPr>
-      </w:pPr>
-      <w:r>
-        <w:rPr>
-          <w:rFonts w:ascii="Times New Roman" w:cs="Times New Roman" w:eastAsia="Times New Roman" w:hAnsi="Times New Roman"/>
-          <w:rtl w:val="0"/>
-        </w:rPr>
-        <w:t xml:space="preserve">Named Entity Recognition is an important technique in Natural Language Processing that helps extract meaningful information from large amounts of text data. By identifying entities such as people, locations, and organizations, NER systems make it easier to analyze and understand real-world text from sources like news articles and social media.</w:t>
-      </w:r>
-    </w:p>
-    <w:p>
-      <w:pPr>
-        <w:rPr>
-          <w:rFonts w:ascii="Times New Roman" w:cs="Times New Roman" w:eastAsia="Times New Roman" w:hAnsi="Times New Roman"/>
-        </w:rPr>
-      </w:pPr>
-      <w:r>
-        <w:rPr>
-          <w:rtl w:val="0"/>
-        </w:rPr>
-      </w:r>
+        </w:rPr>
+        <w:t>F1-Score</w:t>
+      </w:r>
+    </w:p>
+    <w:p>
+      <w:pPr>
+        <w:spacing w:before="240" w:after="240"/>
+        <w:rPr>
+          <w:rFonts w:ascii="Times New Roman" w:eastAsia="Times New Roman" w:hAnsi="Times New Roman" w:cs="Times New Roman"/>
+        </w:rPr>
+      </w:pPr>
+      <w:r>
+        <w:rPr>
+          <w:rFonts w:ascii="Times New Roman" w:eastAsia="Times New Roman" w:hAnsi="Times New Roman" w:cs="Times New Roman"/>
+        </w:rPr>
+        <w:t>The F1-score is used to provide a balanced evaluation of the model by considering both precision and recall.</w:t>
+      </w:r>
+    </w:p>
+    <w:p>
+      <w:pPr>
+        <w:rPr>
+          <w:rFonts w:ascii="Times New Roman" w:eastAsia="Times New Roman" w:hAnsi="Times New Roman" w:cs="Times New Roman"/>
+          <w:b/>
+          <w:bCs/>
+        </w:rPr>
+      </w:pPr>
+      <w:r>
+        <w:rPr>
+          <w:rFonts w:ascii="Times New Roman" w:eastAsia="Times New Roman" w:hAnsi="Times New Roman" w:cs="Times New Roman"/>
+          <w:b/>
+          <w:bCs/>
+        </w:rPr>
+        <w:t>Conclusion</w:t>
+      </w:r>
+    </w:p>
+    <w:p>
+      <w:pPr>
+        <w:spacing w:before="240" w:after="240"/>
+        <w:rPr>
+          <w:rFonts w:ascii="Times New Roman" w:eastAsia="Times New Roman" w:hAnsi="Times New Roman" w:cs="Times New Roman"/>
+        </w:rPr>
+      </w:pPr>
+      <w:r>
+        <w:rPr>
+          <w:rFonts w:ascii="Times New Roman" w:eastAsia="Times New Roman" w:hAnsi="Times New Roman" w:cs="Times New Roman"/>
+        </w:rPr>
+        <w:t>Named Entity Recognition is an important technique in Natural Language Processing that helps extract meaningful information from large amounts of text data. By identifying entities such as people, locations, and organizations, NER systems make it easier to analyze and understand real-world text from sources like news articles and social media.</w:t>
+      </w:r>
+    </w:p>
+    <w:p>
+      <w:pPr>
+        <w:rPr>
+          <w:rFonts w:ascii="Times New Roman" w:eastAsia="Times New Roman" w:hAnsi="Times New Roman" w:cs="Times New Roman"/>
+        </w:rPr>
+      </w:pPr>
     </w:p>
     <w:sectPr>
-      <w:pgSz w:h="15840" w:w="12240" w:orient="portrait"/>
-      <w:pgMar w:bottom="1440" w:top="1440" w:left="1440" w:right="1440" w:header="720" w:footer="720"/>
+      <w:pgSz w:w="12240" w:h="15840"/>
+      <w:pgMar w:top="1440" w:right="1440" w:bottom="1440" w:left="1440" w:header="720" w:footer="720" w:gutter="0"/>
       <w:pgNumType w:start="1"/>
+      <w:cols w:space="720"/>
     </w:sectPr>
   </w:body>
 </w:document>
 </file>
 
 <file path=word/numbering.xml><?xml version="1.0" encoding="utf-8"?>
-<w:numbering xmlns:mc="http://schemas.openxmlformats.org/markup-compatibility/2006" xmlns:o="urn:schemas-microsoft-com:office:office" xmlns:r="http://schemas.openxmlformats.org/officeDocument/2006/relationships" xmlns:m="http://schemas.openxmlformats.org/officeDocument/2006/math" xmlns:v="urn:schemas-microsoft-com:vml" xmlns:wp="http://schemas.openxmlformats.org/drawingml/2006/wordprocessingDrawing" xmlns:w10="urn:schemas-microsoft-com:office:word" xmlns:w="http://schemas.openxmlformats.org/wordprocessingml/2006/main" xmlns:wne="http://schemas.microsoft.com/office/word/2006/wordml" xmlns:sl="http://schemas.openxmlformats.org/schemaLibrary/2006/main" xmlns:a="http://schemas.openxmlformats.org/drawingml/2006/main" xmlns:pic="http://schemas.openxmlformats.org/drawingml/2006/picture" xmlns:c="http://schemas.openxmlformats.org/drawingml/2006/chart" xmlns:lc="http://schemas.openxmlformats.org/drawingml/2006/lockedCanvas" xmlns:dgm="http://schemas.openxmlformats.org/drawingml/2006/diagram" xmlns:wps="http://schemas.microsoft.com/office/word/2010/wordprocessingShape" xmlns:wpg="http://schemas.microsoft.com/office/word/2010/wordprocessingGroup" xmlns:w14="http://schemas.microsoft.com/office/word/2010/wordml" xmlns:w15="http://schemas.microsoft.com/office/word/2012/wordml" xmlns:w16="http://schemas.microsoft.com/office/word/2018/wordml" xmlns:w16cex="http://schemas.microsoft.com/office/word/2018/wordml/cex" xmlns:w16cid="http://schemas.microsoft.com/office/word/2016/wordml/cid" xmlns="http://schemas.microsoft.com/office/tasks/2019/documenttasks" xmlns:cr="http://schemas.microsoft.com/office/comments/2020/reactions">
-  <w:abstractNum w:abstractNumId="1">
+<w:numbering xmlns:wpc="http://schemas.microsoft.com/office/word/2010/wordprocessingCanvas" xmlns:cx="http://schemas.microsoft.com/office/drawing/2014/chartex" xmlns:cx1="http://schemas.microsoft.com/office/drawing/2015/9/8/chartex" xmlns:cx2="http://schemas.microsoft.com/office/drawing/2015/10/21/chartex" xmlns:cx3="http://schemas.microsoft.com/office/drawing/2016/5/9/chartex" xmlns:cx4="http://schemas.microsoft.com/office/drawing/2016/5/10/chartex" xmlns:cx5="http://schemas.microsoft.com/office/drawing/2016/5/11/chartex" xmlns:cx6="http://schemas.microsoft.com/office/drawing/2016/5/12/chartex" xmlns:cx7="http://schemas.microsoft.com/office/drawing/2016/5/13/chartex" xmlns:cx8="http://schemas.microsoft.com/office/drawing/2016/5/14/chartex" xmlns:mc="http://schemas.openxmlformats.org/markup-compatibility/2006" xmlns:aink="http://schemas.microsoft.com/office/drawing/2016/ink" xmlns:am3d="http://schemas.microsoft.com/office/drawing/2017/model3d" xmlns:o="urn:schemas-microsoft-com:office:office" xmlns:oel="http://schemas.microsoft.com/office/2019/extlst" xmlns:r="http://schemas.openxmlformats.org/officeDocument/2006/relationships" xmlns:m="http://schemas.openxmlformats.org/officeDocument/2006/math" xmlns:v="urn:schemas-microsoft-com:vml" xmlns:wp14="http://schemas.microsoft.com/office/word/2010/wordprocessingDrawing" xmlns:wp="http://schemas.openxmlformats.org/drawingml/2006/wordprocessingDrawing" xmlns:w10="urn:schemas-microsoft-com:office:word" xmlns:w="http://schemas.openxmlformats.org/wordprocessingml/2006/main" xmlns:w14="http://schemas.microsoft.com/office/word/2010/wordml" xmlns:w15="http://schemas.microsoft.com/office/word/2012/wordml" xmlns:w16cex="http://schemas.microsoft.com/office/word/2018/wordml/cex" xmlns:w16cid="http://schemas.microsoft.com/office/word/2016/wordml/cid" xmlns:w16="http://schemas.microsoft.com/office/word/2018/wordml" xmlns:w16du="http://schemas.microsoft.com/office/word/2023/wordml/word16du" xmlns:w16sdtdh="http://schemas.microsoft.com/office/word/2020/wordml/sdtdatahash" xmlns:w16sdtfl="http://schemas.microsoft.com/office/word/2024/wordml/sdtformatlock" xmlns:w16se="http://schemas.microsoft.com/office/word/2015/wordml/symex" xmlns:wpg="http://schemas.microsoft.com/office/word/2010/wordprocessingGroup" xmlns:wpi="http://schemas.microsoft.com/office/word/2010/wordprocessingInk" xmlns:wne="http://schemas.microsoft.com/office/word/2006/wordml" xmlns:wps="http://schemas.microsoft.com/office/word/2010/wordprocessingShape" mc:Ignorable="w14 w15 w16se w16cid w16 w16cex w16sdtdh w16sdtfl w16du wp14">
+  <w:abstractNum w:abstractNumId="0" w15:restartNumberingAfterBreak="0">
+    <w:nsid w:val="1D962B71"/>
+    <w:multiLevelType w:val="multilevel"/>
+    <w:tmpl w:val="AFBC4D68"/>
     <w:lvl w:ilvl="0">
       <w:start w:val="1"/>
       <w:numFmt w:val="bullet"/>
@@ -2156,7 +2124,10 @@
       </w:rPr>
     </w:lvl>
   </w:abstractNum>
-  <w:abstractNum w:abstractNumId="2">
+  <w:abstractNum w:abstractNumId="1" w15:restartNumberingAfterBreak="0">
+    <w:nsid w:val="3141463C"/>
+    <w:multiLevelType w:val="multilevel"/>
+    <w:tmpl w:val="F434080E"/>
     <w:lvl w:ilvl="0">
       <w:start w:val="1"/>
       <w:numFmt w:val="bullet"/>
@@ -2266,7 +2237,10 @@
       </w:rPr>
     </w:lvl>
   </w:abstractNum>
-  <w:abstractNum w:abstractNumId="3">
+  <w:abstractNum w:abstractNumId="2" w15:restartNumberingAfterBreak="0">
+    <w:nsid w:val="433B77CE"/>
+    <w:multiLevelType w:val="multilevel"/>
+    <w:tmpl w:val="F9E210E0"/>
     <w:lvl w:ilvl="0">
       <w:start w:val="1"/>
       <w:numFmt w:val="bullet"/>
@@ -2376,7 +2350,10 @@
       </w:rPr>
     </w:lvl>
   </w:abstractNum>
-  <w:abstractNum w:abstractNumId="4">
+  <w:abstractNum w:abstractNumId="3" w15:restartNumberingAfterBreak="0">
+    <w:nsid w:val="62226EAE"/>
+    <w:multiLevelType w:val="multilevel"/>
+    <w:tmpl w:val="B88AFC94"/>
     <w:lvl w:ilvl="0">
       <w:start w:val="1"/>
       <w:numFmt w:val="bullet"/>
@@ -2486,7 +2463,10 @@
       </w:rPr>
     </w:lvl>
   </w:abstractNum>
-  <w:abstractNum w:abstractNumId="5">
+  <w:abstractNum w:abstractNumId="4" w15:restartNumberingAfterBreak="0">
+    <w:nsid w:val="7E15354D"/>
+    <w:multiLevelType w:val="multilevel"/>
+    <w:tmpl w:val="300EEDEC"/>
     <w:lvl w:ilvl="0">
       <w:start w:val="1"/>
       <w:numFmt w:val="bullet"/>
@@ -2596,33 +2576,33 @@
       </w:rPr>
     </w:lvl>
   </w:abstractNum>
-  <w:num w:numId="1">
+  <w:num w:numId="1" w16cid:durableId="709645899">
     <w:abstractNumId w:val="1"/>
   </w:num>
-  <w:num w:numId="2">
-    <w:abstractNumId w:val="2"/>
+  <w:num w:numId="2" w16cid:durableId="1624463437">
+    <w:abstractNumId w:val="0"/>
   </w:num>
-  <w:num w:numId="3">
+  <w:num w:numId="3" w16cid:durableId="1575817811">
+    <w:abstractNumId w:val="4"/>
+  </w:num>
+  <w:num w:numId="4" w16cid:durableId="1354527940">
     <w:abstractNumId w:val="3"/>
   </w:num>
-  <w:num w:numId="4">
-    <w:abstractNumId w:val="4"/>
-  </w:num>
-  <w:num w:numId="5">
-    <w:abstractNumId w:val="5"/>
+  <w:num w:numId="5" w16cid:durableId="355037866">
+    <w:abstractNumId w:val="2"/>
   </w:num>
 </w:numbering>
 </file>
 
 <file path=word/styles.xml><?xml version="1.0" encoding="utf-8"?>
-<w:styles xmlns:mc="http://schemas.openxmlformats.org/markup-compatibility/2006" xmlns:o="urn:schemas-microsoft-com:office:office" xmlns:r="http://schemas.openxmlformats.org/officeDocument/2006/relationships" xmlns:m="http://schemas.openxmlformats.org/officeDocument/2006/math" xmlns:v="urn:schemas-microsoft-com:vml" xmlns:wp="http://schemas.openxmlformats.org/drawingml/2006/wordprocessingDrawing" xmlns:w10="urn:schemas-microsoft-com:office:word" xmlns:w="http://schemas.openxmlformats.org/wordprocessingml/2006/main" xmlns:wne="http://schemas.microsoft.com/office/word/2006/wordml" xmlns:sl="http://schemas.openxmlformats.org/schemaLibrary/2006/main" xmlns:a="http://schemas.openxmlformats.org/drawingml/2006/main" xmlns:pic="http://schemas.openxmlformats.org/drawingml/2006/picture" xmlns:c="http://schemas.openxmlformats.org/drawingml/2006/chart" xmlns:lc="http://schemas.openxmlformats.org/drawingml/2006/lockedCanvas" xmlns:dgm="http://schemas.openxmlformats.org/drawingml/2006/diagram" xmlns:wps="http://schemas.microsoft.com/office/word/2010/wordprocessingShape" xmlns:wpg="http://schemas.microsoft.com/office/word/2010/wordprocessingGroup" xmlns:w14="http://schemas.microsoft.com/office/word/2010/wordml" xmlns:w15="http://schemas.microsoft.com/office/word/2012/wordml" xmlns:w16="http://schemas.microsoft.com/office/word/2018/wordml" xmlns:w16cex="http://schemas.microsoft.com/office/word/2018/wordml/cex" xmlns:w16cid="http://schemas.microsoft.com/office/word/2016/wordml/cid" xmlns="http://schemas.microsoft.com/office/tasks/2019/documenttasks" xmlns:cr="http://schemas.microsoft.com/office/comments/2020/reactions">
+<w:styles xmlns:mc="http://schemas.openxmlformats.org/markup-compatibility/2006" xmlns:r="http://schemas.openxmlformats.org/officeDocument/2006/relationships" xmlns:w="http://schemas.openxmlformats.org/wordprocessingml/2006/main" xmlns:w14="http://schemas.microsoft.com/office/word/2010/wordml" xmlns:w15="http://schemas.microsoft.com/office/word/2012/wordml" xmlns:w16cex="http://schemas.microsoft.com/office/word/2018/wordml/cex" xmlns:w16cid="http://schemas.microsoft.com/office/word/2016/wordml/cid" xmlns:w16="http://schemas.microsoft.com/office/word/2018/wordml" xmlns:w16du="http://schemas.microsoft.com/office/word/2023/wordml/word16du" xmlns:w16sdtdh="http://schemas.microsoft.com/office/word/2020/wordml/sdtdatahash" xmlns:w16sdtfl="http://schemas.microsoft.com/office/word/2024/wordml/sdtformatlock" xmlns:w16se="http://schemas.microsoft.com/office/word/2015/wordml/symex" mc:Ignorable="w14 w15 w16se w16cid w16 w16cex w16sdtdh w16sdtfl w16du">
   <w:docDefaults>
     <w:rPrDefault>
       <w:rPr>
-        <w:rFonts w:ascii="Arial" w:cs="Arial" w:eastAsia="Arial" w:hAnsi="Arial"/>
+        <w:rFonts w:ascii="Arial" w:eastAsia="Arial" w:hAnsi="Arial" w:cs="Arial"/>
         <w:sz w:val="22"/>
         <w:szCs w:val="22"/>
-        <w:lang w:val="en"/>
+        <w:lang w:val="en" w:eastAsia="en-IN" w:bidi="ar-SA"/>
       </w:rPr>
     </w:rPrDefault>
     <w:pPrDefault>
@@ -2631,29 +2611,399 @@
       </w:pPr>
     </w:pPrDefault>
   </w:docDefaults>
-  <w:style w:type="table" w:styleId="TableNormal" w:default="1">
-    <w:name w:val="TableNormal"/>
-    <w:tblPr>
-      <w:tblCellMar>
-        <w:top w:w="100.0" w:type="dxa"/>
-        <w:left w:w="100.0" w:type="dxa"/>
-        <w:bottom w:w="100.0" w:type="dxa"/>
-        <w:right w:w="100.0" w:type="dxa"/>
-      </w:tblCellMar>
-    </w:tblPr>
-  </w:style>
-  <w:style w:type="paragraph" w:styleId="Normal" w:default="1">
-    <w:name w:val="normal"/>
+  <w:latentStyles w:defLockedState="0" w:defUIPriority="99" w:defSemiHidden="0" w:defUnhideWhenUsed="0" w:defQFormat="0" w:count="376">
+    <w:lsdException w:name="Normal" w:uiPriority="0" w:qFormat="1"/>
+    <w:lsdException w:name="heading 1" w:uiPriority="9" w:qFormat="1"/>
+    <w:lsdException w:name="heading 2" w:semiHidden="1" w:uiPriority="9" w:unhideWhenUsed="1" w:qFormat="1"/>
+    <w:lsdException w:name="heading 3" w:semiHidden="1" w:uiPriority="9" w:unhideWhenUsed="1" w:qFormat="1"/>
+    <w:lsdException w:name="heading 4" w:semiHidden="1" w:uiPriority="9" w:unhideWhenUsed="1" w:qFormat="1"/>
+    <w:lsdException w:name="heading 5" w:semiHidden="1" w:uiPriority="9" w:unhideWhenUsed="1" w:qFormat="1"/>
+    <w:lsdException w:name="heading 6" w:semiHidden="1" w:uiPriority="9" w:unhideWhenUsed="1" w:qFormat="1"/>
+    <w:lsdException w:name="heading 7" w:semiHidden="1" w:uiPriority="9" w:unhideWhenUsed="1" w:qFormat="1"/>
+    <w:lsdException w:name="heading 8" w:semiHidden="1" w:uiPriority="9" w:unhideWhenUsed="1" w:qFormat="1"/>
+    <w:lsdException w:name="heading 9" w:semiHidden="1" w:uiPriority="9" w:unhideWhenUsed="1" w:qFormat="1"/>
+    <w:lsdException w:name="index 1" w:semiHidden="1" w:unhideWhenUsed="1"/>
+    <w:lsdException w:name="index 2" w:semiHidden="1" w:unhideWhenUsed="1"/>
+    <w:lsdException w:name="index 3" w:semiHidden="1" w:unhideWhenUsed="1"/>
+    <w:lsdException w:name="index 4" w:semiHidden="1" w:unhideWhenUsed="1"/>
+    <w:lsdException w:name="index 5" w:semiHidden="1" w:unhideWhenUsed="1"/>
+    <w:lsdException w:name="index 6" w:semiHidden="1" w:unhideWhenUsed="1"/>
+    <w:lsdException w:name="index 7" w:semiHidden="1" w:unhideWhenUsed="1"/>
+    <w:lsdException w:name="index 8" w:semiHidden="1" w:unhideWhenUsed="1"/>
+    <w:lsdException w:name="index 9" w:semiHidden="1" w:unhideWhenUsed="1"/>
+    <w:lsdException w:name="toc 1" w:semiHidden="1" w:uiPriority="39" w:unhideWhenUsed="1"/>
+    <w:lsdException w:name="toc 2" w:semiHidden="1" w:uiPriority="39" w:unhideWhenUsed="1"/>
+    <w:lsdException w:name="toc 3" w:semiHidden="1" w:uiPriority="39" w:unhideWhenUsed="1"/>
+    <w:lsdException w:name="toc 4" w:semiHidden="1" w:uiPriority="39" w:unhideWhenUsed="1"/>
+    <w:lsdException w:name="toc 5" w:semiHidden="1" w:uiPriority="39" w:unhideWhenUsed="1"/>
+    <w:lsdException w:name="toc 6" w:semiHidden="1" w:uiPriority="39" w:unhideWhenUsed="1"/>
+    <w:lsdException w:name="toc 7" w:semiHidden="1" w:uiPriority="39" w:unhideWhenUsed="1"/>
+    <w:lsdException w:name="toc 8" w:semiHidden="1" w:uiPriority="39" w:unhideWhenUsed="1"/>
+    <w:lsdException w:name="toc 9" w:semiHidden="1" w:uiPriority="39" w:unhideWhenUsed="1"/>
+    <w:lsdException w:name="Normal Indent" w:semiHidden="1" w:unhideWhenUsed="1"/>
+    <w:lsdException w:name="footnote text" w:semiHidden="1" w:unhideWhenUsed="1"/>
+    <w:lsdException w:name="annotation text" w:semiHidden="1" w:unhideWhenUsed="1"/>
+    <w:lsdException w:name="header" w:semiHidden="1" w:unhideWhenUsed="1"/>
+    <w:lsdException w:name="footer" w:semiHidden="1" w:unhideWhenUsed="1"/>
+    <w:lsdException w:name="index heading" w:semiHidden="1" w:unhideWhenUsed="1"/>
+    <w:lsdException w:name="caption" w:semiHidden="1" w:uiPriority="35" w:unhideWhenUsed="1" w:qFormat="1"/>
+    <w:lsdException w:name="table of figures" w:semiHidden="1" w:unhideWhenUsed="1"/>
+    <w:lsdException w:name="envelope address" w:semiHidden="1" w:unhideWhenUsed="1"/>
+    <w:lsdException w:name="envelope return" w:semiHidden="1" w:unhideWhenUsed="1"/>
+    <w:lsdException w:name="footnote reference" w:semiHidden="1" w:unhideWhenUsed="1"/>
+    <w:lsdException w:name="annotation reference" w:semiHidden="1" w:unhideWhenUsed="1"/>
+    <w:lsdException w:name="line number" w:semiHidden="1" w:unhideWhenUsed="1"/>
+    <w:lsdException w:name="page number" w:semiHidden="1" w:unhideWhenUsed="1"/>
+    <w:lsdException w:name="endnote reference" w:semiHidden="1" w:unhideWhenUsed="1"/>
+    <w:lsdException w:name="endnote text" w:semiHidden="1" w:unhideWhenUsed="1"/>
+    <w:lsdException w:name="table of authorities" w:semiHidden="1" w:unhideWhenUsed="1"/>
+    <w:lsdException w:name="macro" w:semiHidden="1" w:unhideWhenUsed="1"/>
+    <w:lsdException w:name="toa heading" w:semiHidden="1" w:unhideWhenUsed="1"/>
+    <w:lsdException w:name="List" w:semiHidden="1" w:unhideWhenUsed="1"/>
+    <w:lsdException w:name="List Bullet" w:semiHidden="1" w:unhideWhenUsed="1"/>
+    <w:lsdException w:name="List Number" w:semiHidden="1" w:unhideWhenUsed="1"/>
+    <w:lsdException w:name="List 2" w:semiHidden="1" w:unhideWhenUsed="1"/>
+    <w:lsdException w:name="List 3" w:semiHidden="1" w:unhideWhenUsed="1"/>
+    <w:lsdException w:name="List 4" w:semiHidden="1" w:unhideWhenUsed="1"/>
+    <w:lsdException w:name="List 5" w:semiHidden="1" w:unhideWhenUsed="1"/>
+    <w:lsdException w:name="List Bullet 2" w:semiHidden="1" w:unhideWhenUsed="1"/>
+    <w:lsdException w:name="List Bullet 3" w:semiHidden="1" w:unhideWhenUsed="1"/>
+    <w:lsdException w:name="List Bullet 4" w:semiHidden="1" w:unhideWhenUsed="1"/>
+    <w:lsdException w:name="List Bullet 5" w:semiHidden="1" w:unhideWhenUsed="1"/>
+    <w:lsdException w:name="List Number 2" w:semiHidden="1" w:unhideWhenUsed="1"/>
+    <w:lsdException w:name="List Number 3" w:semiHidden="1" w:unhideWhenUsed="1"/>
+    <w:lsdException w:name="List Number 4" w:semiHidden="1" w:unhideWhenUsed="1"/>
+    <w:lsdException w:name="List Number 5" w:semiHidden="1" w:unhideWhenUsed="1"/>
+    <w:lsdException w:name="Title" w:uiPriority="10" w:qFormat="1"/>
+    <w:lsdException w:name="Closing" w:semiHidden="1" w:unhideWhenUsed="1"/>
+    <w:lsdException w:name="Signature" w:semiHidden="1" w:unhideWhenUsed="1"/>
+    <w:lsdException w:name="Default Paragraph Font" w:semiHidden="1" w:uiPriority="1" w:unhideWhenUsed="1"/>
+    <w:lsdException w:name="Body Text" w:semiHidden="1" w:unhideWhenUsed="1"/>
+    <w:lsdException w:name="Body Text Indent" w:semiHidden="1" w:unhideWhenUsed="1"/>
+    <w:lsdException w:name="List Continue" w:semiHidden="1" w:unhideWhenUsed="1"/>
+    <w:lsdException w:name="List Continue 2" w:semiHidden="1" w:unhideWhenUsed="1"/>
+    <w:lsdException w:name="List Continue 3" w:semiHidden="1" w:unhideWhenUsed="1"/>
+    <w:lsdException w:name="List Continue 4" w:semiHidden="1" w:unhideWhenUsed="1"/>
+    <w:lsdException w:name="List Continue 5" w:semiHidden="1" w:unhideWhenUsed="1"/>
+    <w:lsdException w:name="Message Header" w:semiHidden="1" w:unhideWhenUsed="1"/>
+    <w:lsdException w:name="Subtitle" w:uiPriority="11" w:qFormat="1"/>
+    <w:lsdException w:name="Salutation" w:semiHidden="1" w:unhideWhenUsed="1"/>
+    <w:lsdException w:name="Date" w:semiHidden="1" w:unhideWhenUsed="1"/>
+    <w:lsdException w:name="Body Text First Indent" w:semiHidden="1" w:unhideWhenUsed="1"/>
+    <w:lsdException w:name="Body Text First Indent 2" w:semiHidden="1" w:unhideWhenUsed="1"/>
+    <w:lsdException w:name="Note Heading" w:semiHidden="1" w:unhideWhenUsed="1"/>
+    <w:lsdException w:name="Body Text 2" w:semiHidden="1" w:unhideWhenUsed="1"/>
+    <w:lsdException w:name="Body Text 3" w:semiHidden="1" w:unhideWhenUsed="1"/>
+    <w:lsdException w:name="Body Text Indent 2" w:semiHidden="1" w:unhideWhenUsed="1"/>
+    <w:lsdException w:name="Body Text Indent 3" w:semiHidden="1" w:unhideWhenUsed="1"/>
+    <w:lsdException w:name="Block Text" w:semiHidden="1" w:unhideWhenUsed="1"/>
+    <w:lsdException w:name="Hyperlink" w:semiHidden="1" w:unhideWhenUsed="1"/>
+    <w:lsdException w:name="FollowedHyperlink" w:semiHidden="1" w:unhideWhenUsed="1"/>
+    <w:lsdException w:name="Strong" w:uiPriority="22" w:qFormat="1"/>
+    <w:lsdException w:name="Emphasis" w:uiPriority="20" w:qFormat="1"/>
+    <w:lsdException w:name="Document Map" w:semiHidden="1" w:unhideWhenUsed="1"/>
+    <w:lsdException w:name="Plain Text" w:semiHidden="1" w:unhideWhenUsed="1"/>
+    <w:lsdException w:name="E-mail Signature" w:semiHidden="1" w:unhideWhenUsed="1"/>
+    <w:lsdException w:name="HTML Top of Form" w:semiHidden="1" w:unhideWhenUsed="1"/>
+    <w:lsdException w:name="HTML Bottom of Form" w:semiHidden="1" w:unhideWhenUsed="1"/>
+    <w:lsdException w:name="Normal (Web)" w:semiHidden="1" w:unhideWhenUsed="1"/>
+    <w:lsdException w:name="HTML Acronym" w:semiHidden="1" w:unhideWhenUsed="1"/>
+    <w:lsdException w:name="HTML Address" w:semiHidden="1" w:unhideWhenUsed="1"/>
+    <w:lsdException w:name="HTML Cite" w:semiHidden="1" w:unhideWhenUsed="1"/>
+    <w:lsdException w:name="HTML Code" w:semiHidden="1" w:unhideWhenUsed="1"/>
+    <w:lsdException w:name="HTML Definition" w:semiHidden="1" w:unhideWhenUsed="1"/>
+    <w:lsdException w:name="HTML Keyboard" w:semiHidden="1" w:unhideWhenUsed="1"/>
+    <w:lsdException w:name="HTML Preformatted" w:semiHidden="1" w:unhideWhenUsed="1"/>
+    <w:lsdException w:name="HTML Sample" w:semiHidden="1" w:unhideWhenUsed="1"/>
+    <w:lsdException w:name="HTML Typewriter" w:semiHidden="1" w:unhideWhenUsed="1"/>
+    <w:lsdException w:name="HTML Variable" w:semiHidden="1" w:unhideWhenUsed="1"/>
+    <w:lsdException w:name="Normal Table" w:semiHidden="1" w:unhideWhenUsed="1"/>
+    <w:lsdException w:name="annotation subject" w:semiHidden="1" w:unhideWhenUsed="1"/>
+    <w:lsdException w:name="No List" w:semiHidden="1" w:unhideWhenUsed="1"/>
+    <w:lsdException w:name="Outline List 1" w:semiHidden="1" w:unhideWhenUsed="1"/>
+    <w:lsdException w:name="Outline List 2" w:semiHidden="1" w:unhideWhenUsed="1"/>
+    <w:lsdException w:name="Outline List 3" w:semiHidden="1" w:unhideWhenUsed="1"/>
+    <w:lsdException w:name="Table Simple 1" w:semiHidden="1" w:unhideWhenUsed="1"/>
+    <w:lsdException w:name="Table Simple 2" w:semiHidden="1" w:unhideWhenUsed="1"/>
+    <w:lsdException w:name="Table Simple 3" w:semiHidden="1" w:unhideWhenUsed="1"/>
+    <w:lsdException w:name="Table Classic 1" w:semiHidden="1" w:unhideWhenUsed="1"/>
+    <w:lsdException w:name="Table Classic 2" w:semiHidden="1" w:unhideWhenUsed="1"/>
+    <w:lsdException w:name="Table Classic 3" w:semiHidden="1" w:unhideWhenUsed="1"/>
+    <w:lsdException w:name="Table Classic 4" w:semiHidden="1" w:unhideWhenUsed="1"/>
+    <w:lsdException w:name="Table Colorful 1" w:semiHidden="1" w:unhideWhenUsed="1"/>
+    <w:lsdException w:name="Table Colorful 2" w:semiHidden="1" w:unhideWhenUsed="1"/>
+    <w:lsdException w:name="Table Colorful 3" w:semiHidden="1" w:unhideWhenUsed="1"/>
+    <w:lsdException w:name="Table Columns 1" w:semiHidden="1" w:unhideWhenUsed="1"/>
+    <w:lsdException w:name="Table Columns 2" w:semiHidden="1" w:unhideWhenUsed="1"/>
+    <w:lsdException w:name="Table Columns 3" w:semiHidden="1" w:unhideWhenUsed="1"/>
+    <w:lsdException w:name="Table Columns 4" w:semiHidden="1" w:unhideWhenUsed="1"/>
+    <w:lsdException w:name="Table Columns 5" w:semiHidden="1" w:unhideWhenUsed="1"/>
+    <w:lsdException w:name="Table Grid 1" w:semiHidden="1" w:unhideWhenUsed="1"/>
+    <w:lsdException w:name="Table Grid 2" w:semiHidden="1" w:unhideWhenUsed="1"/>
+    <w:lsdException w:name="Table Grid 3" w:semiHidden="1" w:unhideWhenUsed="1"/>
+    <w:lsdException w:name="Table Grid 4" w:semiHidden="1" w:unhideWhenUsed="1"/>
+    <w:lsdException w:name="Table Grid 5" w:semiHidden="1" w:unhideWhenUsed="1"/>
+    <w:lsdException w:name="Table Grid 6" w:semiHidden="1" w:unhideWhenUsed="1"/>
+    <w:lsdException w:name="Table Grid 7" w:semiHidden="1" w:unhideWhenUsed="1"/>
+    <w:lsdException w:name="Table Grid 8" w:semiHidden="1" w:unhideWhenUsed="1"/>
+    <w:lsdException w:name="Table List 1" w:semiHidden="1" w:unhideWhenUsed="1"/>
+    <w:lsdException w:name="Table List 2" w:semiHidden="1" w:unhideWhenUsed="1"/>
+    <w:lsdException w:name="Table List 3" w:semiHidden="1" w:unhideWhenUsed="1"/>
+    <w:lsdException w:name="Table List 4" w:semiHidden="1" w:unhideWhenUsed="1"/>
+    <w:lsdException w:name="Table List 5" w:semiHidden="1" w:unhideWhenUsed="1"/>
+    <w:lsdException w:name="Table List 6" w:semiHidden="1" w:unhideWhenUsed="1"/>
+    <w:lsdException w:name="Table List 7" w:semiHidden="1" w:unhideWhenUsed="1"/>
+    <w:lsdException w:name="Table List 8" w:semiHidden="1" w:unhideWhenUsed="1"/>
+    <w:lsdException w:name="Table 3D effects 1" w:semiHidden="1" w:unhideWhenUsed="1"/>
+    <w:lsdException w:name="Table 3D effects 2" w:semiHidden="1" w:unhideWhenUsed="1"/>
+    <w:lsdException w:name="Table 3D effects 3" w:semiHidden="1" w:unhideWhenUsed="1"/>
+    <w:lsdException w:name="Table Contemporary" w:semiHidden="1" w:unhideWhenUsed="1"/>
+    <w:lsdException w:name="Table Elegant" w:semiHidden="1" w:unhideWhenUsed="1"/>
+    <w:lsdException w:name="Table Professional" w:semiHidden="1" w:unhideWhenUsed="1"/>
+    <w:lsdException w:name="Table Subtle 1" w:semiHidden="1" w:unhideWhenUsed="1"/>
+    <w:lsdException w:name="Table Subtle 2" w:semiHidden="1" w:unhideWhenUsed="1"/>
+    <w:lsdException w:name="Table Web 1" w:semiHidden="1" w:unhideWhenUsed="1"/>
+    <w:lsdException w:name="Table Web 2" w:semiHidden="1" w:unhideWhenUsed="1"/>
+    <w:lsdException w:name="Table Web 3" w:semiHidden="1" w:unhideWhenUsed="1"/>
+    <w:lsdException w:name="Balloon Text" w:semiHidden="1" w:unhideWhenUsed="1"/>
+    <w:lsdException w:name="Table Grid" w:uiPriority="39"/>
+    <w:lsdException w:name="Table Theme" w:semiHidden="1" w:unhideWhenUsed="1"/>
+    <w:lsdException w:name="Placeholder Text" w:semiHidden="1"/>
+    <w:lsdException w:name="No Spacing" w:uiPriority="1" w:qFormat="1"/>
+    <w:lsdException w:name="Light Shading" w:uiPriority="60"/>
+    <w:lsdException w:name="Light List" w:uiPriority="61"/>
+    <w:lsdException w:name="Light Grid" w:uiPriority="62"/>
+    <w:lsdException w:name="Medium Shading 1" w:uiPriority="63"/>
+    <w:lsdException w:name="Medium Shading 2" w:uiPriority="64"/>
+    <w:lsdException w:name="Medium List 1" w:uiPriority="65"/>
+    <w:lsdException w:name="Medium List 2" w:uiPriority="66"/>
+    <w:lsdException w:name="Medium Grid 1" w:uiPriority="67"/>
+    <w:lsdException w:name="Medium Grid 2" w:uiPriority="68"/>
+    <w:lsdException w:name="Medium Grid 3" w:uiPriority="69"/>
+    <w:lsdException w:name="Dark List" w:uiPriority="70"/>
+    <w:lsdException w:name="Colorful Shading" w:uiPriority="71"/>
+    <w:lsdException w:name="Colorful List" w:uiPriority="72"/>
+    <w:lsdException w:name="Colorful Grid" w:uiPriority="73"/>
+    <w:lsdException w:name="Light Shading Accent 1" w:uiPriority="60"/>
+    <w:lsdException w:name="Light List Accent 1" w:uiPriority="61"/>
+    <w:lsdException w:name="Light Grid Accent 1" w:uiPriority="62"/>
+    <w:lsdException w:name="Medium Shading 1 Accent 1" w:uiPriority="63"/>
+    <w:lsdException w:name="Medium Shading 2 Accent 1" w:uiPriority="64"/>
+    <w:lsdException w:name="Medium List 1 Accent 1" w:uiPriority="65"/>
+    <w:lsdException w:name="Revision" w:semiHidden="1"/>
+    <w:lsdException w:name="List Paragraph" w:uiPriority="34" w:qFormat="1"/>
+    <w:lsdException w:name="Quote" w:uiPriority="29" w:qFormat="1"/>
+    <w:lsdException w:name="Intense Quote" w:uiPriority="30" w:qFormat="1"/>
+    <w:lsdException w:name="Medium List 2 Accent 1" w:uiPriority="66"/>
+    <w:lsdException w:name="Medium Grid 1 Accent 1" w:uiPriority="67"/>
+    <w:lsdException w:name="Medium Grid 2 Accent 1" w:uiPriority="68"/>
+    <w:lsdException w:name="Medium Grid 3 Accent 1" w:uiPriority="69"/>
+    <w:lsdException w:name="Dark List Accent 1" w:uiPriority="70"/>
+    <w:lsdException w:name="Colorful Shading Accent 1" w:uiPriority="71"/>
+    <w:lsdException w:name="Colorful List Accent 1" w:uiPriority="72"/>
+    <w:lsdException w:name="Colorful Grid Accent 1" w:uiPriority="73"/>
+    <w:lsdException w:name="Light Shading Accent 2" w:uiPriority="60"/>
+    <w:lsdException w:name="Light List Accent 2" w:uiPriority="61"/>
+    <w:lsdException w:name="Light Grid Accent 2" w:uiPriority="62"/>
+    <w:lsdException w:name="Medium Shading 1 Accent 2" w:uiPriority="63"/>
+    <w:lsdException w:name="Medium Shading 2 Accent 2" w:uiPriority="64"/>
+    <w:lsdException w:name="Medium List 1 Accent 2" w:uiPriority="65"/>
+    <w:lsdException w:name="Medium List 2 Accent 2" w:uiPriority="66"/>
+    <w:lsdException w:name="Medium Grid 1 Accent 2" w:uiPriority="67"/>
+    <w:lsdException w:name="Medium Grid 2 Accent 2" w:uiPriority="68"/>
+    <w:lsdException w:name="Medium Grid 3 Accent 2" w:uiPriority="69"/>
+    <w:lsdException w:name="Dark List Accent 2" w:uiPriority="70"/>
+    <w:lsdException w:name="Colorful Shading Accent 2" w:uiPriority="71"/>
+    <w:lsdException w:name="Colorful List Accent 2" w:uiPriority="72"/>
+    <w:lsdException w:name="Colorful Grid Accent 2" w:uiPriority="73"/>
+    <w:lsdException w:name="Light Shading Accent 3" w:uiPriority="60"/>
+    <w:lsdException w:name="Light List Accent 3" w:uiPriority="61"/>
+    <w:lsdException w:name="Light Grid Accent 3" w:uiPriority="62"/>
+    <w:lsdException w:name="Medium Shading 1 Accent 3" w:uiPriority="63"/>
+    <w:lsdException w:name="Medium Shading 2 Accent 3" w:uiPriority="64"/>
+    <w:lsdException w:name="Medium List 1 Accent 3" w:uiPriority="65"/>
+    <w:lsdException w:name="Medium List 2 Accent 3" w:uiPriority="66"/>
+    <w:lsdException w:name="Medium Grid 1 Accent 3" w:uiPriority="67"/>
+    <w:lsdException w:name="Medium Grid 2 Accent 3" w:uiPriority="68"/>
+    <w:lsdException w:name="Medium Grid 3 Accent 3" w:uiPriority="69"/>
+    <w:lsdException w:name="Dark List Accent 3" w:uiPriority="70"/>
+    <w:lsdException w:name="Colorful Shading Accent 3" w:uiPriority="71"/>
+    <w:lsdException w:name="Colorful List Accent 3" w:uiPriority="72"/>
+    <w:lsdException w:name="Colorful Grid Accent 3" w:uiPriority="73"/>
+    <w:lsdException w:name="Light Shading Accent 4" w:uiPriority="60"/>
+    <w:lsdException w:name="Light List Accent 4" w:uiPriority="61"/>
+    <w:lsdException w:name="Light Grid Accent 4" w:uiPriority="62"/>
+    <w:lsdException w:name="Medium Shading 1 Accent 4" w:uiPriority="63"/>
+    <w:lsdException w:name="Medium Shading 2 Accent 4" w:uiPriority="64"/>
+    <w:lsdException w:name="Medium List 1 Accent 4" w:uiPriority="65"/>
+    <w:lsdException w:name="Medium List 2 Accent 4" w:uiPriority="66"/>
+    <w:lsdException w:name="Medium Grid 1 Accent 4" w:uiPriority="67"/>
+    <w:lsdException w:name="Medium Grid 2 Accent 4" w:uiPriority="68"/>
+    <w:lsdException w:name="Medium Grid 3 Accent 4" w:uiPriority="69"/>
+    <w:lsdException w:name="Dark List Accent 4" w:uiPriority="70"/>
+    <w:lsdException w:name="Colorful Shading Accent 4" w:uiPriority="71"/>
+    <w:lsdException w:name="Colorful List Accent 4" w:uiPriority="72"/>
+    <w:lsdException w:name="Colorful Grid Accent 4" w:uiPriority="73"/>
+    <w:lsdException w:name="Light Shading Accent 5" w:uiPriority="60"/>
+    <w:lsdException w:name="Light List Accent 5" w:uiPriority="61"/>
+    <w:lsdException w:name="Light Grid Accent 5" w:uiPriority="62"/>
+    <w:lsdException w:name="Medium Shading 1 Accent 5" w:uiPriority="63"/>
+    <w:lsdException w:name="Medium Shading 2 Accent 5" w:uiPriority="64"/>
+    <w:lsdException w:name="Medium List 1 Accent 5" w:uiPriority="65"/>
+    <w:lsdException w:name="Medium List 2 Accent 5" w:uiPriority="66"/>
+    <w:lsdException w:name="Medium Grid 1 Accent 5" w:uiPriority="67"/>
+    <w:lsdException w:name="Medium Grid 2 Accent 5" w:uiPriority="68"/>
+    <w:lsdException w:name="Medium Grid 3 Accent 5" w:uiPriority="69"/>
+    <w:lsdException w:name="Dark List Accent 5" w:uiPriority="70"/>
+    <w:lsdException w:name="Colorful Shading Accent 5" w:uiPriority="71"/>
+    <w:lsdException w:name="Colorful List Accent 5" w:uiPriority="72"/>
+    <w:lsdException w:name="Colorful Grid Accent 5" w:uiPriority="73"/>
+    <w:lsdException w:name="Light Shading Accent 6" w:uiPriority="60"/>
+    <w:lsdException w:name="Light List Accent 6" w:uiPriority="61"/>
+    <w:lsdException w:name="Light Grid Accent 6" w:uiPriority="62"/>
+    <w:lsdException w:name="Medium Shading 1 Accent 6" w:uiPriority="63"/>
+    <w:lsdException w:name="Medium Shading 2 Accent 6" w:uiPriority="64"/>
+    <w:lsdException w:name="Medium List 1 Accent 6" w:uiPriority="65"/>
+    <w:lsdException w:name="Medium List 2 Accent 6" w:uiPriority="66"/>
+    <w:lsdException w:name="Medium Grid 1 Accent 6" w:uiPriority="67"/>
+    <w:lsdException w:name="Medium Grid 2 Accent 6" w:uiPriority="68"/>
+    <w:lsdException w:name="Medium Grid 3 Accent 6" w:uiPriority="69"/>
+    <w:lsdException w:name="Dark List Accent 6" w:uiPriority="70"/>
+    <w:lsdException w:name="Colorful Shading Accent 6" w:uiPriority="71"/>
+    <w:lsdException w:name="Colorful List Accent 6" w:uiPriority="72"/>
+    <w:lsdException w:name="Colorful Grid Accent 6" w:uiPriority="73"/>
+    <w:lsdException w:name="Subtle Emphasis" w:uiPriority="19" w:qFormat="1"/>
+    <w:lsdException w:name="Intense Emphasis" w:uiPriority="21" w:qFormat="1"/>
+    <w:lsdException w:name="Subtle Reference" w:uiPriority="31" w:qFormat="1"/>
+    <w:lsdException w:name="Intense Reference" w:uiPriority="32" w:qFormat="1"/>
+    <w:lsdException w:name="Book Title" w:uiPriority="33" w:qFormat="1"/>
+    <w:lsdException w:name="Bibliography" w:semiHidden="1" w:uiPriority="37" w:unhideWhenUsed="1"/>
+    <w:lsdException w:name="TOC Heading" w:semiHidden="1" w:uiPriority="39" w:unhideWhenUsed="1" w:qFormat="1"/>
+    <w:lsdException w:name="Plain Table 1" w:uiPriority="41"/>
+    <w:lsdException w:name="Plain Table 2" w:uiPriority="42"/>
+    <w:lsdException w:name="Plain Table 3" w:uiPriority="43"/>
+    <w:lsdException w:name="Plain Table 4" w:uiPriority="44"/>
+    <w:lsdException w:name="Plain Table 5" w:uiPriority="45"/>
+    <w:lsdException w:name="Grid Table Light" w:uiPriority="40"/>
+    <w:lsdException w:name="Grid Table 1 Light" w:uiPriority="46"/>
+    <w:lsdException w:name="Grid Table 2" w:uiPriority="47"/>
+    <w:lsdException w:name="Grid Table 3" w:uiPriority="48"/>
+    <w:lsdException w:name="Grid Table 4" w:uiPriority="49"/>
+    <w:lsdException w:name="Grid Table 5 Dark" w:uiPriority="50"/>
+    <w:lsdException w:name="Grid Table 6 Colorful" w:uiPriority="51"/>
+    <w:lsdException w:name="Grid Table 7 Colorful" w:uiPriority="52"/>
+    <w:lsdException w:name="Grid Table 1 Light Accent 1" w:uiPriority="46"/>
+    <w:lsdException w:name="Grid Table 2 Accent 1" w:uiPriority="47"/>
+    <w:lsdException w:name="Grid Table 3 Accent 1" w:uiPriority="48"/>
+    <w:lsdException w:name="Grid Table 4 Accent 1" w:uiPriority="49"/>
+    <w:lsdException w:name="Grid Table 5 Dark Accent 1" w:uiPriority="50"/>
+    <w:lsdException w:name="Grid Table 6 Colorful Accent 1" w:uiPriority="51"/>
+    <w:lsdException w:name="Grid Table 7 Colorful Accent 1" w:uiPriority="52"/>
+    <w:lsdException w:name="Grid Table 1 Light Accent 2" w:uiPriority="46"/>
+    <w:lsdException w:name="Grid Table 2 Accent 2" w:uiPriority="47"/>
+    <w:lsdException w:name="Grid Table 3 Accent 2" w:uiPriority="48"/>
+    <w:lsdException w:name="Grid Table 4 Accent 2" w:uiPriority="49"/>
+    <w:lsdException w:name="Grid Table 5 Dark Accent 2" w:uiPriority="50"/>
+    <w:lsdException w:name="Grid Table 6 Colorful Accent 2" w:uiPriority="51"/>
+    <w:lsdException w:name="Grid Table 7 Colorful Accent 2" w:uiPriority="52"/>
+    <w:lsdException w:name="Grid Table 1 Light Accent 3" w:uiPriority="46"/>
+    <w:lsdException w:name="Grid Table 2 Accent 3" w:uiPriority="47"/>
+    <w:lsdException w:name="Grid Table 3 Accent 3" w:uiPriority="48"/>
+    <w:lsdException w:name="Grid Table 4 Accent 3" w:uiPriority="49"/>
+    <w:lsdException w:name="Grid Table 5 Dark Accent 3" w:uiPriority="50"/>
+    <w:lsdException w:name="Grid Table 6 Colorful Accent 3" w:uiPriority="51"/>
+    <w:lsdException w:name="Grid Table 7 Colorful Accent 3" w:uiPriority="52"/>
+    <w:lsdException w:name="Grid Table 1 Light Accent 4" w:uiPriority="46"/>
+    <w:lsdException w:name="Grid Table 2 Accent 4" w:uiPriority="47"/>
+    <w:lsdException w:name="Grid Table 3 Accent 4" w:uiPriority="48"/>
+    <w:lsdException w:name="Grid Table 4 Accent 4" w:uiPriority="49"/>
+    <w:lsdException w:name="Grid Table 5 Dark Accent 4" w:uiPriority="50"/>
+    <w:lsdException w:name="Grid Table 6 Colorful Accent 4" w:uiPriority="51"/>
+    <w:lsdException w:name="Grid Table 7 Colorful Accent 4" w:uiPriority="52"/>
+    <w:lsdException w:name="Grid Table 1 Light Accent 5" w:uiPriority="46"/>
+    <w:lsdException w:name="Grid Table 2 Accent 5" w:uiPriority="47"/>
+    <w:lsdException w:name="Grid Table 3 Accent 5" w:uiPriority="48"/>
+    <w:lsdException w:name="Grid Table 4 Accent 5" w:uiPriority="49"/>
+    <w:lsdException w:name="Grid Table 5 Dark Accent 5" w:uiPriority="50"/>
+    <w:lsdException w:name="Grid Table 6 Colorful Accent 5" w:uiPriority="51"/>
+    <w:lsdException w:name="Grid Table 7 Colorful Accent 5" w:uiPriority="52"/>
+    <w:lsdException w:name="Grid Table 1 Light Accent 6" w:uiPriority="46"/>
+    <w:lsdException w:name="Grid Table 2 Accent 6" w:uiPriority="47"/>
+    <w:lsdException w:name="Grid Table 3 Accent 6" w:uiPriority="48"/>
+    <w:lsdException w:name="Grid Table 4 Accent 6" w:uiPriority="49"/>
+    <w:lsdException w:name="Grid Table 5 Dark Accent 6" w:uiPriority="50"/>
+    <w:lsdException w:name="Grid Table 6 Colorful Accent 6" w:uiPriority="51"/>
+    <w:lsdException w:name="Grid Table 7 Colorful Accent 6" w:uiPriority="52"/>
+    <w:lsdException w:name="List Table 1 Light" w:uiPriority="46"/>
+    <w:lsdException w:name="List Table 2" w:uiPriority="47"/>
+    <w:lsdException w:name="List Table 3" w:uiPriority="48"/>
+    <w:lsdException w:name="List Table 4" w:uiPriority="49"/>
+    <w:lsdException w:name="List Table 5 Dark" w:uiPriority="50"/>
+    <w:lsdException w:name="List Table 6 Colorful" w:uiPriority="51"/>
+    <w:lsdException w:name="List Table 7 Colorful" w:uiPriority="52"/>
+    <w:lsdException w:name="List Table 1 Light Accent 1" w:uiPriority="46"/>
+    <w:lsdException w:name="List Table 2 Accent 1" w:uiPriority="47"/>
+    <w:lsdException w:name="List Table 3 Accent 1" w:uiPriority="48"/>
+    <w:lsdException w:name="List Table 4 Accent 1" w:uiPriority="49"/>
+    <w:lsdException w:name="List Table 5 Dark Accent 1" w:uiPriority="50"/>
+    <w:lsdException w:name="List Table 6 Colorful Accent 1" w:uiPriority="51"/>
+    <w:lsdException w:name="List Table 7 Colorful Accent 1" w:uiPriority="52"/>
+    <w:lsdException w:name="List Table 1 Light Accent 2" w:uiPriority="46"/>
+    <w:lsdException w:name="List Table 2 Accent 2" w:uiPriority="47"/>
+    <w:lsdException w:name="List Table 3 Accent 2" w:uiPriority="48"/>
+    <w:lsdException w:name="List Table 4 Accent 2" w:uiPriority="49"/>
+    <w:lsdException w:name="List Table 5 Dark Accent 2" w:uiPriority="50"/>
+    <w:lsdException w:name="List Table 6 Colorful Accent 2" w:uiPriority="51"/>
+    <w:lsdException w:name="List Table 7 Colorful Accent 2" w:uiPriority="52"/>
+    <w:lsdException w:name="List Table 1 Light Accent 3" w:uiPriority="46"/>
+    <w:lsdException w:name="List Table 2 Accent 3" w:uiPriority="47"/>
+    <w:lsdException w:name="List Table 3 Accent 3" w:uiPriority="48"/>
+    <w:lsdException w:name="List Table 4 Accent 3" w:uiPriority="49"/>
+    <w:lsdException w:name="List Table 5 Dark Accent 3" w:uiPriority="50"/>
+    <w:lsdException w:name="List Table 6 Colorful Accent 3" w:uiPriority="51"/>
+    <w:lsdException w:name="List Table 7 Colorful Accent 3" w:uiPriority="52"/>
+    <w:lsdException w:name="List Table 1 Light Accent 4" w:uiPriority="46"/>
+    <w:lsdException w:name="List Table 2 Accent 4" w:uiPriority="47"/>
+    <w:lsdException w:name="List Table 3 Accent 4" w:uiPriority="48"/>
+    <w:lsdException w:name="List Table 4 Accent 4" w:uiPriority="49"/>
+    <w:lsdException w:name="List Table 5 Dark Accent 4" w:uiPriority="50"/>
+    <w:lsdException w:name="List Table 6 Colorful Accent 4" w:uiPriority="51"/>
+    <w:lsdException w:name="List Table 7 Colorful Accent 4" w:uiPriority="52"/>
+    <w:lsdException w:name="List Table 1 Light Accent 5" w:uiPriority="46"/>
+    <w:lsdException w:name="List Table 2 Accent 5" w:uiPriority="47"/>
+    <w:lsdException w:name="List Table 3 Accent 5" w:uiPriority="48"/>
+    <w:lsdException w:name="List Table 4 Accent 5" w:uiPriority="49"/>
+    <w:lsdException w:name="List Table 5 Dark Accent 5" w:uiPriority="50"/>
+    <w:lsdException w:name="List Table 6 Colorful Accent 5" w:uiPriority="51"/>
+    <w:lsdException w:name="List Table 7 Colorful Accent 5" w:uiPriority="52"/>
+    <w:lsdException w:name="List Table 1 Light Accent 6" w:uiPriority="46"/>
+    <w:lsdException w:name="List Table 2 Accent 6" w:uiPriority="47"/>
+    <w:lsdException w:name="List Table 3 Accent 6" w:uiPriority="48"/>
+    <w:lsdException w:name="List Table 4 Accent 6" w:uiPriority="49"/>
+    <w:lsdException w:name="List Table 5 Dark Accent 6" w:uiPriority="50"/>
+    <w:lsdException w:name="List Table 6 Colorful Accent 6" w:uiPriority="51"/>
+    <w:lsdException w:name="List Table 7 Colorful Accent 6" w:uiPriority="52"/>
+    <w:lsdException w:name="Mention" w:semiHidden="1" w:unhideWhenUsed="1"/>
+    <w:lsdException w:name="Smart Hyperlink" w:semiHidden="1" w:unhideWhenUsed="1"/>
+    <w:lsdException w:name="Hashtag" w:semiHidden="1" w:unhideWhenUsed="1"/>
+    <w:lsdException w:name="Unresolved Mention" w:semiHidden="1" w:unhideWhenUsed="1"/>
+    <w:lsdException w:name="Smart Link" w:semiHidden="1" w:unhideWhenUsed="1"/>
+  </w:latentStyles>
+  <w:style w:type="paragraph" w:default="1" w:styleId="Normal">
+    <w:name w:val="Normal"/>
+    <w:qFormat/>
   </w:style>
   <w:style w:type="paragraph" w:styleId="Heading1">
     <w:name w:val="heading 1"/>
     <w:basedOn w:val="Normal"/>
     <w:next w:val="Normal"/>
+    <w:uiPriority w:val="9"/>
+    <w:qFormat/>
     <w:pPr>
-      <w:keepNext w:val="1"/>
-      <w:keepLines w:val="1"/>
-      <w:pageBreakBefore w:val="0"/>
-      <w:spacing w:after="120" w:before="400" w:lineRule="auto"/>
+      <w:keepNext/>
+      <w:keepLines/>
+      <w:spacing w:before="400" w:after="120"/>
+      <w:outlineLvl w:val="0"/>
     </w:pPr>
     <w:rPr>
       <w:sz w:val="40"/>
@@ -2664,15 +3014,16 @@
     <w:name w:val="heading 2"/>
     <w:basedOn w:val="Normal"/>
     <w:next w:val="Normal"/>
+    <w:uiPriority w:val="9"/>
+    <w:unhideWhenUsed/>
+    <w:qFormat/>
     <w:pPr>
-      <w:keepNext w:val="1"/>
-      <w:keepLines w:val="1"/>
-      <w:pageBreakBefore w:val="0"/>
-      <w:spacing w:after="120" w:before="360" w:lineRule="auto"/>
+      <w:keepNext/>
+      <w:keepLines/>
+      <w:spacing w:before="360" w:after="120"/>
+      <w:outlineLvl w:val="1"/>
     </w:pPr>
     <w:rPr>
-      <w:b w:val="0"/>
-      <w:bCs w:val="0"/>
       <w:sz w:val="32"/>
       <w:szCs w:val="32"/>
     </w:rPr>
@@ -2681,15 +3032,16 @@
     <w:name w:val="heading 3"/>
     <w:basedOn w:val="Normal"/>
     <w:next w:val="Normal"/>
+    <w:uiPriority w:val="9"/>
+    <w:unhideWhenUsed/>
+    <w:qFormat/>
     <w:pPr>
-      <w:keepNext w:val="1"/>
-      <w:keepLines w:val="1"/>
-      <w:pageBreakBefore w:val="0"/>
-      <w:spacing w:after="80" w:before="320" w:lineRule="auto"/>
+      <w:keepNext/>
+      <w:keepLines/>
+      <w:spacing w:before="320" w:after="80"/>
+      <w:outlineLvl w:val="2"/>
     </w:pPr>
     <w:rPr>
-      <w:b w:val="0"/>
-      <w:bCs w:val="0"/>
       <w:color w:val="434343"/>
       <w:sz w:val="28"/>
       <w:szCs w:val="28"/>
@@ -2699,11 +3051,15 @@
     <w:name w:val="heading 4"/>
     <w:basedOn w:val="Normal"/>
     <w:next w:val="Normal"/>
+    <w:uiPriority w:val="9"/>
+    <w:semiHidden/>
+    <w:unhideWhenUsed/>
+    <w:qFormat/>
     <w:pPr>
-      <w:keepNext w:val="1"/>
-      <w:keepLines w:val="1"/>
-      <w:pageBreakBefore w:val="0"/>
-      <w:spacing w:after="80" w:before="280" w:lineRule="auto"/>
+      <w:keepNext/>
+      <w:keepLines/>
+      <w:spacing w:before="280" w:after="80"/>
+      <w:outlineLvl w:val="3"/>
     </w:pPr>
     <w:rPr>
       <w:color w:val="666666"/>
@@ -2715,45 +3071,88 @@
     <w:name w:val="heading 5"/>
     <w:basedOn w:val="Normal"/>
     <w:next w:val="Normal"/>
+    <w:uiPriority w:val="9"/>
+    <w:semiHidden/>
+    <w:unhideWhenUsed/>
+    <w:qFormat/>
     <w:pPr>
-      <w:keepNext w:val="1"/>
-      <w:keepLines w:val="1"/>
-      <w:pageBreakBefore w:val="0"/>
-      <w:spacing w:after="80" w:before="240" w:lineRule="auto"/>
+      <w:keepNext/>
+      <w:keepLines/>
+      <w:spacing w:before="240" w:after="80"/>
+      <w:outlineLvl w:val="4"/>
     </w:pPr>
     <w:rPr>
       <w:color w:val="666666"/>
-      <w:sz w:val="22"/>
-      <w:szCs w:val="22"/>
     </w:rPr>
   </w:style>
   <w:style w:type="paragraph" w:styleId="Heading6">
     <w:name w:val="heading 6"/>
     <w:basedOn w:val="Normal"/>
     <w:next w:val="Normal"/>
+    <w:uiPriority w:val="9"/>
+    <w:semiHidden/>
+    <w:unhideWhenUsed/>
+    <w:qFormat/>
     <w:pPr>
-      <w:keepNext w:val="1"/>
-      <w:keepLines w:val="1"/>
-      <w:pageBreakBefore w:val="0"/>
-      <w:spacing w:after="80" w:before="240" w:lineRule="auto"/>
+      <w:keepNext/>
+      <w:keepLines/>
+      <w:spacing w:before="240" w:after="80"/>
+      <w:outlineLvl w:val="5"/>
     </w:pPr>
     <w:rPr>
-      <w:i w:val="1"/>
-      <w:iCs w:val="1"/>
+      <w:i/>
+      <w:iCs/>
       <w:color w:val="666666"/>
-      <w:sz w:val="22"/>
-      <w:szCs w:val="22"/>
     </w:rPr>
+  </w:style>
+  <w:style w:type="character" w:default="1" w:styleId="DefaultParagraphFont">
+    <w:name w:val="Default Paragraph Font"/>
+    <w:uiPriority w:val="1"/>
+    <w:semiHidden/>
+    <w:unhideWhenUsed/>
+  </w:style>
+  <w:style w:type="table" w:default="1" w:styleId="TableNormal">
+    <w:name w:val="Normal Table"/>
+    <w:uiPriority w:val="99"/>
+    <w:semiHidden/>
+    <w:unhideWhenUsed/>
+    <w:tblPr>
+      <w:tblInd w:w="0" w:type="dxa"/>
+      <w:tblCellMar>
+        <w:top w:w="0" w:type="dxa"/>
+        <w:left w:w="108" w:type="dxa"/>
+        <w:bottom w:w="0" w:type="dxa"/>
+        <w:right w:w="108" w:type="dxa"/>
+      </w:tblCellMar>
+    </w:tblPr>
+  </w:style>
+  <w:style w:type="numbering" w:default="1" w:styleId="NoList">
+    <w:name w:val="No List"/>
+    <w:uiPriority w:val="99"/>
+    <w:semiHidden/>
+    <w:unhideWhenUsed/>
+  </w:style>
+  <w:style w:type="table" w:customStyle="1" w:styleId="TableNormal0">
+    <w:name w:val="TableNormal"/>
+    <w:tblPr>
+      <w:tblCellMar>
+        <w:top w:w="100" w:type="dxa"/>
+        <w:left w:w="100" w:type="dxa"/>
+        <w:bottom w:w="100" w:type="dxa"/>
+        <w:right w:w="100" w:type="dxa"/>
+      </w:tblCellMar>
+    </w:tblPr>
   </w:style>
   <w:style w:type="paragraph" w:styleId="Title">
     <w:name w:val="Title"/>
     <w:basedOn w:val="Normal"/>
     <w:next w:val="Normal"/>
+    <w:uiPriority w:val="10"/>
+    <w:qFormat/>
     <w:pPr>
-      <w:keepNext w:val="1"/>
-      <w:keepLines w:val="1"/>
-      <w:pageBreakBefore w:val="0"/>
-      <w:spacing w:after="60" w:before="0" w:lineRule="auto"/>
+      <w:keepNext/>
+      <w:keepLines/>
+      <w:spacing w:after="60"/>
     </w:pPr>
     <w:rPr>
       <w:sz w:val="52"/>
@@ -2764,108 +3163,32 @@
     <w:name w:val="Subtitle"/>
     <w:basedOn w:val="Normal"/>
     <w:next w:val="Normal"/>
+    <w:uiPriority w:val="11"/>
+    <w:qFormat/>
     <w:pPr>
-      <w:keepNext w:val="1"/>
-      <w:keepLines w:val="1"/>
-      <w:pageBreakBefore w:val="0"/>
-      <w:spacing w:after="320" w:before="0" w:lineRule="auto"/>
+      <w:keepNext/>
+      <w:keepLines/>
+      <w:spacing w:after="320"/>
     </w:pPr>
     <w:rPr>
-      <w:rFonts w:ascii="Arial" w:cs="Arial" w:eastAsia="Arial" w:hAnsi="Arial"/>
-      <w:i w:val="0"/>
-      <w:iCs w:val="0"/>
       <w:color w:val="666666"/>
       <w:sz w:val="30"/>
       <w:szCs w:val="30"/>
     </w:rPr>
   </w:style>
-  <w:style w:type="table" w:styleId="Table1">
-    <w:basedOn w:val="TableNormal"/>
+  <w:style w:type="table" w:customStyle="1" w:styleId="a">
+    <w:basedOn w:val="TableNormal0"/>
     <w:tblPr>
       <w:tblStyleRowBandSize w:val="1"/>
       <w:tblStyleColBandSize w:val="1"/>
-      <w:tblCellMar/>
     </w:tblPr>
-    <w:tblStylePr w:type="band1Horz">
-      <w:tcPr/>
-    </w:tblStylePr>
-    <w:tblStylePr w:type="band1Vert">
-      <w:tcPr/>
-    </w:tblStylePr>
-    <w:tblStylePr w:type="band2Horz">
-      <w:tcPr/>
-    </w:tblStylePr>
-    <w:tblStylePr w:type="band2Vert">
-      <w:tcPr/>
-    </w:tblStylePr>
-    <w:tblStylePr w:type="firstCol">
-      <w:tcPr/>
-    </w:tblStylePr>
-    <w:tblStylePr w:type="firstRow">
-      <w:tcPr/>
-    </w:tblStylePr>
-    <w:tblStylePr w:type="lastCol">
-      <w:tcPr/>
-    </w:tblStylePr>
-    <w:tblStylePr w:type="lastRow">
-      <w:tcPr/>
-    </w:tblStylePr>
-    <w:tblStylePr w:type="neCell">
-      <w:tcPr/>
-    </w:tblStylePr>
-    <w:tblStylePr w:type="nwCell">
-      <w:tcPr/>
-    </w:tblStylePr>
-    <w:tblStylePr w:type="seCell">
-      <w:tcPr/>
-    </w:tblStylePr>
-    <w:tblStylePr w:type="swCell">
-      <w:tcPr/>
-    </w:tblStylePr>
   </w:style>
-  <w:style w:type="table" w:styleId="Table2">
-    <w:basedOn w:val="TableNormal"/>
+  <w:style w:type="table" w:customStyle="1" w:styleId="a0">
+    <w:basedOn w:val="TableNormal0"/>
     <w:tblPr>
       <w:tblStyleRowBandSize w:val="1"/>
       <w:tblStyleColBandSize w:val="1"/>
-      <w:tblCellMar/>
     </w:tblPr>
-    <w:tblStylePr w:type="band1Horz">
-      <w:tcPr/>
-    </w:tblStylePr>
-    <w:tblStylePr w:type="band1Vert">
-      <w:tcPr/>
-    </w:tblStylePr>
-    <w:tblStylePr w:type="band2Horz">
-      <w:tcPr/>
-    </w:tblStylePr>
-    <w:tblStylePr w:type="band2Vert">
-      <w:tcPr/>
-    </w:tblStylePr>
-    <w:tblStylePr w:type="firstCol">
-      <w:tcPr/>
-    </w:tblStylePr>
-    <w:tblStylePr w:type="firstRow">
-      <w:tcPr/>
-    </w:tblStylePr>
-    <w:tblStylePr w:type="lastCol">
-      <w:tcPr/>
-    </w:tblStylePr>
-    <w:tblStylePr w:type="lastRow">
-      <w:tcPr/>
-    </w:tblStylePr>
-    <w:tblStylePr w:type="neCell">
-      <w:tcPr/>
-    </w:tblStylePr>
-    <w:tblStylePr w:type="nwCell">
-      <w:tcPr/>
-    </w:tblStylePr>
-    <w:tblStylePr w:type="seCell">
-      <w:tcPr/>
-    </w:tblStylePr>
-    <w:tblStylePr w:type="swCell">
-      <w:tcPr/>
-    </w:tblStylePr>
   </w:style>
 </w:styles>
 </file>
